--- a/stage 4/Blockchain_Payments_Stage4.docx
+++ b/stage 4/Blockchain_Payments_Stage4.docx
@@ -145,7 +145,7 @@
         </w:rPr>
         <w:t xml:space="preserve">GitHub:  </w:t>
       </w:r>
-      <w:hyperlink w:history="1" r:id="rIdgeha9hlnkz-xk-u5ojeg6">
+      <w:hyperlink w:history="1" r:id="rIdqj9wk-r6c1kwnbl_f1ltb">
         <w:r>
           <w:rPr>
             <w:rFonts w:ascii="Arial" w:cs="Arial" w:eastAsia="Arial" w:hAnsi="Arial"/>
@@ -220,7 +220,7 @@
           <w:sz w:val="20"/>
           <w:szCs w:val="20"/>
         </w:rPr>
-        <w:t xml:space="preserve">Stage 4 goes one level deeper. Everything analyzed in Stages 2 and 3 — USDC transfers, token volumes, payment flows — was observed at the surface level through decoded Spell tables that Dune prepares in advance. This stage explains what is happening underneath those tables: how smart contracts actually execute payment logic, what the raw event log data looks like before decoding, how real payment protocols encode invoices and settlements on-chain, and how to write Dune queries that work directly with contract-level data.</w:t>
+        <w:t xml:space="preserve">Stage 4 goes one level deeper. Everything analyzed in Stages 2 and 3 — USDC transfers, token volumes, payment flows — was observed at the surface level through decoded Spell tables that Dune prepares in advance. This stage explains what is happening underneath those tables: how smart contracts actually execute payment logic, what the raw event log data looks like before decoding, how to decode it yourself in Python, how real payment protocols encode invoices and settlements on-chain, and how to write Dune queries that work directly with contract-level data.</w:t>
       </w:r>
     </w:p>
     <w:p>
@@ -350,7 +350,7 @@
                 <w:sz w:val="18"/>
                 <w:szCs w:val="18"/>
               </w:rPr>
-              <w:t xml:space="preserve">This document covers five topics: how ERC-20 smart contracts work and what the Transfer event looks like in raw form; how to decode raw log data on Dune without relying on Spell tables; how Request Network encodes payment requests on-chain; how Gnosis Pay bridges self-custodial crypto with Visa card infrastructure; and a capstone Dune query exercise working directly with contract-level data. A self-assessment section defines the criteria for program completion.</w:t>
+              <w:t xml:space="preserve">This document covers five topics: how ERC-20 smart contracts work and what the Transfer event looks like in raw form, including how to decode hex data yourself; how to decode raw log data on Dune without relying on Spell tables; how Request Network encodes payment requests on-chain; how Gnosis Pay bridges self-custodial crypto with Visa card infrastructure; and a capstone Dune query exercise working directly with contract-level data. A self-assessment section defines the criteria for program completion.</w:t>
             </w:r>
           </w:p>
         </w:tc>
@@ -1109,7 +1109,435 @@
           <w:sz w:val="22"/>
           <w:szCs w:val="22"/>
         </w:rPr>
-        <w:t xml:space="preserve">1.3  The Transfer Event in Raw Form</w:t>
+        <w:t xml:space="preserve">1.3  Understanding Hexadecimal</w:t>
+      </w:r>
+    </w:p>
+    <w:p>
+      <w:pPr>
+        <w:spacing w:after="60" w:before="60"/>
+      </w:pPr>
+      <w:r>
+        <w:rPr>
+          <w:rFonts w:ascii="Arial" w:cs="Arial" w:eastAsia="Arial" w:hAnsi="Arial"/>
+          <w:color w:val="222222"/>
+          <w:sz w:val="20"/>
+          <w:szCs w:val="20"/>
+        </w:rPr>
+        <w:t xml:space="preserve">Before reading raw event logs, you need to understand hexadecimal — the numbering system Ethereum uses to store all data. This section explains it intuitively, without requiring any mental arithmetic.</w:t>
+      </w:r>
+    </w:p>
+    <w:p>
+      <w:pPr>
+        <w:spacing w:after="80" w:before="80"/>
+      </w:pPr>
+      <w:r>
+        <w:t xml:space="preserve"/>
+      </w:r>
+    </w:p>
+    <w:p>
+      <w:pPr>
+        <w:spacing w:after="40" w:before="160"/>
+      </w:pPr>
+      <w:r>
+        <w:rPr>
+          <w:rFonts w:ascii="Arial" w:cs="Arial" w:eastAsia="Arial" w:hAnsi="Arial"/>
+          <w:b/>
+          <w:bCs/>
+          <w:color w:val="1A7A8A"/>
+          <w:sz w:val="20"/>
+          <w:szCs w:val="20"/>
+        </w:rPr>
+        <w:t xml:space="preserve">Why Hexadecimal Exists</w:t>
+      </w:r>
+    </w:p>
+    <w:p>
+      <w:pPr>
+        <w:spacing w:after="60" w:before="60"/>
+      </w:pPr>
+      <w:r>
+        <w:rPr>
+          <w:rFonts w:ascii="Arial" w:cs="Arial" w:eastAsia="Arial" w:hAnsi="Arial"/>
+          <w:color w:val="222222"/>
+          <w:sz w:val="20"/>
+          <w:szCs w:val="20"/>
+        </w:rPr>
+        <w:t xml:space="preserve">Computers store everything in binary — sequences of 0s and 1s. Eight binary digits grouped together is called a byte. One byte can hold any value from 0 to 255.</w:t>
+      </w:r>
+    </w:p>
+    <w:p>
+      <w:pPr>
+        <w:spacing w:after="80" w:before="80"/>
+      </w:pPr>
+      <w:r>
+        <w:t xml:space="preserve"/>
+      </w:r>
+    </w:p>
+    <w:p>
+      <w:pPr>
+        <w:spacing w:after="60" w:before="60"/>
+      </w:pPr>
+      <w:r>
+        <w:rPr>
+          <w:rFonts w:ascii="Arial" w:cs="Arial" w:eastAsia="Arial" w:hAnsi="Arial"/>
+          <w:color w:val="222222"/>
+          <w:sz w:val="20"/>
+          <w:szCs w:val="20"/>
+        </w:rPr>
+        <w:t xml:space="preserve">The problem: binary is completely unreadable for humans. And decimal (base 10) doesn't map cleanly onto bytes either — one byte doesn't correspond to a neat number of decimal digits.</w:t>
+      </w:r>
+    </w:p>
+    <w:p>
+      <w:pPr>
+        <w:spacing w:after="80" w:before="80"/>
+      </w:pPr>
+      <w:r>
+        <w:t xml:space="preserve"/>
+      </w:r>
+    </w:p>
+    <w:p>
+      <w:pPr>
+        <w:spacing w:after="60" w:before="60"/>
+      </w:pPr>
+      <w:r>
+        <w:rPr>
+          <w:rFonts w:ascii="Arial" w:cs="Arial" w:eastAsia="Arial" w:hAnsi="Arial"/>
+          <w:color w:val="222222"/>
+          <w:sz w:val="20"/>
+          <w:szCs w:val="20"/>
+        </w:rPr>
+        <w:t xml:space="preserve">Hexadecimal (base 16) solves this perfectly. The key insight is: one hex digit = exactly 4 bits, so two hex digits = exactly one byte. Always. Clean, exact, predictable. This is why hex was chosen — not base 20 or base 8 — because 16 = 2⁴, which maps perfectly onto binary. Every byte becomes exactly two hex characters.</w:t>
+      </w:r>
+    </w:p>
+    <w:p>
+      <w:pPr>
+        <w:spacing w:after="80" w:before="80"/>
+      </w:pPr>
+      <w:r>
+        <w:t xml:space="preserve"/>
+      </w:r>
+    </w:p>
+    <w:p>
+      <w:pPr>
+        <w:spacing w:after="60" w:before="60"/>
+      </w:pPr>
+      <w:r>
+        <w:rPr>
+          <w:rFonts w:ascii="Arial" w:cs="Arial" w:eastAsia="Arial" w:hAnsi="Arial"/>
+          <w:color w:val="222222"/>
+          <w:sz w:val="20"/>
+          <w:szCs w:val="20"/>
+        </w:rPr>
+        <w:t xml:space="preserve">Hex uses the digits 0–9 and the letters a–f, giving 16 possible values per digit: 0, 1, 2, 3, 4, 5, 6, 7, 8, 9, a, b, c, d, e, f. The prefix 0x simply means 'what follows is written in hex' — like putting a € sign before a number to say 'this is euros.' The actual value starts after the 0x.</w:t>
+      </w:r>
+    </w:p>
+    <w:p>
+      <w:pPr>
+        <w:spacing w:after="80" w:before="80"/>
+      </w:pPr>
+      <w:r>
+        <w:t xml:space="preserve"/>
+      </w:r>
+    </w:p>
+    <w:p>
+      <w:pPr>
+        <w:spacing w:after="40" w:before="160"/>
+      </w:pPr>
+      <w:r>
+        <w:rPr>
+          <w:rFonts w:ascii="Arial" w:cs="Arial" w:eastAsia="Arial" w:hAnsi="Arial"/>
+          <w:b/>
+          <w:bCs/>
+          <w:color w:val="1A7A8A"/>
+          <w:sz w:val="20"/>
+          <w:szCs w:val="20"/>
+        </w:rPr>
+        <w:t xml:space="preserve">How to Read Hex — The Pair Rule</w:t>
+      </w:r>
+    </w:p>
+    <w:p>
+      <w:pPr>
+        <w:spacing w:after="60" w:before="60"/>
+      </w:pPr>
+      <w:r>
+        <w:rPr>
+          <w:rFonts w:ascii="Arial" w:cs="Arial" w:eastAsia="Arial" w:hAnsi="Arial"/>
+          <w:color w:val="222222"/>
+          <w:sz w:val="20"/>
+          <w:szCs w:val="20"/>
+        </w:rPr>
+        <w:t xml:space="preserve">You never need to calculate hex in your head. The only skill you need is reading in pairs. Every two hex characters is one byte. So a 40-character hex string is 20 bytes — just count the pairs:</w:t>
+      </w:r>
+    </w:p>
+    <w:p>
+      <w:pPr>
+        <w:spacing w:after="80" w:before="80"/>
+      </w:pPr>
+      <w:r>
+        <w:t xml:space="preserve"/>
+      </w:r>
+    </w:p>
+    <w:p>
+      <w:pPr>
+        <w:spacing w:after="40" w:before="40"/>
+        <w:ind w:left="360"/>
+      </w:pPr>
+      <w:r>
+        <w:rPr>
+          <w:rFonts w:ascii="Courier New" w:cs="Courier New" w:eastAsia="Courier New" w:hAnsi="Courier New"/>
+          <w:color w:val="2C3E6B"/>
+          <w:sz w:val="18"/>
+          <w:szCs w:val="18"/>
+        </w:rPr>
+        <w:t xml:space="preserve">1234567890abcdef1234567890abcdef12345678</w:t>
+      </w:r>
+    </w:p>
+    <w:p>
+      <w:pPr>
+        <w:spacing w:after="40" w:before="40"/>
+        <w:ind w:left="360"/>
+      </w:pPr>
+      <w:r>
+        <w:rPr>
+          <w:rFonts w:ascii="Courier New" w:cs="Courier New" w:eastAsia="Courier New" w:hAnsi="Courier New"/>
+          <w:color w:val="2C3E6B"/>
+          <w:sz w:val="18"/>
+          <w:szCs w:val="18"/>
+        </w:rPr>
+        <w:t xml:space="preserve"/>
+      </w:r>
+    </w:p>
+    <w:p>
+      <w:pPr>
+        <w:spacing w:after="40" w:before="40"/>
+        <w:ind w:left="360"/>
+      </w:pPr>
+      <w:r>
+        <w:rPr>
+          <w:rFonts w:ascii="Courier New" w:cs="Courier New" w:eastAsia="Courier New" w:hAnsi="Courier New"/>
+          <w:color w:val="2C3E6B"/>
+          <w:sz w:val="18"/>
+          <w:szCs w:val="18"/>
+        </w:rPr>
+        <w:t xml:space="preserve">12  34  56  78  90  ab  cd  ef  12  34  56  78  90  ab  cd  ef  12  34  56  78</w:t>
+      </w:r>
+    </w:p>
+    <w:p>
+      <w:pPr>
+        <w:spacing w:after="40" w:before="40"/>
+        <w:ind w:left="360"/>
+      </w:pPr>
+      <w:r>
+        <w:rPr>
+          <w:rFonts w:ascii="Courier New" w:cs="Courier New" w:eastAsia="Courier New" w:hAnsi="Courier New"/>
+          <w:color w:val="2C3E6B"/>
+          <w:sz w:val="18"/>
+          <w:szCs w:val="18"/>
+        </w:rPr>
+        <w:t xml:space="preserve"> 1   2   3   4   5   6   7   8   9  10  11  12  13  14  15  16  17  18  19  20</w:t>
+      </w:r>
+    </w:p>
+    <w:p>
+      <w:pPr>
+        <w:spacing w:after="80" w:before="80"/>
+      </w:pPr>
+      <w:r>
+        <w:t xml:space="preserve"/>
+      </w:r>
+    </w:p>
+    <w:p>
+      <w:pPr>
+        <w:spacing w:after="60" w:before="60"/>
+      </w:pPr>
+      <w:r>
+        <w:rPr>
+          <w:rFonts w:ascii="Arial" w:cs="Arial" w:eastAsia="Arial" w:hAnsi="Arial"/>
+          <w:color w:val="222222"/>
+          <w:sz w:val="20"/>
+          <w:szCs w:val="20"/>
+        </w:rPr>
+        <w:t xml:space="preserve">20 pairs = 20 bytes. No arithmetic. Just counting pairs. Ethereum addresses are always 20 bytes = 40 hex characters. This is why.</w:t>
+      </w:r>
+    </w:p>
+    <w:p>
+      <w:pPr>
+        <w:spacing w:after="80" w:before="80"/>
+      </w:pPr>
+      <w:r>
+        <w:t xml:space="preserve"/>
+      </w:r>
+    </w:p>
+    <w:p>
+      <w:pPr>
+        <w:spacing w:after="40" w:before="160"/>
+      </w:pPr>
+      <w:r>
+        <w:rPr>
+          <w:rFonts w:ascii="Arial" w:cs="Arial" w:eastAsia="Arial" w:hAnsi="Arial"/>
+          <w:b/>
+          <w:bCs/>
+          <w:color w:val="1A7A8A"/>
+          <w:sz w:val="20"/>
+          <w:szCs w:val="20"/>
+        </w:rPr>
+        <w:t xml:space="preserve">Converting Hex Numbers — Use Python, Not Your Head</w:t>
+      </w:r>
+    </w:p>
+    <w:p>
+      <w:pPr>
+        <w:spacing w:after="60" w:before="60"/>
+      </w:pPr>
+      <w:r>
+        <w:rPr>
+          <w:rFonts w:ascii="Arial" w:cs="Arial" w:eastAsia="Arial" w:hAnsi="Arial"/>
+          <w:color w:val="222222"/>
+          <w:sz w:val="20"/>
+          <w:szCs w:val="20"/>
+        </w:rPr>
+        <w:t xml:space="preserve">When you see a hex value like 0x3b9ac9ff, you do not need to convert it manually. That is exactly what Python is for:</w:t>
+      </w:r>
+    </w:p>
+    <w:p>
+      <w:pPr>
+        <w:spacing w:after="80" w:before="80"/>
+      </w:pPr>
+      <w:r>
+        <w:t xml:space="preserve"/>
+      </w:r>
+    </w:p>
+    <w:p>
+      <w:pPr>
+        <w:spacing w:after="40" w:before="40"/>
+        <w:ind w:left="360"/>
+      </w:pPr>
+      <w:r>
+        <w:rPr>
+          <w:rFonts w:ascii="Courier New" w:cs="Courier New" w:eastAsia="Courier New" w:hAnsi="Courier New"/>
+          <w:color w:val="2C3E6B"/>
+          <w:sz w:val="18"/>
+          <w:szCs w:val="18"/>
+        </w:rPr>
+        <w:t xml:space="preserve">int('3b9ac9ff', 16)</w:t>
+      </w:r>
+    </w:p>
+    <w:p>
+      <w:pPr>
+        <w:spacing w:after="40" w:before="40"/>
+        <w:ind w:left="360"/>
+      </w:pPr>
+      <w:r>
+        <w:rPr>
+          <w:rFonts w:ascii="Courier New" w:cs="Courier New" w:eastAsia="Courier New" w:hAnsi="Courier New"/>
+          <w:color w:val="2C3E6B"/>
+          <w:sz w:val="18"/>
+          <w:szCs w:val="18"/>
+        </w:rPr>
+        <w:t xml:space="preserve"># Returns: 999999999</w:t>
+      </w:r>
+    </w:p>
+    <w:p>
+      <w:pPr>
+        <w:spacing w:after="40" w:before="40"/>
+        <w:ind w:left="360"/>
+      </w:pPr>
+      <w:r>
+        <w:rPr>
+          <w:rFonts w:ascii="Courier New" w:cs="Courier New" w:eastAsia="Courier New" w:hAnsi="Courier New"/>
+          <w:color w:val="2C3E6B"/>
+          <w:sz w:val="18"/>
+          <w:szCs w:val="18"/>
+        </w:rPr>
+        <w:t xml:space="preserve"/>
+      </w:r>
+    </w:p>
+    <w:p>
+      <w:pPr>
+        <w:spacing w:after="40" w:before="40"/>
+        <w:ind w:left="360"/>
+      </w:pPr>
+      <w:r>
+        <w:rPr>
+          <w:rFonts w:ascii="Courier New" w:cs="Courier New" w:eastAsia="Courier New" w:hAnsi="Courier New"/>
+          <w:color w:val="2C3E6B"/>
+          <w:sz w:val="18"/>
+          <w:szCs w:val="18"/>
+        </w:rPr>
+        <w:t xml:space="preserve"># For USDC with 6 decimals:</w:t>
+      </w:r>
+    </w:p>
+    <w:p>
+      <w:pPr>
+        <w:spacing w:after="40" w:before="40"/>
+        <w:ind w:left="360"/>
+      </w:pPr>
+      <w:r>
+        <w:rPr>
+          <w:rFonts w:ascii="Courier New" w:cs="Courier New" w:eastAsia="Courier New" w:hAnsi="Courier New"/>
+          <w:color w:val="2C3E6B"/>
+          <w:sz w:val="18"/>
+          <w:szCs w:val="18"/>
+        </w:rPr>
+        <w:t xml:space="preserve">999999999 / 1e6</w:t>
+      </w:r>
+    </w:p>
+    <w:p>
+      <w:pPr>
+        <w:spacing w:after="40" w:before="40"/>
+        <w:ind w:left="360"/>
+      </w:pPr>
+      <w:r>
+        <w:rPr>
+          <w:rFonts w:ascii="Courier New" w:cs="Courier New" w:eastAsia="Courier New" w:hAnsi="Courier New"/>
+          <w:color w:val="2C3E6B"/>
+          <w:sz w:val="18"/>
+          <w:szCs w:val="18"/>
+        </w:rPr>
+        <w:t xml:space="preserve"># Returns: 999.999999 USDC</w:t>
+      </w:r>
+    </w:p>
+    <w:p>
+      <w:pPr>
+        <w:spacing w:after="80" w:before="80"/>
+      </w:pPr>
+      <w:r>
+        <w:t xml:space="preserve"/>
+      </w:r>
+    </w:p>
+    <w:p>
+      <w:pPr>
+        <w:spacing w:after="60" w:before="60"/>
+      </w:pPr>
+      <w:r>
+        <w:rPr>
+          <w:rFonts w:ascii="Arial" w:cs="Arial" w:eastAsia="Arial" w:hAnsi="Arial"/>
+          <w:color w:val="222222"/>
+          <w:sz w:val="20"/>
+          <w:szCs w:val="20"/>
+        </w:rPr>
+        <w:t xml:space="preserve">One line. Done. The real skill is not arithmetic — it is recognizing that something is hex-encoded and knowing which tool converts it. You will never calculate base-16 by hand in professional work.</w:t>
+      </w:r>
+    </w:p>
+    <w:p>
+      <w:pPr>
+        <w:spacing w:after="80" w:before="80"/>
+      </w:pPr>
+      <w:r>
+        <w:t xml:space="preserve"/>
+      </w:r>
+    </w:p>
+    <w:p>
+      <w:pPr>
+        <w:spacing w:after="60" w:before="200"/>
+      </w:pPr>
+      <w:r>
+        <w:rPr>
+          <w:rFonts w:ascii="Arial" w:cs="Arial" w:eastAsia="Arial" w:hAnsi="Arial"/>
+          <w:b/>
+          <w:bCs/>
+          <w:color w:val="2C3E6B"/>
+          <w:sz w:val="22"/>
+          <w:szCs w:val="22"/>
+        </w:rPr>
+        <w:t xml:space="preserve">1.4  The Transfer Event in Raw Form</w:t>
       </w:r>
     </w:p>
     <w:p>
@@ -1176,7 +1604,7 @@
           <w:sz w:val="18"/>
           <w:szCs w:val="18"/>
         </w:rPr>
-        <w:t xml:space="preserve">topic1:   0x000000000000000000000000[from_address_padded_to_32_bytes]</w:t>
+        <w:t xml:space="preserve">topic1:   0x000000000000000000000000a9d1e08c7793af67e9d92fe308d5697fb81d3e43</w:t>
       </w:r>
     </w:p>
     <w:p>
@@ -1191,7 +1619,7 @@
           <w:sz w:val="18"/>
           <w:szCs w:val="18"/>
         </w:rPr>
-        <w:t xml:space="preserve">topic2:   0x000000000000000000000000[to_address_padded_to_32_bytes]</w:t>
+        <w:t xml:space="preserve">topic2:   0x000000000000000000000000b5d85cbf7cb3ee0d56b3bb207d5fc4b82f43f511</w:t>
       </w:r>
     </w:p>
     <w:p>
@@ -1306,7 +1734,7 @@
           <w:sz w:val="20"/>
           <w:szCs w:val="20"/>
         </w:rPr>
-        <w:t xml:space="preserve"> — the from address, zero-padded to 32 bytes. The actual address is the last 20 bytes.</w:t>
+        <w:t xml:space="preserve"> — the from address, zero-padded to 32 bytes. The actual address is the last 40 hex characters (20 bytes).</w:t>
       </w:r>
     </w:p>
     <w:p>
@@ -1376,7 +1804,450 @@
           <w:sz w:val="20"/>
           <w:szCs w:val="20"/>
         </w:rPr>
-        <w:t xml:space="preserve"> — the token amount in raw units (wei equivalent for the token). For USDC with 6 decimals, 0x3b9ac9ff = 999,999,999 raw units = 999.999999 USDC.</w:t>
+        <w:t xml:space="preserve"> — the token amount in raw hex. Decode with Python: int('3b9ac9ff', 16) = 999,999,999 raw units = 999.999999 USDC.</w:t>
+      </w:r>
+    </w:p>
+    <w:p>
+      <w:pPr>
+        <w:spacing w:after="80" w:before="80"/>
+      </w:pPr>
+      <w:r>
+        <w:t xml:space="preserve"/>
+      </w:r>
+    </w:p>
+    <w:p>
+      <w:pPr>
+        <w:spacing w:after="40" w:before="160"/>
+      </w:pPr>
+      <w:r>
+        <w:rPr>
+          <w:rFonts w:ascii="Arial" w:cs="Arial" w:eastAsia="Arial" w:hAnsi="Arial"/>
+          <w:b/>
+          <w:bCs/>
+          <w:color w:val="1A7A8A"/>
+          <w:sz w:val="20"/>
+          <w:szCs w:val="20"/>
+        </w:rPr>
+        <w:t xml:space="preserve">Why 32 Bytes?</w:t>
+      </w:r>
+    </w:p>
+    <w:p>
+      <w:pPr>
+        <w:spacing w:after="60" w:before="60"/>
+      </w:pPr>
+      <w:r>
+        <w:rPr>
+          <w:rFonts w:ascii="Arial" w:cs="Arial" w:eastAsia="Arial" w:hAnsi="Arial"/>
+          <w:color w:val="222222"/>
+          <w:sz w:val="20"/>
+          <w:szCs w:val="20"/>
+        </w:rPr>
+        <w:t xml:space="preserve">You may notice that addresses (20 bytes) are padded with zeros to fill a 32-byte slot. The reason is that the EVM reads memory in fixed chunks of exactly 32 bytes at a time — always. It never reads 'however many bytes this value needs.' It reads 32, moves forward 32, reads the next 32. Fixed grid. No exceptions.</w:t>
+      </w:r>
+    </w:p>
+    <w:p>
+      <w:pPr>
+        <w:spacing w:after="80" w:before="80"/>
+      </w:pPr>
+      <w:r>
+        <w:t xml:space="preserve"/>
+      </w:r>
+    </w:p>
+    <w:p>
+      <w:pPr>
+        <w:spacing w:after="60" w:before="60"/>
+      </w:pPr>
+      <w:r>
+        <w:rPr>
+          <w:rFonts w:ascii="Arial" w:cs="Arial" w:eastAsia="Arial" w:hAnsi="Arial"/>
+          <w:color w:val="222222"/>
+          <w:sz w:val="20"/>
+          <w:szCs w:val="20"/>
+        </w:rPr>
+        <w:t xml:space="preserve">Think of it like a car park with fixed-size spaces. Every space is the same width — whether you park a Mini or a truck. The Mini (your 20-byte address) parks in the space but doesn't fill it. The empty space on the left is the padding. The car park doesn't care — it just knows every space starts exactly 32 bytes from the last one.</w:t>
+      </w:r>
+    </w:p>
+    <w:p>
+      <w:pPr>
+        <w:spacing w:after="80" w:before="80"/>
+      </w:pPr>
+      <w:r>
+        <w:t xml:space="preserve"/>
+      </w:r>
+    </w:p>
+    <w:p>
+      <w:pPr>
+        <w:spacing w:after="40" w:before="40"/>
+        <w:ind w:left="360"/>
+      </w:pPr>
+      <w:r>
+        <w:rPr>
+          <w:rFonts w:ascii="Courier New" w:cs="Courier New" w:eastAsia="Courier New" w:hAnsi="Courier New"/>
+          <w:color w:val="2C3E6B"/>
+          <w:sz w:val="18"/>
+          <w:szCs w:val="18"/>
+        </w:rPr>
+        <w:t xml:space="preserve">The 32-byte slot (64 hex characters):</w:t>
+      </w:r>
+    </w:p>
+    <w:p>
+      <w:pPr>
+        <w:spacing w:after="40" w:before="40"/>
+        <w:ind w:left="360"/>
+      </w:pPr>
+      <w:r>
+        <w:rPr>
+          <w:rFonts w:ascii="Courier New" w:cs="Courier New" w:eastAsia="Courier New" w:hAnsi="Courier New"/>
+          <w:color w:val="2C3E6B"/>
+          <w:sz w:val="18"/>
+          <w:szCs w:val="18"/>
+        </w:rPr>
+        <w:t xml:space="preserve"/>
+      </w:r>
+    </w:p>
+    <w:p>
+      <w:pPr>
+        <w:spacing w:after="40" w:before="40"/>
+        <w:ind w:left="360"/>
+      </w:pPr>
+      <w:r>
+        <w:rPr>
+          <w:rFonts w:ascii="Courier New" w:cs="Courier New" w:eastAsia="Courier New" w:hAnsi="Courier New"/>
+          <w:color w:val="2C3E6B"/>
+          <w:sz w:val="18"/>
+          <w:szCs w:val="18"/>
+        </w:rPr>
+        <w:t xml:space="preserve">[000000000000000000000000] [a9d1e08c7793af67e9d92fe308d5697fb81d3e43]</w:t>
+      </w:r>
+    </w:p>
+    <w:p>
+      <w:pPr>
+        <w:spacing w:after="40" w:before="40"/>
+        <w:ind w:left="360"/>
+      </w:pPr>
+      <w:r>
+        <w:rPr>
+          <w:rFonts w:ascii="Courier New" w:cs="Courier New" w:eastAsia="Courier New" w:hAnsi="Courier New"/>
+          <w:color w:val="2C3E6B"/>
+          <w:sz w:val="18"/>
+          <w:szCs w:val="18"/>
+        </w:rPr>
+        <w:t xml:space="preserve"> 24 hex chars of padding    40 hex chars = the actual 20-byte address</w:t>
+      </w:r>
+    </w:p>
+    <w:p>
+      <w:pPr>
+        <w:spacing w:after="80" w:before="80"/>
+      </w:pPr>
+      <w:r>
+        <w:t xml:space="preserve"/>
+      </w:r>
+    </w:p>
+    <w:p>
+      <w:pPr>
+        <w:spacing w:after="60" w:before="60"/>
+      </w:pPr>
+      <w:r>
+        <w:rPr>
+          <w:rFonts w:ascii="Arial" w:cs="Arial" w:eastAsia="Arial" w:hAnsi="Arial"/>
+          <w:color w:val="222222"/>
+          <w:sz w:val="20"/>
+          <w:szCs w:val="20"/>
+        </w:rPr>
+        <w:t xml:space="preserve">To extract the real address, skip the first 24 hex characters and take the last 40. That is what the Dune query in Section 2 does with SUBSTR(topic1, 27, 40).</w:t>
+      </w:r>
+    </w:p>
+    <w:p>
+      <w:pPr>
+        <w:spacing w:after="80" w:before="80"/>
+      </w:pPr>
+      <w:r>
+        <w:t xml:space="preserve"/>
+      </w:r>
+    </w:p>
+    <w:p>
+      <w:pPr>
+        <w:spacing w:after="40" w:before="160"/>
+      </w:pPr>
+      <w:r>
+        <w:rPr>
+          <w:rFonts w:ascii="Arial" w:cs="Arial" w:eastAsia="Arial" w:hAnsi="Arial"/>
+          <w:b/>
+          <w:bCs/>
+          <w:color w:val="1A7A8A"/>
+          <w:sz w:val="20"/>
+          <w:szCs w:val="20"/>
+        </w:rPr>
+        <w:t xml:space="preserve">How to Decode This Yourself — Three Steps</w:t>
+      </w:r>
+    </w:p>
+    <w:p>
+      <w:pPr>
+        <w:spacing w:after="60" w:before="60"/>
+      </w:pPr>
+      <w:r>
+        <w:rPr>
+          <w:rFonts w:ascii="Arial" w:cs="Arial" w:eastAsia="Arial" w:hAnsi="Arial"/>
+          <w:color w:val="222222"/>
+          <w:sz w:val="20"/>
+          <w:szCs w:val="20"/>
+        </w:rPr>
+        <w:t xml:space="preserve">When Dune has not decoded a contract, you decode the raw log yourself. Here is the complete three-step process:</w:t>
+      </w:r>
+    </w:p>
+    <w:p>
+      <w:pPr>
+        <w:spacing w:after="80" w:before="80"/>
+      </w:pPr>
+      <w:r>
+        <w:t xml:space="preserve"/>
+      </w:r>
+    </w:p>
+    <w:p>
+      <w:pPr>
+        <w:spacing w:after="60" w:before="60"/>
+        <w:ind w:left="360"/>
+      </w:pPr>
+      <w:r>
+        <w:rPr>
+          <w:rFonts w:ascii="Arial" w:cs="Arial" w:eastAsia="Arial" w:hAnsi="Arial"/>
+          <w:b/>
+          <w:bCs/>
+          <w:color w:val="1A7A8A"/>
+          <w:sz w:val="20"/>
+          <w:szCs w:val="20"/>
+        </w:rPr>
+        <w:t xml:space="preserve">1.  </w:t>
+      </w:r>
+      <w:r>
+        <w:rPr>
+          <w:rFonts w:ascii="Arial" w:cs="Arial" w:eastAsia="Arial" w:hAnsi="Arial"/>
+          <w:b/>
+          <w:bCs/>
+          <w:color w:val="222222"/>
+          <w:sz w:val="20"/>
+          <w:szCs w:val="20"/>
+        </w:rPr>
+        <w:t xml:space="preserve">Identify the event</w:t>
+      </w:r>
+      <w:r>
+        <w:rPr>
+          <w:rFonts w:ascii="Arial" w:cs="Arial" w:eastAsia="Arial" w:hAnsi="Arial"/>
+          <w:color w:val="222222"/>
+          <w:sz w:val="20"/>
+          <w:szCs w:val="20"/>
+        </w:rPr>
+        <w:t xml:space="preserve"> — go to Etherscan, search the contract address, click Contract → ABI. Find the event definition. It will say Transfer(address indexed from, address indexed to, uint256 value). Now you know: topic1 = from, topic2 = to, data = value.</w:t>
+      </w:r>
+    </w:p>
+    <w:p>
+      <w:pPr>
+        <w:spacing w:after="60" w:before="60"/>
+        <w:ind w:left="360"/>
+      </w:pPr>
+      <w:r>
+        <w:rPr>
+          <w:rFonts w:ascii="Arial" w:cs="Arial" w:eastAsia="Arial" w:hAnsi="Arial"/>
+          <w:b/>
+          <w:bCs/>
+          <w:color w:val="1A7A8A"/>
+          <w:sz w:val="20"/>
+          <w:szCs w:val="20"/>
+        </w:rPr>
+        <w:t xml:space="preserve">2.  </w:t>
+      </w:r>
+      <w:r>
+        <w:rPr>
+          <w:rFonts w:ascii="Arial" w:cs="Arial" w:eastAsia="Arial" w:hAnsi="Arial"/>
+          <w:b/>
+          <w:bCs/>
+          <w:color w:val="222222"/>
+          <w:sz w:val="20"/>
+          <w:szCs w:val="20"/>
+        </w:rPr>
+        <w:t xml:space="preserve">Extract the addresses</w:t>
+      </w:r>
+      <w:r>
+        <w:rPr>
+          <w:rFonts w:ascii="Arial" w:cs="Arial" w:eastAsia="Arial" w:hAnsi="Arial"/>
+          <w:color w:val="222222"/>
+          <w:sz w:val="20"/>
+          <w:szCs w:val="20"/>
+        </w:rPr>
+        <w:t xml:space="preserve"> — take the last 40 characters of topic1 and topic2:</w:t>
+      </w:r>
+    </w:p>
+    <w:p>
+      <w:pPr>
+        <w:spacing w:after="80" w:before="80"/>
+      </w:pPr>
+      <w:r>
+        <w:t xml:space="preserve"/>
+      </w:r>
+    </w:p>
+    <w:p>
+      <w:pPr>
+        <w:spacing w:after="40" w:before="40"/>
+        <w:ind w:left="360"/>
+      </w:pPr>
+      <w:r>
+        <w:rPr>
+          <w:rFonts w:ascii="Courier New" w:cs="Courier New" w:eastAsia="Courier New" w:hAnsi="Courier New"/>
+          <w:color w:val="2C3E6B"/>
+          <w:sz w:val="18"/>
+          <w:szCs w:val="18"/>
+        </w:rPr>
+        <w:t xml:space="preserve">topic1 = '0x000000000000000000000000a9d1e08c7793af67e9d92fe308d5697fb81d3e43'</w:t>
+      </w:r>
+    </w:p>
+    <w:p>
+      <w:pPr>
+        <w:spacing w:after="40" w:before="40"/>
+        <w:ind w:left="360"/>
+      </w:pPr>
+      <w:r>
+        <w:rPr>
+          <w:rFonts w:ascii="Courier New" w:cs="Courier New" w:eastAsia="Courier New" w:hAnsi="Courier New"/>
+          <w:color w:val="2C3E6B"/>
+          <w:sz w:val="18"/>
+          <w:szCs w:val="18"/>
+        </w:rPr>
+        <w:t xml:space="preserve">from_address = '0x' + topic1[-40:]</w:t>
+      </w:r>
+    </w:p>
+    <w:p>
+      <w:pPr>
+        <w:spacing w:after="40" w:before="40"/>
+        <w:ind w:left="360"/>
+      </w:pPr>
+      <w:r>
+        <w:rPr>
+          <w:rFonts w:ascii="Courier New" w:cs="Courier New" w:eastAsia="Courier New" w:hAnsi="Courier New"/>
+          <w:color w:val="2C3E6B"/>
+          <w:sz w:val="18"/>
+          <w:szCs w:val="18"/>
+        </w:rPr>
+        <w:t xml:space="preserve"># Result: 0xa9d1e08c7793af67e9d92fe308d5697fb81d3e43</w:t>
+      </w:r>
+    </w:p>
+    <w:p>
+      <w:pPr>
+        <w:spacing w:after="80" w:before="80"/>
+      </w:pPr>
+      <w:r>
+        <w:t xml:space="preserve"/>
+      </w:r>
+    </w:p>
+    <w:p>
+      <w:pPr>
+        <w:spacing w:after="60" w:before="60"/>
+        <w:ind w:left="360"/>
+      </w:pPr>
+      <w:r>
+        <w:rPr>
+          <w:rFonts w:ascii="Arial" w:cs="Arial" w:eastAsia="Arial" w:hAnsi="Arial"/>
+          <w:b/>
+          <w:bCs/>
+          <w:color w:val="1A7A8A"/>
+          <w:sz w:val="20"/>
+          <w:szCs w:val="20"/>
+        </w:rPr>
+        <w:t xml:space="preserve">3.  </w:t>
+      </w:r>
+      <w:r>
+        <w:rPr>
+          <w:rFonts w:ascii="Arial" w:cs="Arial" w:eastAsia="Arial" w:hAnsi="Arial"/>
+          <w:b/>
+          <w:bCs/>
+          <w:color w:val="222222"/>
+          <w:sz w:val="20"/>
+          <w:szCs w:val="20"/>
+        </w:rPr>
+        <w:t xml:space="preserve">Decode the value</w:t>
+      </w:r>
+      <w:r>
+        <w:rPr>
+          <w:rFonts w:ascii="Arial" w:cs="Arial" w:eastAsia="Arial" w:hAnsi="Arial"/>
+          <w:color w:val="222222"/>
+          <w:sz w:val="20"/>
+          <w:szCs w:val="20"/>
+        </w:rPr>
+        <w:t xml:space="preserve"> — convert the data field from hex to decimal, then divide by the token's decimals:</w:t>
+      </w:r>
+    </w:p>
+    <w:p>
+      <w:pPr>
+        <w:spacing w:after="80" w:before="80"/>
+      </w:pPr>
+      <w:r>
+        <w:t xml:space="preserve"/>
+      </w:r>
+    </w:p>
+    <w:p>
+      <w:pPr>
+        <w:spacing w:after="40" w:before="40"/>
+        <w:ind w:left="360"/>
+      </w:pPr>
+      <w:r>
+        <w:rPr>
+          <w:rFonts w:ascii="Courier New" w:cs="Courier New" w:eastAsia="Courier New" w:hAnsi="Courier New"/>
+          <w:color w:val="2C3E6B"/>
+          <w:sz w:val="18"/>
+          <w:szCs w:val="18"/>
+        </w:rPr>
+        <w:t xml:space="preserve">data = '0x000000000000000000000000000000000000000000000000000000003b9ac9ff'</w:t>
+      </w:r>
+    </w:p>
+    <w:p>
+      <w:pPr>
+        <w:spacing w:after="40" w:before="40"/>
+        <w:ind w:left="360"/>
+      </w:pPr>
+      <w:r>
+        <w:rPr>
+          <w:rFonts w:ascii="Courier New" w:cs="Courier New" w:eastAsia="Courier New" w:hAnsi="Courier New"/>
+          <w:color w:val="2C3E6B"/>
+          <w:sz w:val="18"/>
+          <w:szCs w:val="18"/>
+        </w:rPr>
+        <w:t xml:space="preserve">raw_value = int(data, 16)       # 999999999</w:t>
+      </w:r>
+    </w:p>
+    <w:p>
+      <w:pPr>
+        <w:spacing w:after="40" w:before="40"/>
+        <w:ind w:left="360"/>
+      </w:pPr>
+      <w:r>
+        <w:rPr>
+          <w:rFonts w:ascii="Courier New" w:cs="Courier New" w:eastAsia="Courier New" w:hAnsi="Courier New"/>
+          <w:color w:val="2C3E6B"/>
+          <w:sz w:val="18"/>
+          <w:szCs w:val="18"/>
+        </w:rPr>
+        <w:t xml:space="preserve">usdc_amount = raw_value / 1e6   # 999.999999 USDC</w:t>
+      </w:r>
+    </w:p>
+    <w:p>
+      <w:pPr>
+        <w:spacing w:after="80" w:before="80"/>
+      </w:pPr>
+      <w:r>
+        <w:t xml:space="preserve"/>
+      </w:r>
+    </w:p>
+    <w:p>
+      <w:pPr>
+        <w:spacing w:after="60" w:before="60"/>
+      </w:pPr>
+      <w:r>
+        <w:rPr>
+          <w:rFonts w:ascii="Arial" w:cs="Arial" w:eastAsia="Arial" w:hAnsi="Arial"/>
+          <w:color w:val="222222"/>
+          <w:sz w:val="20"/>
+          <w:szCs w:val="20"/>
+        </w:rPr>
+        <w:t xml:space="preserve">Three steps, five lines of Python. You just decoded a raw Ethereum event without any pre-built table, on any contract, on any chain. This is what the claim 'you can analyze any contract' actually means in practice.</w:t>
       </w:r>
     </w:p>
     <w:p>
@@ -1406,12 +2277,12 @@
         <w:tc>
           <w:tcPr>
             <w:tcBorders>
-              <w:top w:val="single" w:color="1A7A8A" w:sz="6"/>
-              <w:left w:val="single" w:color="1A7A8A" w:sz="24"/>
+              <w:top w:val="single" w:color="1A6B3A" w:sz="6"/>
+              <w:left w:val="single" w:color="1A6B3A" w:sz="24"/>
               <w:bottom w:val="none" w:color="FFFFFF" w:sz="0"/>
               <w:right w:val="none" w:color="FFFFFF" w:sz="0"/>
             </w:tcBorders>
-            <w:shd w:fill="E8F4F8" w:val="clear"/>
+            <w:shd w:fill="E8F5EE" w:val="clear"/>
             <w:tcMar>
               <w:top w:type="dxa" w:w="120"/>
               <w:left w:type="dxa" w:w="200"/>
@@ -1429,11 +2300,11 @@
                 <w:b/>
                 <w:bCs/>
                 <w:caps/>
-                <w:color w:val="1A7A8A"/>
-                <w:sz w:val="18"/>
-                <w:szCs w:val="18"/>
-              </w:rPr>
-              <w:t xml:space="preserve">Why This Matters for Analysis</w:t>
+                <w:color w:val="1A6B3A"/>
+                <w:sz w:val="18"/>
+                <w:szCs w:val="18"/>
+              </w:rPr>
+              <w:t xml:space="preserve">The Real Skill</w:t>
             </w:r>
           </w:p>
           <w:p>
@@ -1447,7 +2318,7 @@
                 <w:sz w:val="18"/>
                 <w:szCs w:val="18"/>
               </w:rPr>
-              <w:t xml:space="preserve">Dune's Spell tables decode all of this automatically — you never had to think about topic0 or hex data in Stages 2 and 3. But for tokens or protocols that Dune has not yet decoded, you must query the raw logs table and decode manually. Understanding the raw structure means you can analyze any contract on any chain, not just the ones Dune has prepared tables for. This is the difference between an analyst who can only use pre-built tools and one who can build their own.</w:t>
+              <w:t xml:space="preserve">Dune's Spell tables do these three steps automatically for popular contracts. When Dune hasn't done it, you do it yourself. The hex knowledge from Section 1.3 is exactly what makes Steps 2 and 3 possible. You are not limited to what Dune has prepared — you can decode any contract on any chain.</w:t>
             </w:r>
           </w:p>
         </w:tc>
@@ -1474,125 +2345,340 @@
           <w:sz w:val="22"/>
           <w:szCs w:val="22"/>
         </w:rPr>
-        <w:t xml:space="preserve">1.4  Gas and Contract Execution</w:t>
-      </w:r>
-    </w:p>
-    <w:p>
-      <w:pPr>
-        <w:spacing w:after="60" w:before="60"/>
-      </w:pPr>
-      <w:r>
-        <w:rPr>
-          <w:rFonts w:ascii="Arial" w:cs="Arial" w:eastAsia="Arial" w:hAnsi="Arial"/>
-          <w:color w:val="222222"/>
-          <w:sz w:val="20"/>
-          <w:szCs w:val="20"/>
-        </w:rPr>
-        <w:t xml:space="preserve">Every function call to a smart contract consumes gas — exactly as established in Stage 1. But the gas cost is not fixed per function: it depends on what the function does. A simple ERC-20 transfer costs approximately 65,000 gas. A complex DeFi interaction involving multiple contract calls can cost 500,000 gas or more. The analyst implication: gas cost is a proxy for computational complexity. When you see a transaction with unusually high gas consumption, it likely involved multiple contract interactions — worth investigating.</w:t>
-      </w:r>
-    </w:p>
-    <w:p>
-      <w:pPr>
-        <w:spacing w:after="80" w:before="80"/>
-      </w:pPr>
-      <w:r>
-        <w:t xml:space="preserve"/>
-      </w:r>
-    </w:p>
-    <w:p>
-      <w:pPr>
-        <w:pBdr>
-          <w:bottom w:val="single" w:color="2C3E6B" w:sz="8" w:space="1"/>
-        </w:pBdr>
-        <w:spacing w:after="120" w:before="360"/>
-      </w:pPr>
-      <w:r>
-        <w:rPr>
-          <w:rFonts w:ascii="Arial" w:cs="Arial" w:eastAsia="Arial" w:hAnsi="Arial"/>
-          <w:b/>
-          <w:bCs/>
-          <w:caps/>
-          <w:color w:val="2C3E6B"/>
-          <w:spacing w:val="60"/>
-          <w:sz w:val="32"/>
-          <w:szCs w:val="32"/>
-        </w:rPr>
-        <w:t xml:space="preserve">2. Decoding Raw Logs on Dune</w:t>
-      </w:r>
-    </w:p>
-    <w:p>
-      <w:pPr>
-        <w:spacing w:after="60" w:before="60"/>
-      </w:pPr>
-      <w:r>
-        <w:rPr>
-          <w:rFonts w:ascii="Arial" w:cs="Arial" w:eastAsia="Arial" w:hAnsi="Arial"/>
-          <w:color w:val="222222"/>
-          <w:sz w:val="20"/>
-          <w:szCs w:val="20"/>
-        </w:rPr>
-        <w:t xml:space="preserve">Stage 2 relied entirely on Dune's decoded Spell tables. This section teaches you to work one level below them — with the raw logs table — which gives you access to any contract on any chain, decoded or not.</w:t>
-      </w:r>
-    </w:p>
-    <w:p>
-      <w:pPr>
-        <w:spacing w:after="80" w:before="80"/>
-      </w:pPr>
-      <w:r>
-        <w:t xml:space="preserve"/>
-      </w:r>
-    </w:p>
-    <w:p>
-      <w:pPr>
-        <w:spacing w:after="60" w:before="200"/>
-      </w:pPr>
-      <w:r>
-        <w:rPr>
-          <w:rFonts w:ascii="Arial" w:cs="Arial" w:eastAsia="Arial" w:hAnsi="Arial"/>
-          <w:b/>
-          <w:bCs/>
-          <w:color w:val="2C3E6B"/>
-          <w:sz w:val="22"/>
-          <w:szCs w:val="22"/>
-        </w:rPr>
-        <w:t xml:space="preserve">2.1  The Raw Logs Table</w:t>
-      </w:r>
-    </w:p>
-    <w:p>
-      <w:pPr>
-        <w:spacing w:after="60" w:before="60"/>
-      </w:pPr>
-      <w:r>
-        <w:rPr>
-          <w:rFonts w:ascii="Arial" w:cs="Arial" w:eastAsia="Arial" w:hAnsi="Arial"/>
-          <w:color w:val="222222"/>
-          <w:sz w:val="20"/>
-          <w:szCs w:val="20"/>
-        </w:rPr>
-        <w:t xml:space="preserve">Every event emitted by every smart contract on Ethereum is stored in the logs table on Dune:</w:t>
-      </w:r>
-    </w:p>
-    <w:p>
-      <w:pPr>
-        <w:spacing w:after="80" w:before="80"/>
-      </w:pPr>
-      <w:r>
-        <w:t xml:space="preserve"/>
-      </w:r>
-    </w:p>
-    <w:p>
-      <w:pPr>
-        <w:spacing w:after="40" w:before="40"/>
-        <w:ind w:left="360"/>
-      </w:pPr>
-      <w:r>
-        <w:rPr>
-          <w:rFonts w:ascii="Courier New" w:cs="Courier New" w:eastAsia="Courier New" w:hAnsi="Courier New"/>
-          <w:color w:val="2C3E6B"/>
-          <w:sz w:val="18"/>
-          <w:szCs w:val="18"/>
-        </w:rPr>
-        <w:t xml:space="preserve">ethereum.logs</w:t>
+        <w:t xml:space="preserve">1.5  Gas and Contract Execution</w:t>
+      </w:r>
+    </w:p>
+    <w:p>
+      <w:pPr>
+        <w:spacing w:after="60" w:before="60"/>
+      </w:pPr>
+      <w:r>
+        <w:rPr>
+          <w:rFonts w:ascii="Arial" w:cs="Arial" w:eastAsia="Arial" w:hAnsi="Arial"/>
+          <w:color w:val="222222"/>
+          <w:sz w:val="20"/>
+          <w:szCs w:val="20"/>
+        </w:rPr>
+        <w:t xml:space="preserve">Every function call to a smart contract consumes gas — exactly as established in Stage 1. But the gas cost is not fixed per function: it depends on what the function does.</w:t>
+      </w:r>
+    </w:p>
+    <w:p>
+      <w:pPr>
+        <w:spacing w:after="80" w:before="80"/>
+      </w:pPr>
+      <w:r>
+        <w:t xml:space="preserve"/>
+      </w:r>
+    </w:p>
+    <w:p>
+      <w:pPr>
+        <w:spacing w:after="40" w:before="160"/>
+      </w:pPr>
+      <w:r>
+        <w:rPr>
+          <w:rFonts w:ascii="Arial" w:cs="Arial" w:eastAsia="Arial" w:hAnsi="Arial"/>
+          <w:b/>
+          <w:bCs/>
+          <w:color w:val="1A7A8A"/>
+          <w:sz w:val="20"/>
+          <w:szCs w:val="20"/>
+        </w:rPr>
+        <w:t xml:space="preserve">What Does Complexity Actually Mean?</w:t>
+      </w:r>
+    </w:p>
+    <w:p>
+      <w:pPr>
+        <w:spacing w:after="60" w:before="60"/>
+      </w:pPr>
+      <w:r>
+        <w:rPr>
+          <w:rFonts w:ascii="Arial" w:cs="Arial" w:eastAsia="Arial" w:hAnsi="Arial"/>
+          <w:color w:val="222222"/>
+          <w:sz w:val="20"/>
+          <w:szCs w:val="20"/>
+        </w:rPr>
+        <w:t xml:space="preserve">Complexity has nothing to do with the amount of money being transferred. You can send $500 million in one simple transfer for 65,000 gas, and you can send $1 in a complex DeFi transaction for 500,000 gas. The amount is irrelevant. Complexity means how many instructions the computer had to execute.</w:t>
+      </w:r>
+    </w:p>
+    <w:p>
+      <w:pPr>
+        <w:spacing w:after="80" w:before="80"/>
+      </w:pPr>
+      <w:r>
+        <w:t xml:space="preserve"/>
+      </w:r>
+    </w:p>
+    <w:p>
+      <w:pPr>
+        <w:spacing w:after="60" w:before="60"/>
+      </w:pPr>
+      <w:r>
+        <w:rPr>
+          <w:rFonts w:ascii="Arial" w:cs="Arial" w:eastAsia="Arial" w:hAnsi="Arial"/>
+          <w:color w:val="222222"/>
+          <w:sz w:val="20"/>
+          <w:szCs w:val="20"/>
+        </w:rPr>
+        <w:t xml:space="preserve">Think of it like a taxi fare. The fare is not based on how valuable your cargo is. It is based on distance travelled — how far the meter ran. Whether you are carrying a diamond or a sandwich, the meter runs the same. Gas is the meter. It counts computational steps, not value.</w:t>
+      </w:r>
+    </w:p>
+    <w:p>
+      <w:pPr>
+        <w:spacing w:after="80" w:before="80"/>
+      </w:pPr>
+      <w:r>
+        <w:t xml:space="preserve"/>
+      </w:r>
+    </w:p>
+    <w:p>
+      <w:pPr>
+        <w:spacing w:after="60" w:before="60"/>
+      </w:pPr>
+      <w:r>
+        <w:rPr>
+          <w:rFonts w:ascii="Arial" w:cs="Arial" w:eastAsia="Arial" w:hAnsi="Arial"/>
+          <w:color w:val="222222"/>
+          <w:sz w:val="20"/>
+          <w:szCs w:val="20"/>
+        </w:rPr>
+        <w:t xml:space="preserve">To make this concrete: when you send USDC from your wallet to another wallet, the contract does three things — check the sender's balance, subtract from sender, add to receiver. Three steps. About 65,000 gas.</w:t>
+      </w:r>
+    </w:p>
+    <w:p>
+      <w:pPr>
+        <w:spacing w:after="80" w:before="80"/>
+      </w:pPr>
+      <w:r>
+        <w:t xml:space="preserve"/>
+      </w:r>
+    </w:p>
+    <w:p>
+      <w:pPr>
+        <w:spacing w:after="60" w:before="60"/>
+      </w:pPr>
+      <w:r>
+        <w:rPr>
+          <w:rFonts w:ascii="Arial" w:cs="Arial" w:eastAsia="Arial" w:hAnsi="Arial"/>
+          <w:color w:val="222222"/>
+          <w:sz w:val="20"/>
+          <w:szCs w:val="20"/>
+        </w:rPr>
+        <w:t xml:space="preserve">But beyond sending money to a person, smart contracts let you interact with other contracts. Here is what actually happens when you swap USDC for ETH on Uniswap:</w:t>
+      </w:r>
+    </w:p>
+    <w:p>
+      <w:pPr>
+        <w:spacing w:after="80" w:before="80"/>
+      </w:pPr>
+      <w:r>
+        <w:t xml:space="preserve"/>
+      </w:r>
+    </w:p>
+    <w:p>
+      <w:pPr>
+        <w:spacing w:after="60" w:before="60"/>
+        <w:ind w:left="360"/>
+      </w:pPr>
+      <w:r>
+        <w:rPr>
+          <w:rFonts w:ascii="Arial" w:cs="Arial" w:eastAsia="Arial" w:hAnsi="Arial"/>
+          <w:b/>
+          <w:bCs/>
+          <w:color w:val="1A7A8A"/>
+          <w:sz w:val="20"/>
+          <w:szCs w:val="20"/>
+        </w:rPr>
+        <w:t xml:space="preserve">1.  </w:t>
+      </w:r>
+      <w:r>
+        <w:rPr>
+          <w:rFonts w:ascii="Arial" w:cs="Arial" w:eastAsia="Arial" w:hAnsi="Arial"/>
+          <w:b/>
+          <w:bCs/>
+          <w:color w:val="222222"/>
+          <w:sz w:val="20"/>
+          <w:szCs w:val="20"/>
+        </w:rPr>
+        <w:t xml:space="preserve">You send a swap request</w:t>
+      </w:r>
+      <w:r>
+        <w:rPr>
+          <w:rFonts w:ascii="Arial" w:cs="Arial" w:eastAsia="Arial" w:hAnsi="Arial"/>
+          <w:color w:val="222222"/>
+          <w:sz w:val="20"/>
+          <w:szCs w:val="20"/>
+        </w:rPr>
+        <w:t xml:space="preserve"> to the Uniswap contract</w:t>
+      </w:r>
+    </w:p>
+    <w:p>
+      <w:pPr>
+        <w:spacing w:after="60" w:before="60"/>
+        <w:ind w:left="360"/>
+      </w:pPr>
+      <w:r>
+        <w:rPr>
+          <w:rFonts w:ascii="Arial" w:cs="Arial" w:eastAsia="Arial" w:hAnsi="Arial"/>
+          <w:b/>
+          <w:bCs/>
+          <w:color w:val="1A7A8A"/>
+          <w:sz w:val="20"/>
+          <w:szCs w:val="20"/>
+        </w:rPr>
+        <w:t xml:space="preserve">2.  </w:t>
+      </w:r>
+      <w:r>
+        <w:rPr>
+          <w:rFonts w:ascii="Arial" w:cs="Arial" w:eastAsia="Arial" w:hAnsi="Arial"/>
+          <w:b/>
+          <w:bCs/>
+          <w:color w:val="222222"/>
+          <w:sz w:val="20"/>
+          <w:szCs w:val="20"/>
+        </w:rPr>
+        <w:t xml:space="preserve">Uniswap checks the current price</w:t>
+      </w:r>
+      <w:r>
+        <w:rPr>
+          <w:rFonts w:ascii="Arial" w:cs="Arial" w:eastAsia="Arial" w:hAnsi="Arial"/>
+          <w:color w:val="222222"/>
+          <w:sz w:val="20"/>
+          <w:szCs w:val="20"/>
+        </w:rPr>
+        <w:t xml:space="preserve"> — calls the price oracle contract → returns 'ETH is $2,000'</w:t>
+      </w:r>
+    </w:p>
+    <w:p>
+      <w:pPr>
+        <w:spacing w:after="60" w:before="60"/>
+        <w:ind w:left="360"/>
+      </w:pPr>
+      <w:r>
+        <w:rPr>
+          <w:rFonts w:ascii="Arial" w:cs="Arial" w:eastAsia="Arial" w:hAnsi="Arial"/>
+          <w:b/>
+          <w:bCs/>
+          <w:color w:val="1A7A8A"/>
+          <w:sz w:val="20"/>
+          <w:szCs w:val="20"/>
+        </w:rPr>
+        <w:t xml:space="preserve">3.  </w:t>
+      </w:r>
+      <w:r>
+        <w:rPr>
+          <w:rFonts w:ascii="Arial" w:cs="Arial" w:eastAsia="Arial" w:hAnsi="Arial"/>
+          <w:b/>
+          <w:bCs/>
+          <w:color w:val="222222"/>
+          <w:sz w:val="20"/>
+          <w:szCs w:val="20"/>
+        </w:rPr>
+        <w:t xml:space="preserve">Uniswap takes your USDC</w:t>
+      </w:r>
+      <w:r>
+        <w:rPr>
+          <w:rFonts w:ascii="Arial" w:cs="Arial" w:eastAsia="Arial" w:hAnsi="Arial"/>
+          <w:color w:val="222222"/>
+          <w:sz w:val="20"/>
+          <w:szCs w:val="20"/>
+        </w:rPr>
+        <w:t xml:space="preserve"> — calls the USDC contract → transfers 1,000 USDC from you to the liquidity pool</w:t>
+      </w:r>
+    </w:p>
+    <w:p>
+      <w:pPr>
+        <w:spacing w:after="60" w:before="60"/>
+        <w:ind w:left="360"/>
+      </w:pPr>
+      <w:r>
+        <w:rPr>
+          <w:rFonts w:ascii="Arial" w:cs="Arial" w:eastAsia="Arial" w:hAnsi="Arial"/>
+          <w:b/>
+          <w:bCs/>
+          <w:color w:val="1A7A8A"/>
+          <w:sz w:val="20"/>
+          <w:szCs w:val="20"/>
+        </w:rPr>
+        <w:t xml:space="preserve">4.  </w:t>
+      </w:r>
+      <w:r>
+        <w:rPr>
+          <w:rFonts w:ascii="Arial" w:cs="Arial" w:eastAsia="Arial" w:hAnsi="Arial"/>
+          <w:b/>
+          <w:bCs/>
+          <w:color w:val="222222"/>
+          <w:sz w:val="20"/>
+          <w:szCs w:val="20"/>
+        </w:rPr>
+        <w:t xml:space="preserve">Uniswap sends you ETH</w:t>
+      </w:r>
+      <w:r>
+        <w:rPr>
+          <w:rFonts w:ascii="Arial" w:cs="Arial" w:eastAsia="Arial" w:hAnsi="Arial"/>
+          <w:color w:val="222222"/>
+          <w:sz w:val="20"/>
+          <w:szCs w:val="20"/>
+        </w:rPr>
+        <w:t xml:space="preserve"> — calls the ETH contract → sends 0.5 ETH to your wallet</w:t>
+      </w:r>
+    </w:p>
+    <w:p>
+      <w:pPr>
+        <w:spacing w:after="60" w:before="60"/>
+        <w:ind w:left="360"/>
+      </w:pPr>
+      <w:r>
+        <w:rPr>
+          <w:rFonts w:ascii="Arial" w:cs="Arial" w:eastAsia="Arial" w:hAnsi="Arial"/>
+          <w:b/>
+          <w:bCs/>
+          <w:color w:val="1A7A8A"/>
+          <w:sz w:val="20"/>
+          <w:szCs w:val="20"/>
+        </w:rPr>
+        <w:t xml:space="preserve">5.  </w:t>
+      </w:r>
+      <w:r>
+        <w:rPr>
+          <w:rFonts w:ascii="Arial" w:cs="Arial" w:eastAsia="Arial" w:hAnsi="Arial"/>
+          <w:b/>
+          <w:bCs/>
+          <w:color w:val="222222"/>
+          <w:sz w:val="20"/>
+          <w:szCs w:val="20"/>
+        </w:rPr>
+        <w:t xml:space="preserve">Done</w:t>
+      </w:r>
+      <w:r>
+        <w:rPr>
+          <w:rFonts w:ascii="Arial" w:cs="Arial" w:eastAsia="Arial" w:hAnsi="Arial"/>
+          <w:color w:val="222222"/>
+          <w:sz w:val="20"/>
+          <w:szCs w:val="20"/>
+        </w:rPr>
+        <w:t xml:space="preserve"/>
+      </w:r>
+    </w:p>
+    <w:p>
+      <w:pPr>
+        <w:spacing w:after="80" w:before="80"/>
+      </w:pPr>
+      <w:r>
+        <w:t xml:space="preserve"/>
+      </w:r>
+    </w:p>
+    <w:p>
+      <w:pPr>
+        <w:spacing w:after="60" w:before="60"/>
+      </w:pPr>
+      <w:r>
+        <w:rPr>
+          <w:rFonts w:ascii="Arial" w:cs="Arial" w:eastAsia="Arial" w:hAnsi="Arial"/>
+          <w:color w:val="222222"/>
+          <w:sz w:val="20"/>
+          <w:szCs w:val="20"/>
+        </w:rPr>
+        <w:t xml:space="preserve">That is four contract calls for one swap — each costs gas, adding up to roughly 150,000–300,000 gas total. Beyond swaps, smart contracts enable borrowing against crypto collateral, earning yield in liquidity pools, paying invoices on-chain, buying NFTs, and voting on protocol governance decisions. Every one of these involves multiple contracts talking to each other, and gas is the bill for all those conversations.</w:t>
       </w:r>
     </w:p>
     <w:p>
@@ -1647,7 +2733,7 @@
                 <w:sz w:val="18"/>
                 <w:szCs w:val="18"/>
               </w:rPr>
-              <w:t xml:space="preserve">Column</w:t>
+              <w:t xml:space="preserve">Gas Used</w:t>
             </w:r>
           </w:p>
         </w:tc>
@@ -1678,7 +2764,7 @@
                 <w:sz w:val="18"/>
                 <w:szCs w:val="18"/>
               </w:rPr>
-              <w:t xml:space="preserve">What It Contains</w:t>
+              <w:t xml:space="preserve">What It Suggests</w:t>
             </w:r>
           </w:p>
         </w:tc>
@@ -1709,7 +2795,7 @@
                 <w:sz w:val="18"/>
                 <w:szCs w:val="18"/>
               </w:rPr>
-              <w:t xml:space="preserve">block_time</w:t>
+              <w:t xml:space="preserve">&lt; 65,000</w:t>
             </w:r>
           </w:p>
         </w:tc>
@@ -1738,7 +2824,7 @@
                 <w:sz w:val="18"/>
                 <w:szCs w:val="18"/>
               </w:rPr>
-              <w:t xml:space="preserve">Timestamp of the block containing this log</w:t>
+              <w:t xml:space="preserve">Simple ETH transfer (no contract interaction)</w:t>
             </w:r>
           </w:p>
         </w:tc>
@@ -1769,7 +2855,7 @@
                 <w:sz w:val="18"/>
                 <w:szCs w:val="18"/>
               </w:rPr>
-              <w:t xml:space="preserve">block_number</w:t>
+              <w:t xml:space="preserve">65,000 – 100,000</w:t>
             </w:r>
           </w:p>
         </w:tc>
@@ -1798,7 +2884,7 @@
                 <w:sz w:val="18"/>
                 <w:szCs w:val="18"/>
               </w:rPr>
-              <w:t xml:space="preserve">Block number</w:t>
+              <w:t xml:space="preserve">Basic ERC-20 token transfer</w:t>
             </w:r>
           </w:p>
         </w:tc>
@@ -1829,7 +2915,7 @@
                 <w:sz w:val="18"/>
                 <w:szCs w:val="18"/>
               </w:rPr>
-              <w:t xml:space="preserve">tx_hash</w:t>
+              <w:t xml:space="preserve">100,000 – 300,000</w:t>
             </w:r>
           </w:p>
         </w:tc>
@@ -1858,7 +2944,7 @@
                 <w:sz w:val="18"/>
                 <w:szCs w:val="18"/>
               </w:rPr>
-              <w:t xml:space="preserve">Transaction hash that produced this log</w:t>
+              <w:t xml:space="preserve">Single contract interaction (e.g. simple swap)</w:t>
             </w:r>
           </w:p>
         </w:tc>
@@ -1889,7 +2975,7 @@
                 <w:sz w:val="18"/>
                 <w:szCs w:val="18"/>
               </w:rPr>
-              <w:t xml:space="preserve">contract_address</w:t>
+              <w:t xml:space="preserve">300,000 – 1,000,000</w:t>
             </w:r>
           </w:p>
         </w:tc>
@@ -1918,7 +3004,7 @@
                 <w:sz w:val="18"/>
                 <w:szCs w:val="18"/>
               </w:rPr>
-              <w:t xml:space="preserve">Address of the contract that emitted the event</w:t>
+              <w:t xml:space="preserve">Multi-contract DeFi operation</w:t>
             </w:r>
           </w:p>
         </w:tc>
@@ -1949,7 +3035,7 @@
                 <w:sz w:val="18"/>
                 <w:szCs w:val="18"/>
               </w:rPr>
-              <w:t xml:space="preserve">topic0</w:t>
+              <w:t xml:space="preserve">&gt; 1,000,000</w:t>
             </w:r>
           </w:p>
         </w:tc>
@@ -1978,247 +3064,7 @@
                 <w:sz w:val="18"/>
                 <w:szCs w:val="18"/>
               </w:rPr>
-              <w:t xml:space="preserve">Event signature hash (identifies event type)</w:t>
-            </w:r>
-          </w:p>
-        </w:tc>
-      </w:tr>
-      <w:tr>
-        <w:tc>
-          <w:tcPr>
-            <w:tcW w:type="dxa" w:w="3008"/>
-            <w:tcBorders>
-              <w:top w:val="single" w:color="CCCCCC" w:sz="1"/>
-              <w:left w:val="single" w:color="CCCCCC" w:sz="1"/>
-              <w:bottom w:val="single" w:color="CCCCCC" w:sz="1"/>
-              <w:right w:val="single" w:color="CCCCCC" w:sz="1"/>
-            </w:tcBorders>
-            <w:shd w:fill="FFFFFF" w:val="clear"/>
-            <w:tcMar>
-              <w:top w:type="dxa" w:w="80"/>
-              <w:left w:type="dxa" w:w="150"/>
-              <w:bottom w:type="dxa" w:w="80"/>
-              <w:right w:type="dxa" w:w="150"/>
-            </w:tcMar>
-          </w:tcPr>
-          <w:p>
-            <w:r>
-              <w:rPr>
-                <w:rFonts w:ascii="Arial" w:cs="Arial" w:eastAsia="Arial" w:hAnsi="Arial"/>
-                <w:color w:val="222222"/>
-                <w:sz w:val="18"/>
-                <w:szCs w:val="18"/>
-              </w:rPr>
-              <w:t xml:space="preserve">topic1</w:t>
-            </w:r>
-          </w:p>
-        </w:tc>
-        <w:tc>
-          <w:tcPr>
-            <w:tcW w:type="dxa" w:w="6018"/>
-            <w:tcBorders>
-              <w:top w:val="single" w:color="CCCCCC" w:sz="1"/>
-              <w:left w:val="single" w:color="CCCCCC" w:sz="1"/>
-              <w:bottom w:val="single" w:color="CCCCCC" w:sz="1"/>
-              <w:right w:val="single" w:color="CCCCCC" w:sz="1"/>
-            </w:tcBorders>
-            <w:shd w:fill="FFFFFF" w:val="clear"/>
-            <w:tcMar>
-              <w:top w:type="dxa" w:w="80"/>
-              <w:left w:type="dxa" w:w="150"/>
-              <w:bottom w:type="dxa" w:w="80"/>
-              <w:right w:type="dxa" w:w="150"/>
-            </w:tcMar>
-          </w:tcPr>
-          <w:p>
-            <w:r>
-              <w:rPr>
-                <w:rFonts w:ascii="Arial" w:cs="Arial" w:eastAsia="Arial" w:hAnsi="Arial"/>
-                <w:color w:val="222222"/>
-                <w:sz w:val="18"/>
-                <w:szCs w:val="18"/>
-              </w:rPr>
-              <w:t xml:space="preserve">First indexed parameter (often the 'from' address)</w:t>
-            </w:r>
-          </w:p>
-        </w:tc>
-      </w:tr>
-      <w:tr>
-        <w:tc>
-          <w:tcPr>
-            <w:tcW w:type="dxa" w:w="3008"/>
-            <w:tcBorders>
-              <w:top w:val="single" w:color="CCCCCC" w:sz="1"/>
-              <w:left w:val="single" w:color="CCCCCC" w:sz="1"/>
-              <w:bottom w:val="single" w:color="CCCCCC" w:sz="1"/>
-              <w:right w:val="single" w:color="CCCCCC" w:sz="1"/>
-            </w:tcBorders>
-            <w:shd w:fill="F7F7F7" w:val="clear"/>
-            <w:tcMar>
-              <w:top w:type="dxa" w:w="80"/>
-              <w:left w:type="dxa" w:w="150"/>
-              <w:bottom w:type="dxa" w:w="80"/>
-              <w:right w:type="dxa" w:w="150"/>
-            </w:tcMar>
-          </w:tcPr>
-          <w:p>
-            <w:r>
-              <w:rPr>
-                <w:rFonts w:ascii="Arial" w:cs="Arial" w:eastAsia="Arial" w:hAnsi="Arial"/>
-                <w:color w:val="222222"/>
-                <w:sz w:val="18"/>
-                <w:szCs w:val="18"/>
-              </w:rPr>
-              <w:t xml:space="preserve">topic2</w:t>
-            </w:r>
-          </w:p>
-        </w:tc>
-        <w:tc>
-          <w:tcPr>
-            <w:tcW w:type="dxa" w:w="6018"/>
-            <w:tcBorders>
-              <w:top w:val="single" w:color="CCCCCC" w:sz="1"/>
-              <w:left w:val="single" w:color="CCCCCC" w:sz="1"/>
-              <w:bottom w:val="single" w:color="CCCCCC" w:sz="1"/>
-              <w:right w:val="single" w:color="CCCCCC" w:sz="1"/>
-            </w:tcBorders>
-            <w:shd w:fill="F7F7F7" w:val="clear"/>
-            <w:tcMar>
-              <w:top w:type="dxa" w:w="80"/>
-              <w:left w:type="dxa" w:w="150"/>
-              <w:bottom w:type="dxa" w:w="80"/>
-              <w:right w:type="dxa" w:w="150"/>
-            </w:tcMar>
-          </w:tcPr>
-          <w:p>
-            <w:r>
-              <w:rPr>
-                <w:rFonts w:ascii="Arial" w:cs="Arial" w:eastAsia="Arial" w:hAnsi="Arial"/>
-                <w:color w:val="222222"/>
-                <w:sz w:val="18"/>
-                <w:szCs w:val="18"/>
-              </w:rPr>
-              <w:t xml:space="preserve">Second indexed parameter (often the 'to' address)</w:t>
-            </w:r>
-          </w:p>
-        </w:tc>
-      </w:tr>
-      <w:tr>
-        <w:tc>
-          <w:tcPr>
-            <w:tcW w:type="dxa" w:w="3008"/>
-            <w:tcBorders>
-              <w:top w:val="single" w:color="CCCCCC" w:sz="1"/>
-              <w:left w:val="single" w:color="CCCCCC" w:sz="1"/>
-              <w:bottom w:val="single" w:color="CCCCCC" w:sz="1"/>
-              <w:right w:val="single" w:color="CCCCCC" w:sz="1"/>
-            </w:tcBorders>
-            <w:shd w:fill="FFFFFF" w:val="clear"/>
-            <w:tcMar>
-              <w:top w:type="dxa" w:w="80"/>
-              <w:left w:type="dxa" w:w="150"/>
-              <w:bottom w:type="dxa" w:w="80"/>
-              <w:right w:type="dxa" w:w="150"/>
-            </w:tcMar>
-          </w:tcPr>
-          <w:p>
-            <w:r>
-              <w:rPr>
-                <w:rFonts w:ascii="Arial" w:cs="Arial" w:eastAsia="Arial" w:hAnsi="Arial"/>
-                <w:color w:val="222222"/>
-                <w:sz w:val="18"/>
-                <w:szCs w:val="18"/>
-              </w:rPr>
-              <w:t xml:space="preserve">topic3</w:t>
-            </w:r>
-          </w:p>
-        </w:tc>
-        <w:tc>
-          <w:tcPr>
-            <w:tcW w:type="dxa" w:w="6018"/>
-            <w:tcBorders>
-              <w:top w:val="single" w:color="CCCCCC" w:sz="1"/>
-              <w:left w:val="single" w:color="CCCCCC" w:sz="1"/>
-              <w:bottom w:val="single" w:color="CCCCCC" w:sz="1"/>
-              <w:right w:val="single" w:color="CCCCCC" w:sz="1"/>
-            </w:tcBorders>
-            <w:shd w:fill="FFFFFF" w:val="clear"/>
-            <w:tcMar>
-              <w:top w:type="dxa" w:w="80"/>
-              <w:left w:type="dxa" w:w="150"/>
-              <w:bottom w:type="dxa" w:w="80"/>
-              <w:right w:type="dxa" w:w="150"/>
-            </w:tcMar>
-          </w:tcPr>
-          <w:p>
-            <w:r>
-              <w:rPr>
-                <w:rFonts w:ascii="Arial" w:cs="Arial" w:eastAsia="Arial" w:hAnsi="Arial"/>
-                <w:color w:val="222222"/>
-                <w:sz w:val="18"/>
-                <w:szCs w:val="18"/>
-              </w:rPr>
-              <w:t xml:space="preserve">Third indexed parameter (if present)</w:t>
-            </w:r>
-          </w:p>
-        </w:tc>
-      </w:tr>
-      <w:tr>
-        <w:tc>
-          <w:tcPr>
-            <w:tcW w:type="dxa" w:w="3008"/>
-            <w:tcBorders>
-              <w:top w:val="single" w:color="CCCCCC" w:sz="1"/>
-              <w:left w:val="single" w:color="CCCCCC" w:sz="1"/>
-              <w:bottom w:val="single" w:color="CCCCCC" w:sz="1"/>
-              <w:right w:val="single" w:color="CCCCCC" w:sz="1"/>
-            </w:tcBorders>
-            <w:shd w:fill="F7F7F7" w:val="clear"/>
-            <w:tcMar>
-              <w:top w:type="dxa" w:w="80"/>
-              <w:left w:type="dxa" w:w="150"/>
-              <w:bottom w:type="dxa" w:w="80"/>
-              <w:right w:type="dxa" w:w="150"/>
-            </w:tcMar>
-          </w:tcPr>
-          <w:p>
-            <w:r>
-              <w:rPr>
-                <w:rFonts w:ascii="Arial" w:cs="Arial" w:eastAsia="Arial" w:hAnsi="Arial"/>
-                <w:color w:val="222222"/>
-                <w:sz w:val="18"/>
-                <w:szCs w:val="18"/>
-              </w:rPr>
-              <w:t xml:space="preserve">data</w:t>
-            </w:r>
-          </w:p>
-        </w:tc>
-        <w:tc>
-          <w:tcPr>
-            <w:tcW w:type="dxa" w:w="6018"/>
-            <w:tcBorders>
-              <w:top w:val="single" w:color="CCCCCC" w:sz="1"/>
-              <w:left w:val="single" w:color="CCCCCC" w:sz="1"/>
-              <w:bottom w:val="single" w:color="CCCCCC" w:sz="1"/>
-              <w:right w:val="single" w:color="CCCCCC" w:sz="1"/>
-            </w:tcBorders>
-            <w:shd w:fill="F7F7F7" w:val="clear"/>
-            <w:tcMar>
-              <w:top w:type="dxa" w:w="80"/>
-              <w:left w:type="dxa" w:w="150"/>
-              <w:bottom w:type="dxa" w:w="80"/>
-              <w:right w:type="dxa" w:w="150"/>
-            </w:tcMar>
-          </w:tcPr>
-          <w:p>
-            <w:r>
-              <w:rPr>
-                <w:rFonts w:ascii="Arial" w:cs="Arial" w:eastAsia="Arial" w:hAnsi="Arial"/>
-                <w:color w:val="222222"/>
-                <w:sz w:val="18"/>
-                <w:szCs w:val="18"/>
-              </w:rPr>
-              <w:t xml:space="preserve">Non-indexed parameters encoded as hex</w:t>
+              <w:t xml:space="preserve">Extremely complex — worth investigating</w:t>
             </w:r>
           </w:p>
         </w:tc>
@@ -2234,302 +3080,16 @@
     </w:p>
     <w:p>
       <w:pPr>
-        <w:spacing w:after="60" w:before="200"/>
-      </w:pPr>
-      <w:r>
-        <w:rPr>
-          <w:rFonts w:ascii="Arial" w:cs="Arial" w:eastAsia="Arial" w:hAnsi="Arial"/>
-          <w:b/>
-          <w:bCs/>
-          <w:color w:val="2C3E6B"/>
-          <w:sz w:val="22"/>
-          <w:szCs w:val="22"/>
-        </w:rPr>
-        <w:t xml:space="preserve">2.2  Reading a Transfer Event from Raw Logs</w:t>
-      </w:r>
-    </w:p>
-    <w:p>
-      <w:pPr>
-        <w:spacing w:after="60" w:before="60"/>
-      </w:pPr>
-      <w:r>
-        <w:rPr>
-          <w:rFonts w:ascii="Arial" w:cs="Arial" w:eastAsia="Arial" w:hAnsi="Arial"/>
-          <w:color w:val="222222"/>
-          <w:sz w:val="20"/>
-          <w:szCs w:val="20"/>
-        </w:rPr>
-        <w:t xml:space="preserve">This query reads USDC Transfer events directly from the raw logs table, without using the decoded Spell table. It demonstrates manual decoding:</w:t>
-      </w:r>
-    </w:p>
-    <w:p>
-      <w:pPr>
-        <w:spacing w:after="80" w:before="80"/>
-      </w:pPr>
-      <w:r>
-        <w:t xml:space="preserve"/>
-      </w:r>
-    </w:p>
-    <w:p>
-      <w:pPr>
-        <w:spacing w:after="40" w:before="40"/>
-        <w:ind w:left="360"/>
-      </w:pPr>
-      <w:r>
-        <w:rPr>
-          <w:rFonts w:ascii="Courier New" w:cs="Courier New" w:eastAsia="Courier New" w:hAnsi="Courier New"/>
-          <w:color w:val="2C3E6B"/>
-          <w:sz w:val="18"/>
-          <w:szCs w:val="18"/>
-        </w:rPr>
-        <w:t xml:space="preserve">SELECT</w:t>
-      </w:r>
-    </w:p>
-    <w:p>
-      <w:pPr>
-        <w:spacing w:after="40" w:before="40"/>
-        <w:ind w:left="360"/>
-      </w:pPr>
-      <w:r>
-        <w:rPr>
-          <w:rFonts w:ascii="Courier New" w:cs="Courier New" w:eastAsia="Courier New" w:hAnsi="Courier New"/>
-          <w:color w:val="2C3E6B"/>
-          <w:sz w:val="18"/>
-          <w:szCs w:val="18"/>
-        </w:rPr>
-        <w:t xml:space="preserve">    block_time,</w:t>
-      </w:r>
-    </w:p>
-    <w:p>
-      <w:pPr>
-        <w:spacing w:after="40" w:before="40"/>
-        <w:ind w:left="360"/>
-      </w:pPr>
-      <w:r>
-        <w:rPr>
-          <w:rFonts w:ascii="Courier New" w:cs="Courier New" w:eastAsia="Courier New" w:hAnsi="Courier New"/>
-          <w:color w:val="2C3E6B"/>
-          <w:sz w:val="18"/>
-          <w:szCs w:val="18"/>
-        </w:rPr>
-        <w:t xml:space="preserve">    tx_hash,</w:t>
-      </w:r>
-    </w:p>
-    <w:p>
-      <w:pPr>
-        <w:spacing w:after="40" w:before="40"/>
-        <w:ind w:left="360"/>
-      </w:pPr>
-      <w:r>
-        <w:rPr>
-          <w:rFonts w:ascii="Courier New" w:cs="Courier New" w:eastAsia="Courier New" w:hAnsi="Courier New"/>
-          <w:color w:val="2C3E6B"/>
-          <w:sz w:val="18"/>
-          <w:szCs w:val="18"/>
-        </w:rPr>
-        <w:t xml:space="preserve">    -- Extract 'from' address: last 20 bytes of topic1</w:t>
-      </w:r>
-    </w:p>
-    <w:p>
-      <w:pPr>
-        <w:spacing w:after="40" w:before="40"/>
-        <w:ind w:left="360"/>
-      </w:pPr>
-      <w:r>
-        <w:rPr>
-          <w:rFonts w:ascii="Courier New" w:cs="Courier New" w:eastAsia="Courier New" w:hAnsi="Courier New"/>
-          <w:color w:val="2C3E6B"/>
-          <w:sz w:val="18"/>
-          <w:szCs w:val="18"/>
-        </w:rPr>
-        <w:t xml:space="preserve">    CONCAT('0x', SUBSTR(topic1, 27, 40)) AS from_address,</w:t>
-      </w:r>
-    </w:p>
-    <w:p>
-      <w:pPr>
-        <w:spacing w:after="40" w:before="40"/>
-        <w:ind w:left="360"/>
-      </w:pPr>
-      <w:r>
-        <w:rPr>
-          <w:rFonts w:ascii="Courier New" w:cs="Courier New" w:eastAsia="Courier New" w:hAnsi="Courier New"/>
-          <w:color w:val="2C3E6B"/>
-          <w:sz w:val="18"/>
-          <w:szCs w:val="18"/>
-        </w:rPr>
-        <w:t xml:space="preserve">    -- Extract 'to' address: last 20 bytes of topic2</w:t>
-      </w:r>
-    </w:p>
-    <w:p>
-      <w:pPr>
-        <w:spacing w:after="40" w:before="40"/>
-        <w:ind w:left="360"/>
-      </w:pPr>
-      <w:r>
-        <w:rPr>
-          <w:rFonts w:ascii="Courier New" w:cs="Courier New" w:eastAsia="Courier New" w:hAnsi="Courier New"/>
-          <w:color w:val="2C3E6B"/>
-          <w:sz w:val="18"/>
-          <w:szCs w:val="18"/>
-        </w:rPr>
-        <w:t xml:space="preserve">    CONCAT('0x', SUBSTR(topic2, 27, 40)) AS to_address,</w:t>
-      </w:r>
-    </w:p>
-    <w:p>
-      <w:pPr>
-        <w:spacing w:after="40" w:before="40"/>
-        <w:ind w:left="360"/>
-      </w:pPr>
-      <w:r>
-        <w:rPr>
-          <w:rFonts w:ascii="Courier New" w:cs="Courier New" w:eastAsia="Courier New" w:hAnsi="Courier New"/>
-          <w:color w:val="2C3E6B"/>
-          <w:sz w:val="18"/>
-          <w:szCs w:val="18"/>
-        </w:rPr>
-        <w:t xml:space="preserve">    -- Decode amount from hex data field, divide by 1e6 for USDC</w:t>
-      </w:r>
-    </w:p>
-    <w:p>
-      <w:pPr>
-        <w:spacing w:after="40" w:before="40"/>
-        <w:ind w:left="360"/>
-      </w:pPr>
-      <w:r>
-        <w:rPr>
-          <w:rFonts w:ascii="Courier New" w:cs="Courier New" w:eastAsia="Courier New" w:hAnsi="Courier New"/>
-          <w:color w:val="2C3E6B"/>
-          <w:sz w:val="18"/>
-          <w:szCs w:val="18"/>
-        </w:rPr>
-        <w:t xml:space="preserve">    bytea2numeric(data) / 1e6 AS usdc_amount</w:t>
-      </w:r>
-    </w:p>
-    <w:p>
-      <w:pPr>
-        <w:spacing w:after="40" w:before="40"/>
-        <w:ind w:left="360"/>
-      </w:pPr>
-      <w:r>
-        <w:rPr>
-          <w:rFonts w:ascii="Courier New" w:cs="Courier New" w:eastAsia="Courier New" w:hAnsi="Courier New"/>
-          <w:color w:val="2C3E6B"/>
-          <w:sz w:val="18"/>
-          <w:szCs w:val="18"/>
-        </w:rPr>
-        <w:t xml:space="preserve">FROM ethereum.logs</w:t>
-      </w:r>
-    </w:p>
-    <w:p>
-      <w:pPr>
-        <w:spacing w:after="40" w:before="40"/>
-        <w:ind w:left="360"/>
-      </w:pPr>
-      <w:r>
-        <w:rPr>
-          <w:rFonts w:ascii="Courier New" w:cs="Courier New" w:eastAsia="Courier New" w:hAnsi="Courier New"/>
-          <w:color w:val="2C3E6B"/>
-          <w:sz w:val="18"/>
-          <w:szCs w:val="18"/>
-        </w:rPr>
-        <w:t xml:space="preserve">WHERE contract_address = 0xa0b86991c6218b36c1d19d4a2e9eb0ce3606eb48</w:t>
-      </w:r>
-    </w:p>
-    <w:p>
-      <w:pPr>
-        <w:spacing w:after="40" w:before="40"/>
-        <w:ind w:left="360"/>
-      </w:pPr>
-      <w:r>
-        <w:rPr>
-          <w:rFonts w:ascii="Courier New" w:cs="Courier New" w:eastAsia="Courier New" w:hAnsi="Courier New"/>
-          <w:color w:val="2C3E6B"/>
-          <w:sz w:val="18"/>
-          <w:szCs w:val="18"/>
-        </w:rPr>
-        <w:t xml:space="preserve">    -- Filter for Transfer events only using topic0 signature hash</w:t>
-      </w:r>
-    </w:p>
-    <w:p>
-      <w:pPr>
-        <w:spacing w:after="40" w:before="40"/>
-        <w:ind w:left="360"/>
-      </w:pPr>
-      <w:r>
-        <w:rPr>
-          <w:rFonts w:ascii="Courier New" w:cs="Courier New" w:eastAsia="Courier New" w:hAnsi="Courier New"/>
-          <w:color w:val="2C3E6B"/>
-          <w:sz w:val="18"/>
-          <w:szCs w:val="18"/>
-        </w:rPr>
-        <w:t xml:space="preserve">    AND topic0 = 0xddf252ad1be2c89b69c2b068fc378daa952ba7f163c4a11628f55a4df523b3ef</w:t>
-      </w:r>
-    </w:p>
-    <w:p>
-      <w:pPr>
-        <w:spacing w:after="40" w:before="40"/>
-        <w:ind w:left="360"/>
-      </w:pPr>
-      <w:r>
-        <w:rPr>
-          <w:rFonts w:ascii="Courier New" w:cs="Courier New" w:eastAsia="Courier New" w:hAnsi="Courier New"/>
-          <w:color w:val="2C3E6B"/>
-          <w:sz w:val="18"/>
-          <w:szCs w:val="18"/>
-        </w:rPr>
-        <w:t xml:space="preserve">    AND block_time &gt;= NOW() - INTERVAL '1' DAY</w:t>
-      </w:r>
-    </w:p>
-    <w:p>
-      <w:pPr>
-        <w:spacing w:after="40" w:before="40"/>
-        <w:ind w:left="360"/>
-      </w:pPr>
-      <w:r>
-        <w:rPr>
-          <w:rFonts w:ascii="Courier New" w:cs="Courier New" w:eastAsia="Courier New" w:hAnsi="Courier New"/>
-          <w:color w:val="2C3E6B"/>
-          <w:sz w:val="18"/>
-          <w:szCs w:val="18"/>
-        </w:rPr>
-        <w:t xml:space="preserve">ORDER BY block_time DESC</w:t>
-      </w:r>
-    </w:p>
-    <w:p>
-      <w:pPr>
-        <w:spacing w:after="40" w:before="40"/>
-        <w:ind w:left="360"/>
-      </w:pPr>
-      <w:r>
-        <w:rPr>
-          <w:rFonts w:ascii="Courier New" w:cs="Courier New" w:eastAsia="Courier New" w:hAnsi="Courier New"/>
-          <w:color w:val="2C3E6B"/>
-          <w:sz w:val="18"/>
-          <w:szCs w:val="18"/>
-        </w:rPr>
-        <w:t xml:space="preserve">LIMIT 10</w:t>
-      </w:r>
-    </w:p>
-    <w:p>
-      <w:pPr>
-        <w:spacing w:after="80" w:before="80"/>
-      </w:pPr>
-      <w:r>
-        <w:t xml:space="preserve"/>
-      </w:r>
-    </w:p>
-    <w:p>
-      <w:pPr>
-        <w:spacing w:after="60" w:before="60"/>
-      </w:pPr>
-      <w:r>
-        <w:rPr>
-          <w:rFonts w:ascii="Arial" w:cs="Arial" w:eastAsia="Arial" w:hAnsi="Arial"/>
-          <w:color w:val="222222"/>
-          <w:sz w:val="20"/>
-          <w:szCs w:val="20"/>
-        </w:rPr>
-        <w:t xml:space="preserve">Run this query on Dune and compare it against Query 3 from Stage 2. Both should return identical transfer data — one using the decoded Spell table, one decoding manually from raw logs. Seeing the same data produced two different ways solidifies your understanding of what Dune's Spell tables are actually doing.</w:t>
+        <w:spacing w:after="60" w:before="60"/>
+      </w:pPr>
+      <w:r>
+        <w:rPr>
+          <w:rFonts w:ascii="Arial" w:cs="Arial" w:eastAsia="Arial" w:hAnsi="Arial"/>
+          <w:color w:val="222222"/>
+          <w:sz w:val="20"/>
+          <w:szCs w:val="20"/>
+        </w:rPr>
+        <w:t xml:space="preserve">On Etherscan, click the Internal Txns tab on any transaction. Each row is one contract calling another. A simple transfer has zero internal transactions. A complex DeFi swap might have 15. That is complexity made visible without any calculation.</w:t>
       </w:r>
     </w:p>
     <w:p>
@@ -2559,12 +3119,12 @@
         <w:tc>
           <w:tcPr>
             <w:tcBorders>
-              <w:top w:val="single" w:color="1A6B3A" w:sz="6"/>
-              <w:left w:val="single" w:color="1A6B3A" w:sz="24"/>
+              <w:top w:val="single" w:color="7F5700" w:sz="6"/>
+              <w:left w:val="single" w:color="7F5700" w:sz="24"/>
               <w:bottom w:val="none" w:color="FFFFFF" w:sz="0"/>
               <w:right w:val="none" w:color="FFFFFF" w:sz="0"/>
             </w:tcBorders>
-            <w:shd w:fill="E8F5EE" w:val="clear"/>
+            <w:shd w:fill="FFF8E1" w:val="clear"/>
             <w:tcMar>
               <w:top w:type="dxa" w:w="120"/>
               <w:left w:type="dxa" w:w="200"/>
@@ -2582,11 +3142,11 @@
                 <w:b/>
                 <w:bCs/>
                 <w:caps/>
-                <w:color w:val="1A6B3A"/>
-                <w:sz w:val="18"/>
-                <w:szCs w:val="18"/>
-              </w:rPr>
-              <w:t xml:space="preserve">Key Insight</w:t>
+                <w:color w:val="7F5700"/>
+                <w:sz w:val="18"/>
+                <w:szCs w:val="18"/>
+              </w:rPr>
+              <w:t xml:space="preserve">Analyst Implication</w:t>
             </w:r>
           </w:p>
           <w:p>
@@ -2600,255 +3160,12 @@
                 <w:sz w:val="18"/>
                 <w:szCs w:val="18"/>
               </w:rPr>
-              <w:t xml:space="preserve">topic0 is the fingerprint of an event type. The hash 0xddf252ad... always means Transfer(address,address,uint256) on any ERC-20 contract on any chain. If you ever need to find all token transfers on a chain Dune has not decoded, filter logs by this topic0 and you will find every ERC-20 transfer — regardless of the token.</w:t>
+              <w:t xml:space="preserve">Gas cost is a proxy for computational complexity. If you see a large USDC volume transfer with very high gas consumption in the pre-event window of a conflict, that is not a simple payment between two people. That is an institution executing complex automated logic across multiple contracts. This is exactly the kind of signal the seismograph project would look for — unusual complexity in an unusual time window.</w:t>
             </w:r>
           </w:p>
         </w:tc>
       </w:tr>
     </w:tbl>
-    <w:p>
-      <w:pPr>
-        <w:spacing w:after="80" w:before="80"/>
-      </w:pPr>
-      <w:r>
-        <w:t xml:space="preserve"/>
-      </w:r>
-    </w:p>
-    <w:p>
-      <w:pPr>
-        <w:spacing w:after="60" w:before="200"/>
-      </w:pPr>
-      <w:r>
-        <w:rPr>
-          <w:rFonts w:ascii="Arial" w:cs="Arial" w:eastAsia="Arial" w:hAnsi="Arial"/>
-          <w:b/>
-          <w:bCs/>
-          <w:color w:val="2C3E6B"/>
-          <w:sz w:val="22"/>
-          <w:szCs w:val="22"/>
-        </w:rPr>
-        <w:t xml:space="preserve">2.3  Finding Events for Any Contract</w:t>
-      </w:r>
-    </w:p>
-    <w:p>
-      <w:pPr>
-        <w:spacing w:after="60" w:before="60"/>
-      </w:pPr>
-      <w:r>
-        <w:rPr>
-          <w:rFonts w:ascii="Arial" w:cs="Arial" w:eastAsia="Arial" w:hAnsi="Arial"/>
-          <w:color w:val="222222"/>
-          <w:sz w:val="20"/>
-          <w:szCs w:val="20"/>
-        </w:rPr>
-        <w:t xml:space="preserve">The power of raw log analysis is that it works for any contract, not just the ones Dune has decoded. The workflow for analyzing a new protocol:</w:t>
-      </w:r>
-    </w:p>
-    <w:p>
-      <w:pPr>
-        <w:spacing w:after="80" w:before="80"/>
-      </w:pPr>
-      <w:r>
-        <w:t xml:space="preserve"/>
-      </w:r>
-    </w:p>
-    <w:p>
-      <w:pPr>
-        <w:spacing w:after="60" w:before="60"/>
-        <w:ind w:left="360"/>
-      </w:pPr>
-      <w:r>
-        <w:rPr>
-          <w:rFonts w:ascii="Arial" w:cs="Arial" w:eastAsia="Arial" w:hAnsi="Arial"/>
-          <w:color w:val="1A7A8A"/>
-          <w:sz w:val="20"/>
-          <w:szCs w:val="20"/>
-        </w:rPr>
-        <w:t xml:space="preserve">◆  </w:t>
-      </w:r>
-      <w:r>
-        <w:rPr>
-          <w:rFonts w:ascii="Arial" w:cs="Arial" w:eastAsia="Arial" w:hAnsi="Arial"/>
-          <w:b/>
-          <w:bCs/>
-          <w:color w:val="222222"/>
-          <w:sz w:val="20"/>
-          <w:szCs w:val="20"/>
-        </w:rPr>
-        <w:t xml:space="preserve">Step 1</w:t>
-      </w:r>
-      <w:r>
-        <w:rPr>
-          <w:rFonts w:ascii="Arial" w:cs="Arial" w:eastAsia="Arial" w:hAnsi="Arial"/>
-          <w:color w:val="222222"/>
-          <w:sz w:val="20"/>
-          <w:szCs w:val="20"/>
-        </w:rPr>
-        <w:t xml:space="preserve"> — Find the contract address on Etherscan</w:t>
-      </w:r>
-    </w:p>
-    <w:p>
-      <w:pPr>
-        <w:spacing w:after="60" w:before="60"/>
-        <w:ind w:left="360"/>
-      </w:pPr>
-      <w:r>
-        <w:rPr>
-          <w:rFonts w:ascii="Arial" w:cs="Arial" w:eastAsia="Arial" w:hAnsi="Arial"/>
-          <w:color w:val="1A7A8A"/>
-          <w:sz w:val="20"/>
-          <w:szCs w:val="20"/>
-        </w:rPr>
-        <w:t xml:space="preserve">◆  </w:t>
-      </w:r>
-      <w:r>
-        <w:rPr>
-          <w:rFonts w:ascii="Arial" w:cs="Arial" w:eastAsia="Arial" w:hAnsi="Arial"/>
-          <w:b/>
-          <w:bCs/>
-          <w:color w:val="222222"/>
-          <w:sz w:val="20"/>
-          <w:szCs w:val="20"/>
-        </w:rPr>
-        <w:t xml:space="preserve">Step 2</w:t>
-      </w:r>
-      <w:r>
-        <w:rPr>
-          <w:rFonts w:ascii="Arial" w:cs="Arial" w:eastAsia="Arial" w:hAnsi="Arial"/>
-          <w:color w:val="222222"/>
-          <w:sz w:val="20"/>
-          <w:szCs w:val="20"/>
-        </w:rPr>
-        <w:t xml:space="preserve"> — Look at the contract's ABI (Application Binary Interface) to find event signatures</w:t>
-      </w:r>
-    </w:p>
-    <w:p>
-      <w:pPr>
-        <w:spacing w:after="60" w:before="60"/>
-        <w:ind w:left="360"/>
-      </w:pPr>
-      <w:r>
-        <w:rPr>
-          <w:rFonts w:ascii="Arial" w:cs="Arial" w:eastAsia="Arial" w:hAnsi="Arial"/>
-          <w:color w:val="1A7A8A"/>
-          <w:sz w:val="20"/>
-          <w:szCs w:val="20"/>
-        </w:rPr>
-        <w:t xml:space="preserve">◆  </w:t>
-      </w:r>
-      <w:r>
-        <w:rPr>
-          <w:rFonts w:ascii="Arial" w:cs="Arial" w:eastAsia="Arial" w:hAnsi="Arial"/>
-          <w:b/>
-          <w:bCs/>
-          <w:color w:val="222222"/>
-          <w:sz w:val="20"/>
-          <w:szCs w:val="20"/>
-        </w:rPr>
-        <w:t xml:space="preserve">Step 3</w:t>
-      </w:r>
-      <w:r>
-        <w:rPr>
-          <w:rFonts w:ascii="Arial" w:cs="Arial" w:eastAsia="Arial" w:hAnsi="Arial"/>
-          <w:color w:val="222222"/>
-          <w:sz w:val="20"/>
-          <w:szCs w:val="20"/>
-        </w:rPr>
-        <w:t xml:space="preserve"> — Compute keccak256 hash of the event signature to get topic0</w:t>
-      </w:r>
-    </w:p>
-    <w:p>
-      <w:pPr>
-        <w:spacing w:after="60" w:before="60"/>
-        <w:ind w:left="360"/>
-      </w:pPr>
-      <w:r>
-        <w:rPr>
-          <w:rFonts w:ascii="Arial" w:cs="Arial" w:eastAsia="Arial" w:hAnsi="Arial"/>
-          <w:color w:val="1A7A8A"/>
-          <w:sz w:val="20"/>
-          <w:szCs w:val="20"/>
-        </w:rPr>
-        <w:t xml:space="preserve">◆  </w:t>
-      </w:r>
-      <w:r>
-        <w:rPr>
-          <w:rFonts w:ascii="Arial" w:cs="Arial" w:eastAsia="Arial" w:hAnsi="Arial"/>
-          <w:b/>
-          <w:bCs/>
-          <w:color w:val="222222"/>
-          <w:sz w:val="20"/>
-          <w:szCs w:val="20"/>
-        </w:rPr>
-        <w:t xml:space="preserve">Step 4</w:t>
-      </w:r>
-      <w:r>
-        <w:rPr>
-          <w:rFonts w:ascii="Arial" w:cs="Arial" w:eastAsia="Arial" w:hAnsi="Arial"/>
-          <w:color w:val="222222"/>
-          <w:sz w:val="20"/>
-          <w:szCs w:val="20"/>
-        </w:rPr>
-        <w:t xml:space="preserve"> — Query ethereum.logs filtered by contract_address and topic0</w:t>
-      </w:r>
-    </w:p>
-    <w:p>
-      <w:pPr>
-        <w:spacing w:after="60" w:before="60"/>
-        <w:ind w:left="360"/>
-      </w:pPr>
-      <w:r>
-        <w:rPr>
-          <w:rFonts w:ascii="Arial" w:cs="Arial" w:eastAsia="Arial" w:hAnsi="Arial"/>
-          <w:color w:val="1A7A8A"/>
-          <w:sz w:val="20"/>
-          <w:szCs w:val="20"/>
-        </w:rPr>
-        <w:t xml:space="preserve">◆  </w:t>
-      </w:r>
-      <w:r>
-        <w:rPr>
-          <w:rFonts w:ascii="Arial" w:cs="Arial" w:eastAsia="Arial" w:hAnsi="Arial"/>
-          <w:b/>
-          <w:bCs/>
-          <w:color w:val="222222"/>
-          <w:sz w:val="20"/>
-          <w:szCs w:val="20"/>
-        </w:rPr>
-        <w:t xml:space="preserve">Step 5</w:t>
-      </w:r>
-      <w:r>
-        <w:rPr>
-          <w:rFonts w:ascii="Arial" w:cs="Arial" w:eastAsia="Arial" w:hAnsi="Arial"/>
-          <w:color w:val="222222"/>
-          <w:sz w:val="20"/>
-          <w:szCs w:val="20"/>
-        </w:rPr>
-        <w:t xml:space="preserve"> — Decode topic1, topic2, and data fields based on the event parameter types</w:t>
-      </w:r>
-    </w:p>
-    <w:p>
-      <w:pPr>
-        <w:spacing w:after="80" w:before="80"/>
-      </w:pPr>
-      <w:r>
-        <w:t xml:space="preserve"/>
-      </w:r>
-    </w:p>
-    <w:p>
-      <w:pPr>
-        <w:spacing w:after="60" w:before="60"/>
-      </w:pPr>
-      <w:r>
-        <w:rPr>
-          <w:rFonts w:ascii="Arial" w:cs="Arial" w:eastAsia="Arial" w:hAnsi="Arial"/>
-          <w:color w:val="222222"/>
-          <w:sz w:val="20"/>
-          <w:szCs w:val="20"/>
-        </w:rPr>
-        <w:t xml:space="preserve">This workflow is what blockchain forensics firms use for analyzing contracts that are too new, too obscure, or too specialized for Dune's automated decoding pipeline. Mastering it means you are not limited to what Dune has already prepared.</w:t>
-      </w:r>
-    </w:p>
     <w:p>
       <w:pPr>
         <w:spacing w:after="80" w:before="80"/>
@@ -2875,21 +3192,21 @@
           <w:sz w:val="32"/>
           <w:szCs w:val="32"/>
         </w:rPr>
-        <w:t xml:space="preserve">3. Request Network</w:t>
-      </w:r>
-    </w:p>
-    <w:p>
-      <w:pPr>
-        <w:spacing w:after="60" w:before="60"/>
-      </w:pPr>
-      <w:r>
-        <w:rPr>
-          <w:rFonts w:ascii="Arial" w:cs="Arial" w:eastAsia="Arial" w:hAnsi="Arial"/>
-          <w:color w:val="222222"/>
-          <w:sz w:val="20"/>
-          <w:szCs w:val="20"/>
-        </w:rPr>
-        <w:t xml:space="preserve">Request Network is an open protocol for payment requests built on Ethereum. Understanding it at the contract level is directly relevant to payment analytics because it demonstrates how real-world invoicing logic is encoded on-chain.</w:t>
+        <w:t xml:space="preserve">2. Decoding Raw Logs on Dune</w:t>
+      </w:r>
+    </w:p>
+    <w:p>
+      <w:pPr>
+        <w:spacing w:after="60" w:before="60"/>
+      </w:pPr>
+      <w:r>
+        <w:rPr>
+          <w:rFonts w:ascii="Arial" w:cs="Arial" w:eastAsia="Arial" w:hAnsi="Arial"/>
+          <w:color w:val="222222"/>
+          <w:sz w:val="20"/>
+          <w:szCs w:val="20"/>
+        </w:rPr>
+        <w:t xml:space="preserve">Stage 2 relied entirely on Dune's decoded Spell tables. This section teaches you to work one level below them — with the raw logs table — which gives you access to any contract on any chain, decoded or not.</w:t>
       </w:r>
     </w:p>
     <w:p>
@@ -2913,81 +3230,44 @@
           <w:sz w:val="22"/>
           <w:szCs w:val="22"/>
         </w:rPr>
-        <w:t xml:space="preserve">3.1  What Request Network Does</w:t>
-      </w:r>
-    </w:p>
-    <w:p>
-      <w:pPr>
-        <w:spacing w:after="60" w:before="60"/>
-      </w:pPr>
-      <w:r>
-        <w:rPr>
-          <w:rFonts w:ascii="Arial" w:cs="Arial" w:eastAsia="Arial" w:hAnsi="Arial"/>
-          <w:color w:val="222222"/>
-          <w:sz w:val="20"/>
-          <w:szCs w:val="20"/>
-        </w:rPr>
-        <w:t xml:space="preserve">Request Network allows anyone to create a payment request — essentially a decentralized invoice. The requester specifies: who should pay, how much, in what currency, and by when. The payer can pay the request directly on-chain. The entire lifecycle — creation, payment, cancellation — is recorded as on-chain events.</w:t>
-      </w:r>
-    </w:p>
-    <w:p>
-      <w:pPr>
-        <w:spacing w:after="80" w:before="80"/>
-      </w:pPr>
-      <w:r>
-        <w:t xml:space="preserve"/>
-      </w:r>
-    </w:p>
-    <w:p>
-      <w:pPr>
-        <w:spacing w:after="60" w:before="60"/>
-      </w:pPr>
-      <w:r>
-        <w:rPr>
-          <w:rFonts w:ascii="Arial" w:cs="Arial" w:eastAsia="Arial" w:hAnsi="Arial"/>
-          <w:color w:val="222222"/>
-          <w:sz w:val="20"/>
-          <w:szCs w:val="20"/>
-        </w:rPr>
-        <w:t xml:space="preserve">The economic significance: every business that uses Request Network for invoicing produces queryable on-chain payment data. You can measure payment velocity, invoice settlement rates, average payment times, and geographic payment flows — from public blockchain data, without any access to private business records.</w:t>
-      </w:r>
-    </w:p>
-    <w:p>
-      <w:pPr>
-        <w:spacing w:after="80" w:before="80"/>
-      </w:pPr>
-      <w:r>
-        <w:t xml:space="preserve"/>
-      </w:r>
-    </w:p>
-    <w:p>
-      <w:pPr>
-        <w:spacing w:after="60" w:before="200"/>
-      </w:pPr>
-      <w:r>
-        <w:rPr>
-          <w:rFonts w:ascii="Arial" w:cs="Arial" w:eastAsia="Arial" w:hAnsi="Arial"/>
-          <w:b/>
-          <w:bCs/>
-          <w:color w:val="2C3E6B"/>
-          <w:sz w:val="22"/>
-          <w:szCs w:val="22"/>
-        </w:rPr>
-        <w:t xml:space="preserve">3.2  The Request Network Data Model</w:t>
-      </w:r>
-    </w:p>
-    <w:p>
-      <w:pPr>
-        <w:spacing w:after="60" w:before="60"/>
-      </w:pPr>
-      <w:r>
-        <w:rPr>
-          <w:rFonts w:ascii="Arial" w:cs="Arial" w:eastAsia="Arial" w:hAnsi="Arial"/>
-          <w:color w:val="222222"/>
-          <w:sz w:val="20"/>
-          <w:szCs w:val="20"/>
-        </w:rPr>
-        <w:t xml:space="preserve">Request Network stores payment requests using a content-addressed storage system. The on-chain contract stores only a hash pointing to the full invoice data stored on IPFS. This is an important architectural pattern: the blockchain stores the proof of existence and payment, while the detailed data lives off-chain.</w:t>
+        <w:t xml:space="preserve">2.1  The Raw Logs Table</w:t>
+      </w:r>
+    </w:p>
+    <w:p>
+      <w:pPr>
+        <w:spacing w:after="60" w:before="60"/>
+      </w:pPr>
+      <w:r>
+        <w:rPr>
+          <w:rFonts w:ascii="Arial" w:cs="Arial" w:eastAsia="Arial" w:hAnsi="Arial"/>
+          <w:color w:val="222222"/>
+          <w:sz w:val="20"/>
+          <w:szCs w:val="20"/>
+        </w:rPr>
+        <w:t xml:space="preserve">Every event emitted by every smart contract on Ethereum is stored in the logs table on Dune:</w:t>
+      </w:r>
+    </w:p>
+    <w:p>
+      <w:pPr>
+        <w:spacing w:after="80" w:before="80"/>
+      </w:pPr>
+      <w:r>
+        <w:t xml:space="preserve"/>
+      </w:r>
+    </w:p>
+    <w:p>
+      <w:pPr>
+        <w:spacing w:after="40" w:before="40"/>
+        <w:ind w:left="360"/>
+      </w:pPr>
+      <w:r>
+        <w:rPr>
+          <w:rFonts w:ascii="Courier New" w:cs="Courier New" w:eastAsia="Courier New" w:hAnsi="Courier New"/>
+          <w:color w:val="2C3E6B"/>
+          <w:sz w:val="18"/>
+          <w:szCs w:val="18"/>
+        </w:rPr>
+        <w:t xml:space="preserve">ethereum.logs</w:t>
       </w:r>
     </w:p>
     <w:p>
@@ -3042,7 +3322,7 @@
                 <w:sz w:val="18"/>
                 <w:szCs w:val="18"/>
               </w:rPr>
-              <w:t xml:space="preserve">On-Chain (Ethereum)</w:t>
+              <w:t xml:space="preserve">Column</w:t>
             </w:r>
           </w:p>
         </w:tc>
@@ -3073,7 +3353,7 @@
                 <w:sz w:val="18"/>
                 <w:szCs w:val="18"/>
               </w:rPr>
-              <w:t xml:space="preserve">Off-Chain (IPFS)</w:t>
+              <w:t xml:space="preserve">What It Contains</w:t>
             </w:r>
           </w:p>
         </w:tc>
@@ -3104,7 +3384,7 @@
                 <w:sz w:val="18"/>
                 <w:szCs w:val="18"/>
               </w:rPr>
-              <w:t xml:space="preserve">Request ID (hash)</w:t>
+              <w:t xml:space="preserve">block_time</w:t>
             </w:r>
           </w:p>
         </w:tc>
@@ -3133,7 +3413,7 @@
                 <w:sz w:val="18"/>
                 <w:szCs w:val="18"/>
               </w:rPr>
-              <w:t xml:space="preserve">Payer address</w:t>
+              <w:t xml:space="preserve">Timestamp of the block containing this log</w:t>
             </w:r>
           </w:p>
         </w:tc>
@@ -3164,7 +3444,7 @@
                 <w:sz w:val="18"/>
                 <w:szCs w:val="18"/>
               </w:rPr>
-              <w:t xml:space="preserve">Payment status</w:t>
+              <w:t xml:space="preserve">block_number</w:t>
             </w:r>
           </w:p>
         </w:tc>
@@ -3193,7 +3473,7 @@
                 <w:sz w:val="18"/>
                 <w:szCs w:val="18"/>
               </w:rPr>
-              <w:t xml:space="preserve">Payee address</w:t>
+              <w:t xml:space="preserve">Block number</w:t>
             </w:r>
           </w:p>
         </w:tc>
@@ -3224,7 +3504,7 @@
                 <w:sz w:val="18"/>
                 <w:szCs w:val="18"/>
               </w:rPr>
-              <w:t xml:space="preserve">Amount paid</w:t>
+              <w:t xml:space="preserve">tx_hash</w:t>
             </w:r>
           </w:p>
         </w:tc>
@@ -3253,7 +3533,7 @@
                 <w:sz w:val="18"/>
                 <w:szCs w:val="18"/>
               </w:rPr>
-              <w:t xml:space="preserve">Invoice amount and currency</w:t>
+              <w:t xml:space="preserve">Transaction hash that produced this log</w:t>
             </w:r>
           </w:p>
         </w:tc>
@@ -3284,7 +3564,7 @@
                 <w:sz w:val="18"/>
                 <w:szCs w:val="18"/>
               </w:rPr>
-              <w:t xml:space="preserve">Timestamp</w:t>
+              <w:t xml:space="preserve">contract_address</w:t>
             </w:r>
           </w:p>
         </w:tc>
@@ -3313,7 +3593,7 @@
                 <w:sz w:val="18"/>
                 <w:szCs w:val="18"/>
               </w:rPr>
-              <w:t xml:space="preserve">Payment terms and due date</w:t>
+              <w:t xml:space="preserve">Address of the contract that emitted the event</w:t>
             </w:r>
           </w:p>
         </w:tc>
@@ -3344,7 +3624,7 @@
                 <w:sz w:val="18"/>
                 <w:szCs w:val="18"/>
               </w:rPr>
-              <w:t xml:space="preserve">Payment event log</w:t>
+              <w:t xml:space="preserve">topic0</w:t>
             </w:r>
           </w:p>
         </w:tc>
@@ -3373,7 +3653,247 @@
                 <w:sz w:val="18"/>
                 <w:szCs w:val="18"/>
               </w:rPr>
-              <w:t xml:space="preserve">Invoice metadata and description</w:t>
+              <w:t xml:space="preserve">Event signature hash (identifies event type)</w:t>
+            </w:r>
+          </w:p>
+        </w:tc>
+      </w:tr>
+      <w:tr>
+        <w:tc>
+          <w:tcPr>
+            <w:tcW w:type="dxa" w:w="3008"/>
+            <w:tcBorders>
+              <w:top w:val="single" w:color="CCCCCC" w:sz="1"/>
+              <w:left w:val="single" w:color="CCCCCC" w:sz="1"/>
+              <w:bottom w:val="single" w:color="CCCCCC" w:sz="1"/>
+              <w:right w:val="single" w:color="CCCCCC" w:sz="1"/>
+            </w:tcBorders>
+            <w:shd w:fill="FFFFFF" w:val="clear"/>
+            <w:tcMar>
+              <w:top w:type="dxa" w:w="80"/>
+              <w:left w:type="dxa" w:w="150"/>
+              <w:bottom w:type="dxa" w:w="80"/>
+              <w:right w:type="dxa" w:w="150"/>
+            </w:tcMar>
+          </w:tcPr>
+          <w:p>
+            <w:r>
+              <w:rPr>
+                <w:rFonts w:ascii="Arial" w:cs="Arial" w:eastAsia="Arial" w:hAnsi="Arial"/>
+                <w:color w:val="222222"/>
+                <w:sz w:val="18"/>
+                <w:szCs w:val="18"/>
+              </w:rPr>
+              <w:t xml:space="preserve">topic1</w:t>
+            </w:r>
+          </w:p>
+        </w:tc>
+        <w:tc>
+          <w:tcPr>
+            <w:tcW w:type="dxa" w:w="6018"/>
+            <w:tcBorders>
+              <w:top w:val="single" w:color="CCCCCC" w:sz="1"/>
+              <w:left w:val="single" w:color="CCCCCC" w:sz="1"/>
+              <w:bottom w:val="single" w:color="CCCCCC" w:sz="1"/>
+              <w:right w:val="single" w:color="CCCCCC" w:sz="1"/>
+            </w:tcBorders>
+            <w:shd w:fill="FFFFFF" w:val="clear"/>
+            <w:tcMar>
+              <w:top w:type="dxa" w:w="80"/>
+              <w:left w:type="dxa" w:w="150"/>
+              <w:bottom w:type="dxa" w:w="80"/>
+              <w:right w:type="dxa" w:w="150"/>
+            </w:tcMar>
+          </w:tcPr>
+          <w:p>
+            <w:r>
+              <w:rPr>
+                <w:rFonts w:ascii="Arial" w:cs="Arial" w:eastAsia="Arial" w:hAnsi="Arial"/>
+                <w:color w:val="222222"/>
+                <w:sz w:val="18"/>
+                <w:szCs w:val="18"/>
+              </w:rPr>
+              <w:t xml:space="preserve">First indexed parameter (often the from address)</w:t>
+            </w:r>
+          </w:p>
+        </w:tc>
+      </w:tr>
+      <w:tr>
+        <w:tc>
+          <w:tcPr>
+            <w:tcW w:type="dxa" w:w="3008"/>
+            <w:tcBorders>
+              <w:top w:val="single" w:color="CCCCCC" w:sz="1"/>
+              <w:left w:val="single" w:color="CCCCCC" w:sz="1"/>
+              <w:bottom w:val="single" w:color="CCCCCC" w:sz="1"/>
+              <w:right w:val="single" w:color="CCCCCC" w:sz="1"/>
+            </w:tcBorders>
+            <w:shd w:fill="F7F7F7" w:val="clear"/>
+            <w:tcMar>
+              <w:top w:type="dxa" w:w="80"/>
+              <w:left w:type="dxa" w:w="150"/>
+              <w:bottom w:type="dxa" w:w="80"/>
+              <w:right w:type="dxa" w:w="150"/>
+            </w:tcMar>
+          </w:tcPr>
+          <w:p>
+            <w:r>
+              <w:rPr>
+                <w:rFonts w:ascii="Arial" w:cs="Arial" w:eastAsia="Arial" w:hAnsi="Arial"/>
+                <w:color w:val="222222"/>
+                <w:sz w:val="18"/>
+                <w:szCs w:val="18"/>
+              </w:rPr>
+              <w:t xml:space="preserve">topic2</w:t>
+            </w:r>
+          </w:p>
+        </w:tc>
+        <w:tc>
+          <w:tcPr>
+            <w:tcW w:type="dxa" w:w="6018"/>
+            <w:tcBorders>
+              <w:top w:val="single" w:color="CCCCCC" w:sz="1"/>
+              <w:left w:val="single" w:color="CCCCCC" w:sz="1"/>
+              <w:bottom w:val="single" w:color="CCCCCC" w:sz="1"/>
+              <w:right w:val="single" w:color="CCCCCC" w:sz="1"/>
+            </w:tcBorders>
+            <w:shd w:fill="F7F7F7" w:val="clear"/>
+            <w:tcMar>
+              <w:top w:type="dxa" w:w="80"/>
+              <w:left w:type="dxa" w:w="150"/>
+              <w:bottom w:type="dxa" w:w="80"/>
+              <w:right w:type="dxa" w:w="150"/>
+            </w:tcMar>
+          </w:tcPr>
+          <w:p>
+            <w:r>
+              <w:rPr>
+                <w:rFonts w:ascii="Arial" w:cs="Arial" w:eastAsia="Arial" w:hAnsi="Arial"/>
+                <w:color w:val="222222"/>
+                <w:sz w:val="18"/>
+                <w:szCs w:val="18"/>
+              </w:rPr>
+              <w:t xml:space="preserve">Second indexed parameter (often the to address)</w:t>
+            </w:r>
+          </w:p>
+        </w:tc>
+      </w:tr>
+      <w:tr>
+        <w:tc>
+          <w:tcPr>
+            <w:tcW w:type="dxa" w:w="3008"/>
+            <w:tcBorders>
+              <w:top w:val="single" w:color="CCCCCC" w:sz="1"/>
+              <w:left w:val="single" w:color="CCCCCC" w:sz="1"/>
+              <w:bottom w:val="single" w:color="CCCCCC" w:sz="1"/>
+              <w:right w:val="single" w:color="CCCCCC" w:sz="1"/>
+            </w:tcBorders>
+            <w:shd w:fill="FFFFFF" w:val="clear"/>
+            <w:tcMar>
+              <w:top w:type="dxa" w:w="80"/>
+              <w:left w:type="dxa" w:w="150"/>
+              <w:bottom w:type="dxa" w:w="80"/>
+              <w:right w:type="dxa" w:w="150"/>
+            </w:tcMar>
+          </w:tcPr>
+          <w:p>
+            <w:r>
+              <w:rPr>
+                <w:rFonts w:ascii="Arial" w:cs="Arial" w:eastAsia="Arial" w:hAnsi="Arial"/>
+                <w:color w:val="222222"/>
+                <w:sz w:val="18"/>
+                <w:szCs w:val="18"/>
+              </w:rPr>
+              <w:t xml:space="preserve">topic3</w:t>
+            </w:r>
+          </w:p>
+        </w:tc>
+        <w:tc>
+          <w:tcPr>
+            <w:tcW w:type="dxa" w:w="6018"/>
+            <w:tcBorders>
+              <w:top w:val="single" w:color="CCCCCC" w:sz="1"/>
+              <w:left w:val="single" w:color="CCCCCC" w:sz="1"/>
+              <w:bottom w:val="single" w:color="CCCCCC" w:sz="1"/>
+              <w:right w:val="single" w:color="CCCCCC" w:sz="1"/>
+            </w:tcBorders>
+            <w:shd w:fill="FFFFFF" w:val="clear"/>
+            <w:tcMar>
+              <w:top w:type="dxa" w:w="80"/>
+              <w:left w:type="dxa" w:w="150"/>
+              <w:bottom w:type="dxa" w:w="80"/>
+              <w:right w:type="dxa" w:w="150"/>
+            </w:tcMar>
+          </w:tcPr>
+          <w:p>
+            <w:r>
+              <w:rPr>
+                <w:rFonts w:ascii="Arial" w:cs="Arial" w:eastAsia="Arial" w:hAnsi="Arial"/>
+                <w:color w:val="222222"/>
+                <w:sz w:val="18"/>
+                <w:szCs w:val="18"/>
+              </w:rPr>
+              <w:t xml:space="preserve">Third indexed parameter (if present)</w:t>
+            </w:r>
+          </w:p>
+        </w:tc>
+      </w:tr>
+      <w:tr>
+        <w:tc>
+          <w:tcPr>
+            <w:tcW w:type="dxa" w:w="3008"/>
+            <w:tcBorders>
+              <w:top w:val="single" w:color="CCCCCC" w:sz="1"/>
+              <w:left w:val="single" w:color="CCCCCC" w:sz="1"/>
+              <w:bottom w:val="single" w:color="CCCCCC" w:sz="1"/>
+              <w:right w:val="single" w:color="CCCCCC" w:sz="1"/>
+            </w:tcBorders>
+            <w:shd w:fill="F7F7F7" w:val="clear"/>
+            <w:tcMar>
+              <w:top w:type="dxa" w:w="80"/>
+              <w:left w:type="dxa" w:w="150"/>
+              <w:bottom w:type="dxa" w:w="80"/>
+              <w:right w:type="dxa" w:w="150"/>
+            </w:tcMar>
+          </w:tcPr>
+          <w:p>
+            <w:r>
+              <w:rPr>
+                <w:rFonts w:ascii="Arial" w:cs="Arial" w:eastAsia="Arial" w:hAnsi="Arial"/>
+                <w:color w:val="222222"/>
+                <w:sz w:val="18"/>
+                <w:szCs w:val="18"/>
+              </w:rPr>
+              <w:t xml:space="preserve">data</w:t>
+            </w:r>
+          </w:p>
+        </w:tc>
+        <w:tc>
+          <w:tcPr>
+            <w:tcW w:type="dxa" w:w="6018"/>
+            <w:tcBorders>
+              <w:top w:val="single" w:color="CCCCCC" w:sz="1"/>
+              <w:left w:val="single" w:color="CCCCCC" w:sz="1"/>
+              <w:bottom w:val="single" w:color="CCCCCC" w:sz="1"/>
+              <w:right w:val="single" w:color="CCCCCC" w:sz="1"/>
+            </w:tcBorders>
+            <w:shd w:fill="F7F7F7" w:val="clear"/>
+            <w:tcMar>
+              <w:top w:type="dxa" w:w="80"/>
+              <w:left w:type="dxa" w:w="150"/>
+              <w:bottom w:type="dxa" w:w="80"/>
+              <w:right w:type="dxa" w:w="150"/>
+            </w:tcMar>
+          </w:tcPr>
+          <w:p>
+            <w:r>
+              <w:rPr>
+                <w:rFonts w:ascii="Arial" w:cs="Arial" w:eastAsia="Arial" w:hAnsi="Arial"/>
+                <w:color w:val="222222"/>
+                <w:sz w:val="18"/>
+                <w:szCs w:val="18"/>
+              </w:rPr>
+              <w:t xml:space="preserve">Non-indexed parameters encoded as hex</w:t>
             </w:r>
           </w:p>
         </w:tc>
@@ -3400,21 +3920,21 @@
           <w:sz w:val="22"/>
           <w:szCs w:val="22"/>
         </w:rPr>
-        <w:t xml:space="preserve">3.3  Querying Request Network on Dune</w:t>
-      </w:r>
-    </w:p>
-    <w:p>
-      <w:pPr>
-        <w:spacing w:after="60" w:before="60"/>
-      </w:pPr>
-      <w:r>
-        <w:rPr>
-          <w:rFonts w:ascii="Arial" w:cs="Arial" w:eastAsia="Arial" w:hAnsi="Arial"/>
-          <w:color w:val="222222"/>
-          <w:sz w:val="20"/>
-          <w:szCs w:val="20"/>
-        </w:rPr>
-        <w:t xml:space="preserve">Request Network data is available on Dune through the decoded tables. This query shows daily payment request volume on Ethereum:</w:t>
+        <w:t xml:space="preserve">2.2  Reading a Transfer Event from Raw Logs</w:t>
+      </w:r>
+    </w:p>
+    <w:p>
+      <w:pPr>
+        <w:spacing w:after="60" w:before="60"/>
+      </w:pPr>
+      <w:r>
+        <w:rPr>
+          <w:rFonts w:ascii="Arial" w:cs="Arial" w:eastAsia="Arial" w:hAnsi="Arial"/>
+          <w:color w:val="222222"/>
+          <w:sz w:val="20"/>
+          <w:szCs w:val="20"/>
+        </w:rPr>
+        <w:t xml:space="preserve">This query reads USDC Transfer events directly from the raw logs table, without using the decoded Spell table. It demonstrates the three-step decoding process from Section 1.4 applied in SQL:</w:t>
       </w:r>
     </w:p>
     <w:p>
@@ -3452,7 +3972,7 @@
           <w:sz w:val="18"/>
           <w:szCs w:val="18"/>
         </w:rPr>
-        <w:t xml:space="preserve">    DATE_TRUNC('day', evt_block_time) AS date,</w:t>
+        <w:t xml:space="preserve">    block_time,</w:t>
       </w:r>
     </w:p>
     <w:p>
@@ -3467,7 +3987,7 @@
           <w:sz w:val="18"/>
           <w:szCs w:val="18"/>
         </w:rPr>
-        <w:t xml:space="preserve">    COUNT(*) AS requests_created,</w:t>
+        <w:t xml:space="preserve">    tx_hash,</w:t>
       </w:r>
     </w:p>
     <w:p>
@@ -3482,7 +4002,7 @@
           <w:sz w:val="18"/>
           <w:szCs w:val="18"/>
         </w:rPr>
-        <w:t xml:space="preserve">    SUM(TRY_CAST(expectedAmount AS DOUBLE))</w:t>
+        <w:t xml:space="preserve">    -- Step 2: Extract 'from' address — last 40 chars of topic1</w:t>
       </w:r>
     </w:p>
     <w:p>
@@ -3497,7 +4017,7 @@
           <w:sz w:val="18"/>
           <w:szCs w:val="18"/>
         </w:rPr>
-        <w:t xml:space="preserve">        / 1e18 AS total_requested_eth</w:t>
+        <w:t xml:space="preserve">    CONCAT('0x', SUBSTR(topic1, 27, 40)) AS from_address,</w:t>
       </w:r>
     </w:p>
     <w:p>
@@ -3512,7 +4032,7 @@
           <w:sz w:val="18"/>
           <w:szCs w:val="18"/>
         </w:rPr>
-        <w:t xml:space="preserve">FROM requestnetwork_ethereum.RequestCore_evt_Created</w:t>
+        <w:t xml:space="preserve">    -- Step 2: Extract 'to' address — last 40 chars of topic2</w:t>
       </w:r>
     </w:p>
     <w:p>
@@ -3527,7 +4047,7 @@
           <w:sz w:val="18"/>
           <w:szCs w:val="18"/>
         </w:rPr>
-        <w:t xml:space="preserve">WHERE evt_block_time &gt;= NOW() - INTERVAL '90' DAY</w:t>
+        <w:t xml:space="preserve">    CONCAT('0x', SUBSTR(topic2, 27, 40)) AS to_address,</w:t>
       </w:r>
     </w:p>
     <w:p>
@@ -3542,7 +4062,7 @@
           <w:sz w:val="18"/>
           <w:szCs w:val="18"/>
         </w:rPr>
-        <w:t xml:space="preserve">GROUP BY 1</w:t>
+        <w:t xml:space="preserve">    -- Step 3: Decode amount from hex, divide by 1e6 for USDC</w:t>
       </w:r>
     </w:p>
     <w:p>
@@ -3557,296 +4077,134 @@
           <w:sz w:val="18"/>
           <w:szCs w:val="18"/>
         </w:rPr>
-        <w:t xml:space="preserve">ORDER BY 1</w:t>
-      </w:r>
-    </w:p>
-    <w:p>
-      <w:pPr>
-        <w:spacing w:after="80" w:before="80"/>
-      </w:pPr>
-      <w:r>
-        <w:t xml:space="preserve"/>
-      </w:r>
-    </w:p>
-    <w:p>
-      <w:pPr>
-        <w:spacing w:after="60" w:before="60"/>
-      </w:pPr>
-      <w:r>
-        <w:rPr>
-          <w:rFonts w:ascii="Arial" w:cs="Arial" w:eastAsia="Arial" w:hAnsi="Arial"/>
-          <w:color w:val="222222"/>
-          <w:sz w:val="20"/>
-          <w:szCs w:val="20"/>
-        </w:rPr>
-        <w:t xml:space="preserve">Compare the output to your USDC volume chart from Stage 2. Request Network volume is a fraction of raw USDC transfer volume — it represents structured B2B invoicing rather than all stablecoin movement. This distinction is analytically important: not all USDC transfers are payments in the commercial sense. Request Network transfers are explicitly structured payment requests, making them a cleaner signal for business payment flow analysis.</w:t>
-      </w:r>
-    </w:p>
-    <w:p>
-      <w:pPr>
-        <w:spacing w:after="80" w:before="80"/>
-      </w:pPr>
-      <w:r>
-        <w:t xml:space="preserve"/>
-      </w:r>
-    </w:p>
-    <w:p>
-      <w:pPr>
-        <w:pBdr>
-          <w:bottom w:val="single" w:color="2C3E6B" w:sz="8" w:space="1"/>
-        </w:pBdr>
-        <w:spacing w:after="120" w:before="360"/>
-      </w:pPr>
-      <w:r>
-        <w:rPr>
-          <w:rFonts w:ascii="Arial" w:cs="Arial" w:eastAsia="Arial" w:hAnsi="Arial"/>
-          <w:b/>
-          <w:bCs/>
-          <w:caps/>
-          <w:color w:val="2C3E6B"/>
-          <w:spacing w:val="60"/>
-          <w:sz w:val="32"/>
-          <w:szCs w:val="32"/>
-        </w:rPr>
-        <w:t xml:space="preserve">4. Gnosis Pay</w:t>
-      </w:r>
-    </w:p>
-    <w:p>
-      <w:pPr>
-        <w:spacing w:after="60" w:before="60"/>
-      </w:pPr>
-      <w:r>
-        <w:rPr>
-          <w:rFonts w:ascii="Arial" w:cs="Arial" w:eastAsia="Arial" w:hAnsi="Arial"/>
-          <w:color w:val="222222"/>
-          <w:sz w:val="20"/>
-          <w:szCs w:val="20"/>
-        </w:rPr>
-        <w:t xml:space="preserve">Gnosis Pay is the most important real-world payment protocol to understand for a European fintech analyst. It is the first production deployment of a self-custodial crypto payment card, and it is directly relevant to the Netherlands market.</w:t>
-      </w:r>
-    </w:p>
-    <w:p>
-      <w:pPr>
-        <w:spacing w:after="80" w:before="80"/>
-      </w:pPr>
-      <w:r>
-        <w:t xml:space="preserve"/>
-      </w:r>
-    </w:p>
-    <w:p>
-      <w:pPr>
-        <w:spacing w:after="60" w:before="200"/>
-      </w:pPr>
-      <w:r>
-        <w:rPr>
-          <w:rFonts w:ascii="Arial" w:cs="Arial" w:eastAsia="Arial" w:hAnsi="Arial"/>
-          <w:b/>
-          <w:bCs/>
-          <w:color w:val="2C3E6B"/>
-          <w:sz w:val="22"/>
-          <w:szCs w:val="22"/>
-        </w:rPr>
-        <w:t xml:space="preserve">4.1  What Gnosis Pay Is</w:t>
-      </w:r>
-    </w:p>
-    <w:p>
-      <w:pPr>
-        <w:spacing w:after="60" w:before="60"/>
-      </w:pPr>
-      <w:r>
-        <w:rPr>
-          <w:rFonts w:ascii="Arial" w:cs="Arial" w:eastAsia="Arial" w:hAnsi="Arial"/>
-          <w:color w:val="222222"/>
-          <w:sz w:val="20"/>
-          <w:szCs w:val="20"/>
-        </w:rPr>
-        <w:t xml:space="preserve">Gnosis Pay is a Visa debit card connected directly to a self-custodial smart contract wallet on Gnosis Chain. When you make a purchase with the card anywhere Visa is accepted — a supermarket, a petrol station, an online store — the payment is settled on-chain in EURe (a Euro-pegged stablecoin) or USDC. The merchant receives euros through the normal Visa settlement system. The crypto complexity is completely invisible to them.</w:t>
-      </w:r>
-    </w:p>
-    <w:p>
-      <w:pPr>
-        <w:spacing w:after="80" w:before="80"/>
-      </w:pPr>
-      <w:r>
-        <w:t xml:space="preserve"/>
-      </w:r>
-    </w:p>
-    <w:p>
-      <w:pPr>
-        <w:spacing w:after="60" w:before="60"/>
-      </w:pPr>
-      <w:r>
-        <w:rPr>
-          <w:rFonts w:ascii="Arial" w:cs="Arial" w:eastAsia="Arial" w:hAnsi="Arial"/>
-          <w:color w:val="222222"/>
-          <w:sz w:val="20"/>
-          <w:szCs w:val="20"/>
-        </w:rPr>
-        <w:t xml:space="preserve">This is architecturally different from exchange-linked crypto debit cards (like those from Coinbase or Crypto.com), where the exchange holds custody of your funds and converts them at the point of sale. With Gnosis Pay, you hold your own keys. The smart contract wallet is yours. The card is an interface to your wallet, not a card linked to a company's custodial account.</w:t>
-      </w:r>
-    </w:p>
-    <w:p>
-      <w:pPr>
-        <w:spacing w:after="80" w:before="80"/>
-      </w:pPr>
-      <w:r>
-        <w:t xml:space="preserve"/>
-      </w:r>
-    </w:p>
-    <w:p>
-      <w:pPr>
-        <w:spacing w:after="60" w:before="200"/>
-      </w:pPr>
-      <w:r>
-        <w:rPr>
-          <w:rFonts w:ascii="Arial" w:cs="Arial" w:eastAsia="Arial" w:hAnsi="Arial"/>
-          <w:b/>
-          <w:bCs/>
-          <w:color w:val="2C3E6B"/>
-          <w:sz w:val="22"/>
-          <w:szCs w:val="22"/>
-        </w:rPr>
-        <w:t xml:space="preserve">4.2  The Technical Architecture</w:t>
-      </w:r>
-    </w:p>
-    <w:p>
-      <w:pPr>
-        <w:spacing w:after="60" w:before="60"/>
-        <w:ind w:left="360"/>
-      </w:pPr>
-      <w:r>
-        <w:rPr>
-          <w:rFonts w:ascii="Arial" w:cs="Arial" w:eastAsia="Arial" w:hAnsi="Arial"/>
-          <w:color w:val="1A7A8A"/>
-          <w:sz w:val="20"/>
-          <w:szCs w:val="20"/>
-        </w:rPr>
-        <w:t xml:space="preserve">◆  </w:t>
-      </w:r>
-      <w:r>
-        <w:rPr>
-          <w:rFonts w:ascii="Arial" w:cs="Arial" w:eastAsia="Arial" w:hAnsi="Arial"/>
-          <w:b/>
-          <w:bCs/>
-          <w:color w:val="222222"/>
-          <w:sz w:val="20"/>
-          <w:szCs w:val="20"/>
-        </w:rPr>
-        <w:t xml:space="preserve">Gnosis Chain</w:t>
-      </w:r>
-      <w:r>
-        <w:rPr>
-          <w:rFonts w:ascii="Arial" w:cs="Arial" w:eastAsia="Arial" w:hAnsi="Arial"/>
-          <w:color w:val="222222"/>
-          <w:sz w:val="20"/>
-          <w:szCs w:val="20"/>
-        </w:rPr>
-        <w:t xml:space="preserve"> — an Ethereum sidechain with ~5 second block times and very low fees. Transactions cost fractions of a cent, making card-level micropayments viable.</w:t>
-      </w:r>
-    </w:p>
-    <w:p>
-      <w:pPr>
-        <w:spacing w:after="60" w:before="60"/>
-        <w:ind w:left="360"/>
-      </w:pPr>
-      <w:r>
-        <w:rPr>
-          <w:rFonts w:ascii="Arial" w:cs="Arial" w:eastAsia="Arial" w:hAnsi="Arial"/>
-          <w:color w:val="1A7A8A"/>
-          <w:sz w:val="20"/>
-          <w:szCs w:val="20"/>
-        </w:rPr>
-        <w:t xml:space="preserve">◆  </w:t>
-      </w:r>
-      <w:r>
-        <w:rPr>
-          <w:rFonts w:ascii="Arial" w:cs="Arial" w:eastAsia="Arial" w:hAnsi="Arial"/>
-          <w:b/>
-          <w:bCs/>
-          <w:color w:val="222222"/>
-          <w:sz w:val="20"/>
-          <w:szCs w:val="20"/>
-        </w:rPr>
-        <w:t xml:space="preserve">Safe smart wallet</w:t>
-      </w:r>
-      <w:r>
-        <w:rPr>
-          <w:rFonts w:ascii="Arial" w:cs="Arial" w:eastAsia="Arial" w:hAnsi="Arial"/>
-          <w:color w:val="222222"/>
-          <w:sz w:val="20"/>
-          <w:szCs w:val="20"/>
-        </w:rPr>
-        <w:t xml:space="preserve"> — Gnosis Pay uses Safe (formerly Gnosis Safe), the most widely used smart contract wallet standard. Your funds are controlled by a multi-signature contract, not a single private key.</w:t>
-      </w:r>
-    </w:p>
-    <w:p>
-      <w:pPr>
-        <w:spacing w:after="60" w:before="60"/>
-        <w:ind w:left="360"/>
-      </w:pPr>
-      <w:r>
-        <w:rPr>
-          <w:rFonts w:ascii="Arial" w:cs="Arial" w:eastAsia="Arial" w:hAnsi="Arial"/>
-          <w:color w:val="1A7A8A"/>
-          <w:sz w:val="20"/>
-          <w:szCs w:val="20"/>
-        </w:rPr>
-        <w:t xml:space="preserve">◆  </w:t>
-      </w:r>
-      <w:r>
-        <w:rPr>
-          <w:rFonts w:ascii="Arial" w:cs="Arial" w:eastAsia="Arial" w:hAnsi="Arial"/>
-          <w:b/>
-          <w:bCs/>
-          <w:color w:val="222222"/>
-          <w:sz w:val="20"/>
-          <w:szCs w:val="20"/>
-        </w:rPr>
-        <w:t xml:space="preserve">EURe</w:t>
-      </w:r>
-      <w:r>
-        <w:rPr>
-          <w:rFonts w:ascii="Arial" w:cs="Arial" w:eastAsia="Arial" w:hAnsi="Arial"/>
-          <w:color w:val="222222"/>
-          <w:sz w:val="20"/>
-          <w:szCs w:val="20"/>
-        </w:rPr>
-        <w:t xml:space="preserve"> — a Euro-backed stablecoin issued by Monerium, the first company to receive an e-money license in Europe for blockchain-native payments. EURe is the primary payment currency for Gnosis Pay in Europe.</w:t>
-      </w:r>
-    </w:p>
-    <w:p>
-      <w:pPr>
-        <w:spacing w:after="60" w:before="60"/>
-        <w:ind w:left="360"/>
-      </w:pPr>
-      <w:r>
-        <w:rPr>
-          <w:rFonts w:ascii="Arial" w:cs="Arial" w:eastAsia="Arial" w:hAnsi="Arial"/>
-          <w:color w:val="1A7A8A"/>
-          <w:sz w:val="20"/>
-          <w:szCs w:val="20"/>
-        </w:rPr>
-        <w:t xml:space="preserve">◆  </w:t>
-      </w:r>
-      <w:r>
-        <w:rPr>
-          <w:rFonts w:ascii="Arial" w:cs="Arial" w:eastAsia="Arial" w:hAnsi="Arial"/>
-          <w:b/>
-          <w:bCs/>
-          <w:color w:val="222222"/>
-          <w:sz w:val="20"/>
-          <w:szCs w:val="20"/>
-        </w:rPr>
-        <w:t xml:space="preserve">Visa connection</w:t>
-      </w:r>
-      <w:r>
-        <w:rPr>
-          <w:rFonts w:ascii="Arial" w:cs="Arial" w:eastAsia="Arial" w:hAnsi="Arial"/>
-          <w:color w:val="222222"/>
-          <w:sz w:val="20"/>
-          <w:szCs w:val="20"/>
-        </w:rPr>
-        <w:t xml:space="preserve"> — Gnosis Pay connects to Visa's network through a regulated card program. When you tap your card, Visa processes the payment and Gnosis Pay settles on-chain within seconds.</w:t>
+        <w:t xml:space="preserve">    bytea2numeric(data) / 1e6 AS usdc_amount</w:t>
+      </w:r>
+    </w:p>
+    <w:p>
+      <w:pPr>
+        <w:spacing w:after="40" w:before="40"/>
+        <w:ind w:left="360"/>
+      </w:pPr>
+      <w:r>
+        <w:rPr>
+          <w:rFonts w:ascii="Courier New" w:cs="Courier New" w:eastAsia="Courier New" w:hAnsi="Courier New"/>
+          <w:color w:val="2C3E6B"/>
+          <w:sz w:val="18"/>
+          <w:szCs w:val="18"/>
+        </w:rPr>
+        <w:t xml:space="preserve">FROM ethereum.logs</w:t>
+      </w:r>
+    </w:p>
+    <w:p>
+      <w:pPr>
+        <w:spacing w:after="40" w:before="40"/>
+        <w:ind w:left="360"/>
+      </w:pPr>
+      <w:r>
+        <w:rPr>
+          <w:rFonts w:ascii="Courier New" w:cs="Courier New" w:eastAsia="Courier New" w:hAnsi="Courier New"/>
+          <w:color w:val="2C3E6B"/>
+          <w:sz w:val="18"/>
+          <w:szCs w:val="18"/>
+        </w:rPr>
+        <w:t xml:space="preserve">WHERE contract_address = 0xa0b86991c6218b36c1d19d4a2e9eb0ce3606eb48</w:t>
+      </w:r>
+    </w:p>
+    <w:p>
+      <w:pPr>
+        <w:spacing w:after="40" w:before="40"/>
+        <w:ind w:left="360"/>
+      </w:pPr>
+      <w:r>
+        <w:rPr>
+          <w:rFonts w:ascii="Courier New" w:cs="Courier New" w:eastAsia="Courier New" w:hAnsi="Courier New"/>
+          <w:color w:val="2C3E6B"/>
+          <w:sz w:val="18"/>
+          <w:szCs w:val="18"/>
+        </w:rPr>
+        <w:t xml:space="preserve">    -- Step 1: Filter for Transfer events using topic0 signature hash</w:t>
+      </w:r>
+    </w:p>
+    <w:p>
+      <w:pPr>
+        <w:spacing w:after="40" w:before="40"/>
+        <w:ind w:left="360"/>
+      </w:pPr>
+      <w:r>
+        <w:rPr>
+          <w:rFonts w:ascii="Courier New" w:cs="Courier New" w:eastAsia="Courier New" w:hAnsi="Courier New"/>
+          <w:color w:val="2C3E6B"/>
+          <w:sz w:val="18"/>
+          <w:szCs w:val="18"/>
+        </w:rPr>
+        <w:t xml:space="preserve">    AND topic0 = 0xddf252ad1be2c89b69c2b068fc378daa952ba7f163c4a11628f55a4df523b3ef</w:t>
+      </w:r>
+    </w:p>
+    <w:p>
+      <w:pPr>
+        <w:spacing w:after="40" w:before="40"/>
+        <w:ind w:left="360"/>
+      </w:pPr>
+      <w:r>
+        <w:rPr>
+          <w:rFonts w:ascii="Courier New" w:cs="Courier New" w:eastAsia="Courier New" w:hAnsi="Courier New"/>
+          <w:color w:val="2C3E6B"/>
+          <w:sz w:val="18"/>
+          <w:szCs w:val="18"/>
+        </w:rPr>
+        <w:t xml:space="preserve">    AND block_time &gt;= NOW() - INTERVAL '1' DAY</w:t>
+      </w:r>
+    </w:p>
+    <w:p>
+      <w:pPr>
+        <w:spacing w:after="40" w:before="40"/>
+        <w:ind w:left="360"/>
+      </w:pPr>
+      <w:r>
+        <w:rPr>
+          <w:rFonts w:ascii="Courier New" w:cs="Courier New" w:eastAsia="Courier New" w:hAnsi="Courier New"/>
+          <w:color w:val="2C3E6B"/>
+          <w:sz w:val="18"/>
+          <w:szCs w:val="18"/>
+        </w:rPr>
+        <w:t xml:space="preserve">ORDER BY block_time DESC</w:t>
+      </w:r>
+    </w:p>
+    <w:p>
+      <w:pPr>
+        <w:spacing w:after="40" w:before="40"/>
+        <w:ind w:left="360"/>
+      </w:pPr>
+      <w:r>
+        <w:rPr>
+          <w:rFonts w:ascii="Courier New" w:cs="Courier New" w:eastAsia="Courier New" w:hAnsi="Courier New"/>
+          <w:color w:val="2C3E6B"/>
+          <w:sz w:val="18"/>
+          <w:szCs w:val="18"/>
+        </w:rPr>
+        <w:t xml:space="preserve">LIMIT 10</w:t>
+      </w:r>
+    </w:p>
+    <w:p>
+      <w:pPr>
+        <w:spacing w:after="80" w:before="80"/>
+      </w:pPr>
+      <w:r>
+        <w:t xml:space="preserve"/>
+      </w:r>
+    </w:p>
+    <w:p>
+      <w:pPr>
+        <w:spacing w:after="60" w:before="60"/>
+      </w:pPr>
+      <w:r>
+        <w:rPr>
+          <w:rFonts w:ascii="Arial" w:cs="Arial" w:eastAsia="Arial" w:hAnsi="Arial"/>
+          <w:color w:val="222222"/>
+          <w:sz w:val="20"/>
+          <w:szCs w:val="20"/>
+        </w:rPr>
+        <w:t xml:space="preserve">Run this query on Dune and compare it against Query 3 from Stage 2. Both should return identical transfer data — one using the decoded Spell table, one decoding manually from raw logs. Seeing the same data produced two different ways solidifies your understanding of what Dune's Spell tables are actually doing under the hood.</w:t>
       </w:r>
     </w:p>
     <w:p>
@@ -3903,7 +4261,7 @@
                 <w:sz w:val="18"/>
                 <w:szCs w:val="18"/>
               </w:rPr>
-              <w:t xml:space="preserve">Relevance for the Netherlands</w:t>
+              <w:t xml:space="preserve">Key Insight</w:t>
             </w:r>
           </w:p>
           <w:p>
@@ -3917,7 +4275,7 @@
                 <w:sz w:val="18"/>
                 <w:szCs w:val="18"/>
               </w:rPr>
-              <w:t xml:space="preserve">EURe is a Euro-pegged stablecoin with full e-money licensing in Europe, including the Netherlands. As Gnosis Pay expands, it represents the most credible current attempt at making crypto payments work at everyday retail scale in the EU. An analyst in the Netherlands who understands Gnosis Pay's on-chain data structure — spending patterns, wallet sizes, merchant categories — has a genuine edge for any fintech role in the European market.</w:t>
+              <w:t xml:space="preserve">topic0 is the fingerprint of an event type. The hash 0xddf252ad... always means Transfer(address,address,uint256) on any ERC-20 contract on any chain. If you ever need to find all token transfers on a chain Dune has not decoded, filter logs by this topic0 and you will find every ERC-20 transfer — regardless of the token.</w:t>
             </w:r>
           </w:p>
         </w:tc>
@@ -3944,186 +4302,214 @@
           <w:sz w:val="22"/>
           <w:szCs w:val="22"/>
         </w:rPr>
-        <w:t xml:space="preserve">4.3  Querying Gnosis Pay Data</w:t>
-      </w:r>
-    </w:p>
-    <w:p>
-      <w:pPr>
-        <w:spacing w:after="60" w:before="60"/>
-      </w:pPr>
-      <w:r>
-        <w:rPr>
-          <w:rFonts w:ascii="Arial" w:cs="Arial" w:eastAsia="Arial" w:hAnsi="Arial"/>
-          <w:color w:val="222222"/>
-          <w:sz w:val="20"/>
-          <w:szCs w:val="20"/>
-        </w:rPr>
-        <w:t xml:space="preserve">Gnosis Pay transaction data is available on Dune on the Gnosis Chain. This query shows daily Gnosis Pay spending volume:</w:t>
-      </w:r>
-    </w:p>
-    <w:p>
-      <w:pPr>
-        <w:spacing w:after="80" w:before="80"/>
-      </w:pPr>
-      <w:r>
-        <w:t xml:space="preserve"/>
-      </w:r>
-    </w:p>
-    <w:p>
-      <w:pPr>
-        <w:spacing w:after="40" w:before="40"/>
-        <w:ind w:left="360"/>
-      </w:pPr>
-      <w:r>
-        <w:rPr>
-          <w:rFonts w:ascii="Courier New" w:cs="Courier New" w:eastAsia="Courier New" w:hAnsi="Courier New"/>
-          <w:color w:val="2C3E6B"/>
-          <w:sz w:val="18"/>
-          <w:szCs w:val="18"/>
-        </w:rPr>
-        <w:t xml:space="preserve">SELECT</w:t>
-      </w:r>
-    </w:p>
-    <w:p>
-      <w:pPr>
-        <w:spacing w:after="40" w:before="40"/>
-        <w:ind w:left="360"/>
-      </w:pPr>
-      <w:r>
-        <w:rPr>
-          <w:rFonts w:ascii="Courier New" w:cs="Courier New" w:eastAsia="Courier New" w:hAnsi="Courier New"/>
-          <w:color w:val="2C3E6B"/>
-          <w:sz w:val="18"/>
-          <w:szCs w:val="18"/>
-        </w:rPr>
-        <w:t xml:space="preserve">    DATE_TRUNC('day', block_time) AS date,</w:t>
-      </w:r>
-    </w:p>
-    <w:p>
-      <w:pPr>
-        <w:spacing w:after="40" w:before="40"/>
-        <w:ind w:left="360"/>
-      </w:pPr>
-      <w:r>
-        <w:rPr>
-          <w:rFonts w:ascii="Courier New" w:cs="Courier New" w:eastAsia="Courier New" w:hAnsi="Courier New"/>
-          <w:color w:val="2C3E6B"/>
-          <w:sz w:val="18"/>
-          <w:szCs w:val="18"/>
-        </w:rPr>
-        <w:t xml:space="preserve">    COUNT(*) AS transactions,</w:t>
-      </w:r>
-    </w:p>
-    <w:p>
-      <w:pPr>
-        <w:spacing w:after="40" w:before="40"/>
-        <w:ind w:left="360"/>
-      </w:pPr>
-      <w:r>
-        <w:rPr>
-          <w:rFonts w:ascii="Courier New" w:cs="Courier New" w:eastAsia="Courier New" w:hAnsi="Courier New"/>
-          <w:color w:val="2C3E6B"/>
-          <w:sz w:val="18"/>
-          <w:szCs w:val="18"/>
-        </w:rPr>
-        <w:t xml:space="preserve">    SUM(amount / 1e6) AS eure_volume</w:t>
-      </w:r>
-    </w:p>
-    <w:p>
-      <w:pPr>
-        <w:spacing w:after="40" w:before="40"/>
-        <w:ind w:left="360"/>
-      </w:pPr>
-      <w:r>
-        <w:rPr>
-          <w:rFonts w:ascii="Courier New" w:cs="Courier New" w:eastAsia="Courier New" w:hAnsi="Courier New"/>
-          <w:color w:val="2C3E6B"/>
-          <w:sz w:val="18"/>
-          <w:szCs w:val="18"/>
-        </w:rPr>
-        <w:t xml:space="preserve">FROM gnosis.transactions</w:t>
-      </w:r>
-    </w:p>
-    <w:p>
-      <w:pPr>
-        <w:spacing w:after="40" w:before="40"/>
-        <w:ind w:left="360"/>
-      </w:pPr>
-      <w:r>
-        <w:rPr>
-          <w:rFonts w:ascii="Courier New" w:cs="Courier New" w:eastAsia="Courier New" w:hAnsi="Courier New"/>
-          <w:color w:val="2C3E6B"/>
-          <w:sz w:val="18"/>
-          <w:szCs w:val="18"/>
-        </w:rPr>
-        <w:t xml:space="preserve">WHERE to = 0x[gnosis_pay_settlement_contract]</w:t>
-      </w:r>
-    </w:p>
-    <w:p>
-      <w:pPr>
-        <w:spacing w:after="40" w:before="40"/>
-        <w:ind w:left="360"/>
-      </w:pPr>
-      <w:r>
-        <w:rPr>
-          <w:rFonts w:ascii="Courier New" w:cs="Courier New" w:eastAsia="Courier New" w:hAnsi="Courier New"/>
-          <w:color w:val="2C3E6B"/>
-          <w:sz w:val="18"/>
-          <w:szCs w:val="18"/>
-        </w:rPr>
-        <w:t xml:space="preserve">    AND block_time &gt;= NOW() - INTERVAL '90' DAY</w:t>
-      </w:r>
-    </w:p>
-    <w:p>
-      <w:pPr>
-        <w:spacing w:after="40" w:before="40"/>
-        <w:ind w:left="360"/>
-      </w:pPr>
-      <w:r>
-        <w:rPr>
-          <w:rFonts w:ascii="Courier New" w:cs="Courier New" w:eastAsia="Courier New" w:hAnsi="Courier New"/>
-          <w:color w:val="2C3E6B"/>
-          <w:sz w:val="18"/>
-          <w:szCs w:val="18"/>
-        </w:rPr>
-        <w:t xml:space="preserve">GROUP BY 1</w:t>
-      </w:r>
-    </w:p>
-    <w:p>
-      <w:pPr>
-        <w:spacing w:after="40" w:before="40"/>
-        <w:ind w:left="360"/>
-      </w:pPr>
-      <w:r>
-        <w:rPr>
-          <w:rFonts w:ascii="Courier New" w:cs="Courier New" w:eastAsia="Courier New" w:hAnsi="Courier New"/>
-          <w:color w:val="2C3E6B"/>
-          <w:sz w:val="18"/>
-          <w:szCs w:val="18"/>
-        </w:rPr>
-        <w:t xml:space="preserve">ORDER BY 1</w:t>
-      </w:r>
-    </w:p>
-    <w:p>
-      <w:pPr>
-        <w:spacing w:after="80" w:before="80"/>
-      </w:pPr>
-      <w:r>
-        <w:t xml:space="preserve"/>
-      </w:r>
-    </w:p>
-    <w:p>
-      <w:pPr>
-        <w:spacing w:after="60" w:before="60"/>
-      </w:pPr>
-      <w:r>
-        <w:rPr>
-          <w:rFonts w:ascii="Arial" w:cs="Arial" w:eastAsia="Arial" w:hAnsi="Arial"/>
-          <w:color w:val="222222"/>
-          <w:sz w:val="20"/>
-          <w:szCs w:val="20"/>
-        </w:rPr>
-        <w:t xml:space="preserve">Note: the exact contract address should be verified at gnosispay.com/developers before running. Contract addresses can change with protocol upgrades. Always verify addresses against official documentation before using them in analysis — this is a professional standard that prevents silent errors.</w:t>
+        <w:t xml:space="preserve">2.3  Finding Events for Any Contract</w:t>
+      </w:r>
+    </w:p>
+    <w:p>
+      <w:pPr>
+        <w:spacing w:after="60" w:before="60"/>
+      </w:pPr>
+      <w:r>
+        <w:rPr>
+          <w:rFonts w:ascii="Arial" w:cs="Arial" w:eastAsia="Arial" w:hAnsi="Arial"/>
+          <w:color w:val="222222"/>
+          <w:sz w:val="20"/>
+          <w:szCs w:val="20"/>
+        </w:rPr>
+        <w:t xml:space="preserve">The power of raw log analysis is that it works for any contract. The workflow for analyzing a new protocol:</w:t>
+      </w:r>
+    </w:p>
+    <w:p>
+      <w:pPr>
+        <w:spacing w:after="80" w:before="80"/>
+      </w:pPr>
+      <w:r>
+        <w:t xml:space="preserve"/>
+      </w:r>
+    </w:p>
+    <w:p>
+      <w:pPr>
+        <w:spacing w:after="60" w:before="60"/>
+        <w:ind w:left="360"/>
+      </w:pPr>
+      <w:r>
+        <w:rPr>
+          <w:rFonts w:ascii="Arial" w:cs="Arial" w:eastAsia="Arial" w:hAnsi="Arial"/>
+          <w:b/>
+          <w:bCs/>
+          <w:color w:val="1A7A8A"/>
+          <w:sz w:val="20"/>
+          <w:szCs w:val="20"/>
+        </w:rPr>
+        <w:t xml:space="preserve">1.  </w:t>
+      </w:r>
+      <w:r>
+        <w:rPr>
+          <w:rFonts w:ascii="Arial" w:cs="Arial" w:eastAsia="Arial" w:hAnsi="Arial"/>
+          <w:b/>
+          <w:bCs/>
+          <w:color w:val="222222"/>
+          <w:sz w:val="20"/>
+          <w:szCs w:val="20"/>
+        </w:rPr>
+        <w:t xml:space="preserve">Find the contract address</w:t>
+      </w:r>
+      <w:r>
+        <w:rPr>
+          <w:rFonts w:ascii="Arial" w:cs="Arial" w:eastAsia="Arial" w:hAnsi="Arial"/>
+          <w:color w:val="222222"/>
+          <w:sz w:val="20"/>
+          <w:szCs w:val="20"/>
+        </w:rPr>
+        <w:t xml:space="preserve"> on Etherscan</w:t>
+      </w:r>
+    </w:p>
+    <w:p>
+      <w:pPr>
+        <w:spacing w:after="60" w:before="60"/>
+        <w:ind w:left="360"/>
+      </w:pPr>
+      <w:r>
+        <w:rPr>
+          <w:rFonts w:ascii="Arial" w:cs="Arial" w:eastAsia="Arial" w:hAnsi="Arial"/>
+          <w:b/>
+          <w:bCs/>
+          <w:color w:val="1A7A8A"/>
+          <w:sz w:val="20"/>
+          <w:szCs w:val="20"/>
+        </w:rPr>
+        <w:t xml:space="preserve">2.  </w:t>
+      </w:r>
+      <w:r>
+        <w:rPr>
+          <w:rFonts w:ascii="Arial" w:cs="Arial" w:eastAsia="Arial" w:hAnsi="Arial"/>
+          <w:b/>
+          <w:bCs/>
+          <w:color w:val="222222"/>
+          <w:sz w:val="20"/>
+          <w:szCs w:val="20"/>
+        </w:rPr>
+        <w:t xml:space="preserve">Look at the contract ABI</w:t>
+      </w:r>
+      <w:r>
+        <w:rPr>
+          <w:rFonts w:ascii="Arial" w:cs="Arial" w:eastAsia="Arial" w:hAnsi="Arial"/>
+          <w:color w:val="222222"/>
+          <w:sz w:val="20"/>
+          <w:szCs w:val="20"/>
+        </w:rPr>
+        <w:t xml:space="preserve"> (Application Binary Interface) to find event signatures</w:t>
+      </w:r>
+    </w:p>
+    <w:p>
+      <w:pPr>
+        <w:spacing w:after="60" w:before="60"/>
+        <w:ind w:left="360"/>
+      </w:pPr>
+      <w:r>
+        <w:rPr>
+          <w:rFonts w:ascii="Arial" w:cs="Arial" w:eastAsia="Arial" w:hAnsi="Arial"/>
+          <w:b/>
+          <w:bCs/>
+          <w:color w:val="1A7A8A"/>
+          <w:sz w:val="20"/>
+          <w:szCs w:val="20"/>
+        </w:rPr>
+        <w:t xml:space="preserve">3.  </w:t>
+      </w:r>
+      <w:r>
+        <w:rPr>
+          <w:rFonts w:ascii="Arial" w:cs="Arial" w:eastAsia="Arial" w:hAnsi="Arial"/>
+          <w:b/>
+          <w:bCs/>
+          <w:color w:val="222222"/>
+          <w:sz w:val="20"/>
+          <w:szCs w:val="20"/>
+        </w:rPr>
+        <w:t xml:space="preserve">Compute keccak256 hash</w:t>
+      </w:r>
+      <w:r>
+        <w:rPr>
+          <w:rFonts w:ascii="Arial" w:cs="Arial" w:eastAsia="Arial" w:hAnsi="Arial"/>
+          <w:color w:val="222222"/>
+          <w:sz w:val="20"/>
+          <w:szCs w:val="20"/>
+        </w:rPr>
+        <w:t xml:space="preserve"> of the event signature to get topic0</w:t>
+      </w:r>
+    </w:p>
+    <w:p>
+      <w:pPr>
+        <w:spacing w:after="60" w:before="60"/>
+        <w:ind w:left="360"/>
+      </w:pPr>
+      <w:r>
+        <w:rPr>
+          <w:rFonts w:ascii="Arial" w:cs="Arial" w:eastAsia="Arial" w:hAnsi="Arial"/>
+          <w:b/>
+          <w:bCs/>
+          <w:color w:val="1A7A8A"/>
+          <w:sz w:val="20"/>
+          <w:szCs w:val="20"/>
+        </w:rPr>
+        <w:t xml:space="preserve">4.  </w:t>
+      </w:r>
+      <w:r>
+        <w:rPr>
+          <w:rFonts w:ascii="Arial" w:cs="Arial" w:eastAsia="Arial" w:hAnsi="Arial"/>
+          <w:b/>
+          <w:bCs/>
+          <w:color w:val="222222"/>
+          <w:sz w:val="20"/>
+          <w:szCs w:val="20"/>
+        </w:rPr>
+        <w:t xml:space="preserve">Query ethereum.logs</w:t>
+      </w:r>
+      <w:r>
+        <w:rPr>
+          <w:rFonts w:ascii="Arial" w:cs="Arial" w:eastAsia="Arial" w:hAnsi="Arial"/>
+          <w:color w:val="222222"/>
+          <w:sz w:val="20"/>
+          <w:szCs w:val="20"/>
+        </w:rPr>
+        <w:t xml:space="preserve"> filtered by contract_address and topic0</w:t>
+      </w:r>
+    </w:p>
+    <w:p>
+      <w:pPr>
+        <w:spacing w:after="60" w:before="60"/>
+        <w:ind w:left="360"/>
+      </w:pPr>
+      <w:r>
+        <w:rPr>
+          <w:rFonts w:ascii="Arial" w:cs="Arial" w:eastAsia="Arial" w:hAnsi="Arial"/>
+          <w:b/>
+          <w:bCs/>
+          <w:color w:val="1A7A8A"/>
+          <w:sz w:val="20"/>
+          <w:szCs w:val="20"/>
+        </w:rPr>
+        <w:t xml:space="preserve">5.  </w:t>
+      </w:r>
+      <w:r>
+        <w:rPr>
+          <w:rFonts w:ascii="Arial" w:cs="Arial" w:eastAsia="Arial" w:hAnsi="Arial"/>
+          <w:b/>
+          <w:bCs/>
+          <w:color w:val="222222"/>
+          <w:sz w:val="20"/>
+          <w:szCs w:val="20"/>
+        </w:rPr>
+        <w:t xml:space="preserve">Decode topic1, topic2, and data</w:t>
+      </w:r>
+      <w:r>
+        <w:rPr>
+          <w:rFonts w:ascii="Arial" w:cs="Arial" w:eastAsia="Arial" w:hAnsi="Arial"/>
+          <w:color w:val="222222"/>
+          <w:sz w:val="20"/>
+          <w:szCs w:val="20"/>
+        </w:rPr>
+        <w:t xml:space="preserve"> based on the event parameter types using the three-step method from Section 1.4</w:t>
       </w:r>
     </w:p>
     <w:p>
@@ -4152,21 +4538,21 @@
           <w:sz w:val="32"/>
           <w:szCs w:val="32"/>
         </w:rPr>
-        <w:t xml:space="preserve">5. Capstone Query Exercise</w:t>
-      </w:r>
-    </w:p>
-    <w:p>
-      <w:pPr>
-        <w:spacing w:after="60" w:before="60"/>
-      </w:pPr>
-      <w:r>
-        <w:rPr>
-          <w:rFonts w:ascii="Arial" w:cs="Arial" w:eastAsia="Arial" w:hAnsi="Arial"/>
-          <w:color w:val="222222"/>
-          <w:sz w:val="20"/>
-          <w:szCs w:val="20"/>
-        </w:rPr>
-        <w:t xml:space="preserve">This section contains one original Dune query exercise that synthesizes everything from all four stages. It requires understanding of smart contract events (Stage 4), SQL on Dune (Stage 2), and the economic interpretation framework (Stages 1 and 3).</w:t>
+        <w:t xml:space="preserve">3. Request Network</w:t>
+      </w:r>
+    </w:p>
+    <w:p>
+      <w:pPr>
+        <w:spacing w:after="60" w:before="60"/>
+      </w:pPr>
+      <w:r>
+        <w:rPr>
+          <w:rFonts w:ascii="Arial" w:cs="Arial" w:eastAsia="Arial" w:hAnsi="Arial"/>
+          <w:color w:val="222222"/>
+          <w:sz w:val="20"/>
+          <w:szCs w:val="20"/>
+        </w:rPr>
+        <w:t xml:space="preserve">Request Network is an open protocol for payment requests built on Ethereum. Understanding it at the contract level is directly relevant to payment analytics because it demonstrates how real-world invoicing logic is encoded on-chain.</w:t>
       </w:r>
     </w:p>
     <w:p>
@@ -4190,321 +4576,43 @@
           <w:sz w:val="22"/>
           <w:szCs w:val="22"/>
         </w:rPr>
-        <w:t xml:space="preserve">5.1  Query: Contract-Level USDC Payment Analysis</w:t>
-      </w:r>
-    </w:p>
-    <w:p>
-      <w:pPr>
-        <w:spacing w:after="60" w:before="60"/>
-      </w:pPr>
-      <w:r>
-        <w:rPr>
-          <w:rFonts w:ascii="Arial" w:cs="Arial" w:eastAsia="Arial" w:hAnsi="Arial"/>
-          <w:color w:val="222222"/>
-          <w:sz w:val="20"/>
-          <w:szCs w:val="20"/>
-        </w:rPr>
-        <w:t xml:space="preserve">This query goes beyond the surface-level transfer volume queries of Stage 2. It identifies USDC transfers that originated from smart contract calls — as opposed to simple wallet-to-wallet transfers — by joining the transfer data with the transactions table to filter for transactions where the originating address is a contract.</w:t>
-      </w:r>
-    </w:p>
-    <w:p>
-      <w:pPr>
-        <w:spacing w:after="80" w:before="80"/>
-      </w:pPr>
-      <w:r>
-        <w:t xml:space="preserve"/>
-      </w:r>
-    </w:p>
-    <w:p>
-      <w:pPr>
-        <w:spacing w:after="40" w:before="40"/>
-        <w:ind w:left="360"/>
-      </w:pPr>
-      <w:r>
-        <w:rPr>
-          <w:rFonts w:ascii="Courier New" w:cs="Courier New" w:eastAsia="Courier New" w:hAnsi="Courier New"/>
-          <w:color w:val="2C3E6B"/>
-          <w:sz w:val="18"/>
-          <w:szCs w:val="18"/>
-        </w:rPr>
-        <w:t xml:space="preserve">SELECT</w:t>
-      </w:r>
-    </w:p>
-    <w:p>
-      <w:pPr>
-        <w:spacing w:after="40" w:before="40"/>
-        <w:ind w:left="360"/>
-      </w:pPr>
-      <w:r>
-        <w:rPr>
-          <w:rFonts w:ascii="Courier New" w:cs="Courier New" w:eastAsia="Courier New" w:hAnsi="Courier New"/>
-          <w:color w:val="2C3E6B"/>
-          <w:sz w:val="18"/>
-          <w:szCs w:val="18"/>
-        </w:rPr>
-        <w:t xml:space="preserve">    DATE_TRUNC('day', t.evt_block_time) AS date,</w:t>
-      </w:r>
-    </w:p>
-    <w:p>
-      <w:pPr>
-        <w:spacing w:after="40" w:before="40"/>
-        <w:ind w:left="360"/>
-      </w:pPr>
-      <w:r>
-        <w:rPr>
-          <w:rFonts w:ascii="Courier New" w:cs="Courier New" w:eastAsia="Courier New" w:hAnsi="Courier New"/>
-          <w:color w:val="2C3E6B"/>
-          <w:sz w:val="18"/>
-          <w:szCs w:val="18"/>
-        </w:rPr>
-        <w:t xml:space="preserve">    COUNT(*) AS contract_initiated_transfers,</w:t>
-      </w:r>
-    </w:p>
-    <w:p>
-      <w:pPr>
-        <w:spacing w:after="40" w:before="40"/>
-        <w:ind w:left="360"/>
-      </w:pPr>
-      <w:r>
-        <w:rPr>
-          <w:rFonts w:ascii="Courier New" w:cs="Courier New" w:eastAsia="Courier New" w:hAnsi="Courier New"/>
-          <w:color w:val="2C3E6B"/>
-          <w:sz w:val="18"/>
-          <w:szCs w:val="18"/>
-        </w:rPr>
-        <w:t xml:space="preserve">    SUM(t.value / 1e6) AS usdc_volume,</w:t>
-      </w:r>
-    </w:p>
-    <w:p>
-      <w:pPr>
-        <w:spacing w:after="40" w:before="40"/>
-        <w:ind w:left="360"/>
-      </w:pPr>
-      <w:r>
-        <w:rPr>
-          <w:rFonts w:ascii="Courier New" w:cs="Courier New" w:eastAsia="Courier New" w:hAnsi="Courier New"/>
-          <w:color w:val="2C3E6B"/>
-          <w:sz w:val="18"/>
-          <w:szCs w:val="18"/>
-        </w:rPr>
-        <w:t xml:space="preserve">    AVG(tx.gas_used) AS avg_gas_used</w:t>
-      </w:r>
-    </w:p>
-    <w:p>
-      <w:pPr>
-        <w:spacing w:after="40" w:before="40"/>
-        <w:ind w:left="360"/>
-      </w:pPr>
-      <w:r>
-        <w:rPr>
-          <w:rFonts w:ascii="Courier New" w:cs="Courier New" w:eastAsia="Courier New" w:hAnsi="Courier New"/>
-          <w:color w:val="2C3E6B"/>
-          <w:sz w:val="18"/>
-          <w:szCs w:val="18"/>
-        </w:rPr>
-        <w:t xml:space="preserve">FROM erc20_ethereum.evt_Transfer t</w:t>
-      </w:r>
-    </w:p>
-    <w:p>
-      <w:pPr>
-        <w:spacing w:after="40" w:before="40"/>
-        <w:ind w:left="360"/>
-      </w:pPr>
-      <w:r>
-        <w:rPr>
-          <w:rFonts w:ascii="Courier New" w:cs="Courier New" w:eastAsia="Courier New" w:hAnsi="Courier New"/>
-          <w:color w:val="2C3E6B"/>
-          <w:sz w:val="18"/>
-          <w:szCs w:val="18"/>
-        </w:rPr>
-        <w:t xml:space="preserve">JOIN ethereum.transactions tx</w:t>
-      </w:r>
-    </w:p>
-    <w:p>
-      <w:pPr>
-        <w:spacing w:after="40" w:before="40"/>
-        <w:ind w:left="360"/>
-      </w:pPr>
-      <w:r>
-        <w:rPr>
-          <w:rFonts w:ascii="Courier New" w:cs="Courier New" w:eastAsia="Courier New" w:hAnsi="Courier New"/>
-          <w:color w:val="2C3E6B"/>
-          <w:sz w:val="18"/>
-          <w:szCs w:val="18"/>
-        </w:rPr>
-        <w:t xml:space="preserve">    ON t.evt_tx_hash = tx.hash</w:t>
-      </w:r>
-    </w:p>
-    <w:p>
-      <w:pPr>
-        <w:spacing w:after="40" w:before="40"/>
-        <w:ind w:left="360"/>
-      </w:pPr>
-      <w:r>
-        <w:rPr>
-          <w:rFonts w:ascii="Courier New" w:cs="Courier New" w:eastAsia="Courier New" w:hAnsi="Courier New"/>
-          <w:color w:val="2C3E6B"/>
-          <w:sz w:val="18"/>
-          <w:szCs w:val="18"/>
-        </w:rPr>
-        <w:t xml:space="preserve">WHERE t.contract_address</w:t>
-      </w:r>
-    </w:p>
-    <w:p>
-      <w:pPr>
-        <w:spacing w:after="40" w:before="40"/>
-        <w:ind w:left="360"/>
-      </w:pPr>
-      <w:r>
-        <w:rPr>
-          <w:rFonts w:ascii="Courier New" w:cs="Courier New" w:eastAsia="Courier New" w:hAnsi="Courier New"/>
-          <w:color w:val="2C3E6B"/>
-          <w:sz w:val="18"/>
-          <w:szCs w:val="18"/>
-        </w:rPr>
-        <w:t xml:space="preserve">    = 0xa0b86991c6218b36c1d19d4a2e9eb0ce3606eb48</w:t>
-      </w:r>
-    </w:p>
-    <w:p>
-      <w:pPr>
-        <w:spacing w:after="40" w:before="40"/>
-        <w:ind w:left="360"/>
-      </w:pPr>
-      <w:r>
-        <w:rPr>
-          <w:rFonts w:ascii="Courier New" w:cs="Courier New" w:eastAsia="Courier New" w:hAnsi="Courier New"/>
-          <w:color w:val="2C3E6B"/>
-          <w:sz w:val="18"/>
-          <w:szCs w:val="18"/>
-        </w:rPr>
-        <w:t xml:space="preserve">    AND t.evt_block_time &gt;= NOW() - INTERVAL '30' DAY</w:t>
-      </w:r>
-    </w:p>
-    <w:p>
-      <w:pPr>
-        <w:spacing w:after="40" w:before="40"/>
-        <w:ind w:left="360"/>
-      </w:pPr>
-      <w:r>
-        <w:rPr>
-          <w:rFonts w:ascii="Courier New" w:cs="Courier New" w:eastAsia="Courier New" w:hAnsi="Courier New"/>
-          <w:color w:val="2C3E6B"/>
-          <w:sz w:val="18"/>
-          <w:szCs w:val="18"/>
-        </w:rPr>
-        <w:t xml:space="preserve">    -- Filter for contract-initiated transfers:</w:t>
-      </w:r>
-    </w:p>
-    <w:p>
-      <w:pPr>
-        <w:spacing w:after="40" w:before="40"/>
-        <w:ind w:left="360"/>
-      </w:pPr>
-      <w:r>
-        <w:rPr>
-          <w:rFonts w:ascii="Courier New" w:cs="Courier New" w:eastAsia="Courier New" w:hAnsi="Courier New"/>
-          <w:color w:val="2C3E6B"/>
-          <w:sz w:val="18"/>
-          <w:szCs w:val="18"/>
-        </w:rPr>
-        <w:t xml:space="preserve">    -- transactions where the 'to' is not the USDC contract</w:t>
-      </w:r>
-    </w:p>
-    <w:p>
-      <w:pPr>
-        <w:spacing w:after="40" w:before="40"/>
-        <w:ind w:left="360"/>
-      </w:pPr>
-      <w:r>
-        <w:rPr>
-          <w:rFonts w:ascii="Courier New" w:cs="Courier New" w:eastAsia="Courier New" w:hAnsi="Courier New"/>
-          <w:color w:val="2C3E6B"/>
-          <w:sz w:val="18"/>
-          <w:szCs w:val="18"/>
-        </w:rPr>
-        <w:t xml:space="preserve">    -- (meaning the USDC transfer was triggered by another contract)</w:t>
-      </w:r>
-    </w:p>
-    <w:p>
-      <w:pPr>
-        <w:spacing w:after="40" w:before="40"/>
-        <w:ind w:left="360"/>
-      </w:pPr>
-      <w:r>
-        <w:rPr>
-          <w:rFonts w:ascii="Courier New" w:cs="Courier New" w:eastAsia="Courier New" w:hAnsi="Courier New"/>
-          <w:color w:val="2C3E6B"/>
-          <w:sz w:val="18"/>
-          <w:szCs w:val="18"/>
-        </w:rPr>
-        <w:t xml:space="preserve">    AND tx.to != 0xa0b86991c6218b36c1d19d4a2e9eb0ce3606eb48</w:t>
-      </w:r>
-    </w:p>
-    <w:p>
-      <w:pPr>
-        <w:spacing w:after="40" w:before="40"/>
-        <w:ind w:left="360"/>
-      </w:pPr>
-      <w:r>
-        <w:rPr>
-          <w:rFonts w:ascii="Courier New" w:cs="Courier New" w:eastAsia="Courier New" w:hAnsi="Courier New"/>
-          <w:color w:val="2C3E6B"/>
-          <w:sz w:val="18"/>
-          <w:szCs w:val="18"/>
-        </w:rPr>
-        <w:t xml:space="preserve">    AND tx.gas_used &gt; 100000</w:t>
-      </w:r>
-    </w:p>
-    <w:p>
-      <w:pPr>
-        <w:spacing w:after="40" w:before="40"/>
-        <w:ind w:left="360"/>
-      </w:pPr>
-      <w:r>
-        <w:rPr>
-          <w:rFonts w:ascii="Courier New" w:cs="Courier New" w:eastAsia="Courier New" w:hAnsi="Courier New"/>
-          <w:color w:val="2C3E6B"/>
-          <w:sz w:val="18"/>
-          <w:szCs w:val="18"/>
-        </w:rPr>
-        <w:t xml:space="preserve">GROUP BY 1</w:t>
-      </w:r>
-    </w:p>
-    <w:p>
-      <w:pPr>
-        <w:spacing w:after="40" w:before="40"/>
-        <w:ind w:left="360"/>
-      </w:pPr>
-      <w:r>
-        <w:rPr>
-          <w:rFonts w:ascii="Courier New" w:cs="Courier New" w:eastAsia="Courier New" w:hAnsi="Courier New"/>
-          <w:color w:val="2C3E6B"/>
-          <w:sz w:val="18"/>
-          <w:szCs w:val="18"/>
-        </w:rPr>
-        <w:t xml:space="preserve">ORDER BY 1</w:t>
-      </w:r>
-    </w:p>
-    <w:p>
-      <w:pPr>
-        <w:spacing w:after="80" w:before="80"/>
-      </w:pPr>
-      <w:r>
-        <w:t xml:space="preserve"/>
-      </w:r>
-    </w:p>
-    <w:p>
-      <w:pPr>
-        <w:spacing w:after="60" w:before="60"/>
-      </w:pPr>
-      <w:r>
-        <w:rPr>
-          <w:rFonts w:ascii="Arial" w:cs="Arial" w:eastAsia="Arial" w:hAnsi="Arial"/>
-          <w:color w:val="222222"/>
-          <w:sz w:val="20"/>
-          <w:szCs w:val="20"/>
-        </w:rPr>
-        <w:t xml:space="preserve">What this query tells you: the proportion of USDC volume that flows through smart contracts — DeFi protocols, payment processors, automated market makers — versus simple person-to-person transfers. Higher average gas usage indicates more complex contract logic. This is a direct measure of how much of USDC's economic activity is automated versus manual.</w:t>
+        <w:t xml:space="preserve">3.1  What Request Network Does</w:t>
+      </w:r>
+    </w:p>
+    <w:p>
+      <w:pPr>
+        <w:spacing w:after="60" w:before="60"/>
+      </w:pPr>
+      <w:r>
+        <w:rPr>
+          <w:rFonts w:ascii="Arial" w:cs="Arial" w:eastAsia="Arial" w:hAnsi="Arial"/>
+          <w:color w:val="222222"/>
+          <w:sz w:val="20"/>
+          <w:szCs w:val="20"/>
+        </w:rPr>
+        <w:t xml:space="preserve">Request Network allows anyone to create a payment request — essentially a decentralized invoice. The requester specifies: who should pay, how much, in what currency, and by when. The payer can pay the request directly on-chain. The entire lifecycle — creation, payment, cancellation — is recorded as on-chain events.</w:t>
+      </w:r>
+    </w:p>
+    <w:p>
+      <w:pPr>
+        <w:spacing w:after="80" w:before="80"/>
+      </w:pPr>
+      <w:r>
+        <w:t xml:space="preserve"/>
+      </w:r>
+    </w:p>
+    <w:p>
+      <w:pPr>
+        <w:spacing w:after="60" w:before="60"/>
+      </w:pPr>
+      <w:r>
+        <w:rPr>
+          <w:rFonts w:ascii="Arial" w:cs="Arial" w:eastAsia="Arial" w:hAnsi="Arial"/>
+          <w:color w:val="222222"/>
+          <w:sz w:val="20"/>
+          <w:szCs w:val="20"/>
+        </w:rPr>
+        <w:t xml:space="preserve">The economic significance: every business that uses Request Network for invoicing produces queryable on-chain payment data. You can measure payment velocity, invoice settlement rates, average payment times, and geographic payment flows — from public blockchain data, without any access to private business records.</w:t>
       </w:r>
     </w:p>
     <w:p>
@@ -4528,6 +4636,1531 @@
           <w:sz w:val="22"/>
           <w:szCs w:val="22"/>
         </w:rPr>
+        <w:t xml:space="preserve">3.2  The Request Network Data Model</w:t>
+      </w:r>
+    </w:p>
+    <w:p>
+      <w:pPr>
+        <w:spacing w:after="60" w:before="60"/>
+      </w:pPr>
+      <w:r>
+        <w:rPr>
+          <w:rFonts w:ascii="Arial" w:cs="Arial" w:eastAsia="Arial" w:hAnsi="Arial"/>
+          <w:color w:val="222222"/>
+          <w:sz w:val="20"/>
+          <w:szCs w:val="20"/>
+        </w:rPr>
+        <w:t xml:space="preserve">Request Network stores payment requests using a content-addressed storage system. The on-chain contract stores only a hash pointing to the full invoice data stored on IPFS. This is an important architectural pattern: the blockchain stores the proof of existence and payment, while the detailed data lives off-chain.</w:t>
+      </w:r>
+    </w:p>
+    <w:p>
+      <w:pPr>
+        <w:spacing w:after="80" w:before="80"/>
+      </w:pPr>
+      <w:r>
+        <w:t xml:space="preserve"/>
+      </w:r>
+    </w:p>
+    <w:tbl>
+      <w:tblPr>
+        <w:tblW w:type="dxa" w:w="9026"/>
+        <w:tblBorders>
+          <w:top w:val="single" w:color="auto" w:sz="4"/>
+          <w:left w:val="single" w:color="auto" w:sz="4"/>
+          <w:bottom w:val="single" w:color="auto" w:sz="4"/>
+          <w:right w:val="single" w:color="auto" w:sz="4"/>
+          <w:insideH w:val="single" w:color="auto" w:sz="4"/>
+          <w:insideV w:val="single" w:color="auto" w:sz="4"/>
+        </w:tblBorders>
+      </w:tblPr>
+      <w:tblGrid>
+        <w:gridCol w:w="3008"/>
+        <w:gridCol w:w="6018"/>
+      </w:tblGrid>
+      <w:tr>
+        <w:tc>
+          <w:tcPr>
+            <w:tcW w:type="dxa" w:w="3008"/>
+            <w:tcBorders>
+              <w:top w:val="single" w:color="CCCCCC" w:sz="1"/>
+              <w:left w:val="single" w:color="CCCCCC" w:sz="1"/>
+              <w:bottom w:val="single" w:color="CCCCCC" w:sz="1"/>
+              <w:right w:val="single" w:color="CCCCCC" w:sz="1"/>
+            </w:tcBorders>
+            <w:shd w:fill="2C3E6B" w:val="clear"/>
+            <w:tcMar>
+              <w:top w:type="dxa" w:w="100"/>
+              <w:left w:type="dxa" w:w="150"/>
+              <w:bottom w:type="dxa" w:w="100"/>
+              <w:right w:type="dxa" w:w="150"/>
+            </w:tcMar>
+          </w:tcPr>
+          <w:p>
+            <w:r>
+              <w:rPr>
+                <w:rFonts w:ascii="Arial" w:cs="Arial" w:eastAsia="Arial" w:hAnsi="Arial"/>
+                <w:b/>
+                <w:bCs/>
+                <w:color w:val="FFFFFF"/>
+                <w:sz w:val="18"/>
+                <w:szCs w:val="18"/>
+              </w:rPr>
+              <w:t xml:space="preserve">On-Chain (Ethereum)</w:t>
+            </w:r>
+          </w:p>
+        </w:tc>
+        <w:tc>
+          <w:tcPr>
+            <w:tcW w:type="dxa" w:w="6018"/>
+            <w:tcBorders>
+              <w:top w:val="single" w:color="CCCCCC" w:sz="1"/>
+              <w:left w:val="single" w:color="CCCCCC" w:sz="1"/>
+              <w:bottom w:val="single" w:color="CCCCCC" w:sz="1"/>
+              <w:right w:val="single" w:color="CCCCCC" w:sz="1"/>
+            </w:tcBorders>
+            <w:shd w:fill="2C3E6B" w:val="clear"/>
+            <w:tcMar>
+              <w:top w:type="dxa" w:w="100"/>
+              <w:left w:type="dxa" w:w="150"/>
+              <w:bottom w:type="dxa" w:w="100"/>
+              <w:right w:type="dxa" w:w="150"/>
+            </w:tcMar>
+          </w:tcPr>
+          <w:p>
+            <w:r>
+              <w:rPr>
+                <w:rFonts w:ascii="Arial" w:cs="Arial" w:eastAsia="Arial" w:hAnsi="Arial"/>
+                <w:b/>
+                <w:bCs/>
+                <w:color w:val="FFFFFF"/>
+                <w:sz w:val="18"/>
+                <w:szCs w:val="18"/>
+              </w:rPr>
+              <w:t xml:space="preserve">Off-Chain (IPFS)</w:t>
+            </w:r>
+          </w:p>
+        </w:tc>
+      </w:tr>
+      <w:tr>
+        <w:tc>
+          <w:tcPr>
+            <w:tcW w:type="dxa" w:w="3008"/>
+            <w:tcBorders>
+              <w:top w:val="single" w:color="CCCCCC" w:sz="1"/>
+              <w:left w:val="single" w:color="CCCCCC" w:sz="1"/>
+              <w:bottom w:val="single" w:color="CCCCCC" w:sz="1"/>
+              <w:right w:val="single" w:color="CCCCCC" w:sz="1"/>
+            </w:tcBorders>
+            <w:shd w:fill="F7F7F7" w:val="clear"/>
+            <w:tcMar>
+              <w:top w:type="dxa" w:w="80"/>
+              <w:left w:type="dxa" w:w="150"/>
+              <w:bottom w:type="dxa" w:w="80"/>
+              <w:right w:type="dxa" w:w="150"/>
+            </w:tcMar>
+          </w:tcPr>
+          <w:p>
+            <w:r>
+              <w:rPr>
+                <w:rFonts w:ascii="Arial" w:cs="Arial" w:eastAsia="Arial" w:hAnsi="Arial"/>
+                <w:color w:val="222222"/>
+                <w:sz w:val="18"/>
+                <w:szCs w:val="18"/>
+              </w:rPr>
+              <w:t xml:space="preserve">Request ID (hash)</w:t>
+            </w:r>
+          </w:p>
+        </w:tc>
+        <w:tc>
+          <w:tcPr>
+            <w:tcW w:type="dxa" w:w="6018"/>
+            <w:tcBorders>
+              <w:top w:val="single" w:color="CCCCCC" w:sz="1"/>
+              <w:left w:val="single" w:color="CCCCCC" w:sz="1"/>
+              <w:bottom w:val="single" w:color="CCCCCC" w:sz="1"/>
+              <w:right w:val="single" w:color="CCCCCC" w:sz="1"/>
+            </w:tcBorders>
+            <w:shd w:fill="F7F7F7" w:val="clear"/>
+            <w:tcMar>
+              <w:top w:type="dxa" w:w="80"/>
+              <w:left w:type="dxa" w:w="150"/>
+              <w:bottom w:type="dxa" w:w="80"/>
+              <w:right w:type="dxa" w:w="150"/>
+            </w:tcMar>
+          </w:tcPr>
+          <w:p>
+            <w:r>
+              <w:rPr>
+                <w:rFonts w:ascii="Arial" w:cs="Arial" w:eastAsia="Arial" w:hAnsi="Arial"/>
+                <w:color w:val="222222"/>
+                <w:sz w:val="18"/>
+                <w:szCs w:val="18"/>
+              </w:rPr>
+              <w:t xml:space="preserve">Payer address</w:t>
+            </w:r>
+          </w:p>
+        </w:tc>
+      </w:tr>
+      <w:tr>
+        <w:tc>
+          <w:tcPr>
+            <w:tcW w:type="dxa" w:w="3008"/>
+            <w:tcBorders>
+              <w:top w:val="single" w:color="CCCCCC" w:sz="1"/>
+              <w:left w:val="single" w:color="CCCCCC" w:sz="1"/>
+              <w:bottom w:val="single" w:color="CCCCCC" w:sz="1"/>
+              <w:right w:val="single" w:color="CCCCCC" w:sz="1"/>
+            </w:tcBorders>
+            <w:shd w:fill="FFFFFF" w:val="clear"/>
+            <w:tcMar>
+              <w:top w:type="dxa" w:w="80"/>
+              <w:left w:type="dxa" w:w="150"/>
+              <w:bottom w:type="dxa" w:w="80"/>
+              <w:right w:type="dxa" w:w="150"/>
+            </w:tcMar>
+          </w:tcPr>
+          <w:p>
+            <w:r>
+              <w:rPr>
+                <w:rFonts w:ascii="Arial" w:cs="Arial" w:eastAsia="Arial" w:hAnsi="Arial"/>
+                <w:color w:val="222222"/>
+                <w:sz w:val="18"/>
+                <w:szCs w:val="18"/>
+              </w:rPr>
+              <w:t xml:space="preserve">Payment status</w:t>
+            </w:r>
+          </w:p>
+        </w:tc>
+        <w:tc>
+          <w:tcPr>
+            <w:tcW w:type="dxa" w:w="6018"/>
+            <w:tcBorders>
+              <w:top w:val="single" w:color="CCCCCC" w:sz="1"/>
+              <w:left w:val="single" w:color="CCCCCC" w:sz="1"/>
+              <w:bottom w:val="single" w:color="CCCCCC" w:sz="1"/>
+              <w:right w:val="single" w:color="CCCCCC" w:sz="1"/>
+            </w:tcBorders>
+            <w:shd w:fill="FFFFFF" w:val="clear"/>
+            <w:tcMar>
+              <w:top w:type="dxa" w:w="80"/>
+              <w:left w:type="dxa" w:w="150"/>
+              <w:bottom w:type="dxa" w:w="80"/>
+              <w:right w:type="dxa" w:w="150"/>
+            </w:tcMar>
+          </w:tcPr>
+          <w:p>
+            <w:r>
+              <w:rPr>
+                <w:rFonts w:ascii="Arial" w:cs="Arial" w:eastAsia="Arial" w:hAnsi="Arial"/>
+                <w:color w:val="222222"/>
+                <w:sz w:val="18"/>
+                <w:szCs w:val="18"/>
+              </w:rPr>
+              <w:t xml:space="preserve">Payee address</w:t>
+            </w:r>
+          </w:p>
+        </w:tc>
+      </w:tr>
+      <w:tr>
+        <w:tc>
+          <w:tcPr>
+            <w:tcW w:type="dxa" w:w="3008"/>
+            <w:tcBorders>
+              <w:top w:val="single" w:color="CCCCCC" w:sz="1"/>
+              <w:left w:val="single" w:color="CCCCCC" w:sz="1"/>
+              <w:bottom w:val="single" w:color="CCCCCC" w:sz="1"/>
+              <w:right w:val="single" w:color="CCCCCC" w:sz="1"/>
+            </w:tcBorders>
+            <w:shd w:fill="F7F7F7" w:val="clear"/>
+            <w:tcMar>
+              <w:top w:type="dxa" w:w="80"/>
+              <w:left w:type="dxa" w:w="150"/>
+              <w:bottom w:type="dxa" w:w="80"/>
+              <w:right w:type="dxa" w:w="150"/>
+            </w:tcMar>
+          </w:tcPr>
+          <w:p>
+            <w:r>
+              <w:rPr>
+                <w:rFonts w:ascii="Arial" w:cs="Arial" w:eastAsia="Arial" w:hAnsi="Arial"/>
+                <w:color w:val="222222"/>
+                <w:sz w:val="18"/>
+                <w:szCs w:val="18"/>
+              </w:rPr>
+              <w:t xml:space="preserve">Amount paid</w:t>
+            </w:r>
+          </w:p>
+        </w:tc>
+        <w:tc>
+          <w:tcPr>
+            <w:tcW w:type="dxa" w:w="6018"/>
+            <w:tcBorders>
+              <w:top w:val="single" w:color="CCCCCC" w:sz="1"/>
+              <w:left w:val="single" w:color="CCCCCC" w:sz="1"/>
+              <w:bottom w:val="single" w:color="CCCCCC" w:sz="1"/>
+              <w:right w:val="single" w:color="CCCCCC" w:sz="1"/>
+            </w:tcBorders>
+            <w:shd w:fill="F7F7F7" w:val="clear"/>
+            <w:tcMar>
+              <w:top w:type="dxa" w:w="80"/>
+              <w:left w:type="dxa" w:w="150"/>
+              <w:bottom w:type="dxa" w:w="80"/>
+              <w:right w:type="dxa" w:w="150"/>
+            </w:tcMar>
+          </w:tcPr>
+          <w:p>
+            <w:r>
+              <w:rPr>
+                <w:rFonts w:ascii="Arial" w:cs="Arial" w:eastAsia="Arial" w:hAnsi="Arial"/>
+                <w:color w:val="222222"/>
+                <w:sz w:val="18"/>
+                <w:szCs w:val="18"/>
+              </w:rPr>
+              <w:t xml:space="preserve">Invoice amount and currency</w:t>
+            </w:r>
+          </w:p>
+        </w:tc>
+      </w:tr>
+      <w:tr>
+        <w:tc>
+          <w:tcPr>
+            <w:tcW w:type="dxa" w:w="3008"/>
+            <w:tcBorders>
+              <w:top w:val="single" w:color="CCCCCC" w:sz="1"/>
+              <w:left w:val="single" w:color="CCCCCC" w:sz="1"/>
+              <w:bottom w:val="single" w:color="CCCCCC" w:sz="1"/>
+              <w:right w:val="single" w:color="CCCCCC" w:sz="1"/>
+            </w:tcBorders>
+            <w:shd w:fill="FFFFFF" w:val="clear"/>
+            <w:tcMar>
+              <w:top w:type="dxa" w:w="80"/>
+              <w:left w:type="dxa" w:w="150"/>
+              <w:bottom w:type="dxa" w:w="80"/>
+              <w:right w:type="dxa" w:w="150"/>
+            </w:tcMar>
+          </w:tcPr>
+          <w:p>
+            <w:r>
+              <w:rPr>
+                <w:rFonts w:ascii="Arial" w:cs="Arial" w:eastAsia="Arial" w:hAnsi="Arial"/>
+                <w:color w:val="222222"/>
+                <w:sz w:val="18"/>
+                <w:szCs w:val="18"/>
+              </w:rPr>
+              <w:t xml:space="preserve">Timestamp</w:t>
+            </w:r>
+          </w:p>
+        </w:tc>
+        <w:tc>
+          <w:tcPr>
+            <w:tcW w:type="dxa" w:w="6018"/>
+            <w:tcBorders>
+              <w:top w:val="single" w:color="CCCCCC" w:sz="1"/>
+              <w:left w:val="single" w:color="CCCCCC" w:sz="1"/>
+              <w:bottom w:val="single" w:color="CCCCCC" w:sz="1"/>
+              <w:right w:val="single" w:color="CCCCCC" w:sz="1"/>
+            </w:tcBorders>
+            <w:shd w:fill="FFFFFF" w:val="clear"/>
+            <w:tcMar>
+              <w:top w:type="dxa" w:w="80"/>
+              <w:left w:type="dxa" w:w="150"/>
+              <w:bottom w:type="dxa" w:w="80"/>
+              <w:right w:type="dxa" w:w="150"/>
+            </w:tcMar>
+          </w:tcPr>
+          <w:p>
+            <w:r>
+              <w:rPr>
+                <w:rFonts w:ascii="Arial" w:cs="Arial" w:eastAsia="Arial" w:hAnsi="Arial"/>
+                <w:color w:val="222222"/>
+                <w:sz w:val="18"/>
+                <w:szCs w:val="18"/>
+              </w:rPr>
+              <w:t xml:space="preserve">Payment terms and due date</w:t>
+            </w:r>
+          </w:p>
+        </w:tc>
+      </w:tr>
+      <w:tr>
+        <w:tc>
+          <w:tcPr>
+            <w:tcW w:type="dxa" w:w="3008"/>
+            <w:tcBorders>
+              <w:top w:val="single" w:color="CCCCCC" w:sz="1"/>
+              <w:left w:val="single" w:color="CCCCCC" w:sz="1"/>
+              <w:bottom w:val="single" w:color="CCCCCC" w:sz="1"/>
+              <w:right w:val="single" w:color="CCCCCC" w:sz="1"/>
+            </w:tcBorders>
+            <w:shd w:fill="F7F7F7" w:val="clear"/>
+            <w:tcMar>
+              <w:top w:type="dxa" w:w="80"/>
+              <w:left w:type="dxa" w:w="150"/>
+              <w:bottom w:type="dxa" w:w="80"/>
+              <w:right w:type="dxa" w:w="150"/>
+            </w:tcMar>
+          </w:tcPr>
+          <w:p>
+            <w:r>
+              <w:rPr>
+                <w:rFonts w:ascii="Arial" w:cs="Arial" w:eastAsia="Arial" w:hAnsi="Arial"/>
+                <w:color w:val="222222"/>
+                <w:sz w:val="18"/>
+                <w:szCs w:val="18"/>
+              </w:rPr>
+              <w:t xml:space="preserve">Payment event log</w:t>
+            </w:r>
+          </w:p>
+        </w:tc>
+        <w:tc>
+          <w:tcPr>
+            <w:tcW w:type="dxa" w:w="6018"/>
+            <w:tcBorders>
+              <w:top w:val="single" w:color="CCCCCC" w:sz="1"/>
+              <w:left w:val="single" w:color="CCCCCC" w:sz="1"/>
+              <w:bottom w:val="single" w:color="CCCCCC" w:sz="1"/>
+              <w:right w:val="single" w:color="CCCCCC" w:sz="1"/>
+            </w:tcBorders>
+            <w:shd w:fill="F7F7F7" w:val="clear"/>
+            <w:tcMar>
+              <w:top w:type="dxa" w:w="80"/>
+              <w:left w:type="dxa" w:w="150"/>
+              <w:bottom w:type="dxa" w:w="80"/>
+              <w:right w:type="dxa" w:w="150"/>
+            </w:tcMar>
+          </w:tcPr>
+          <w:p>
+            <w:r>
+              <w:rPr>
+                <w:rFonts w:ascii="Arial" w:cs="Arial" w:eastAsia="Arial" w:hAnsi="Arial"/>
+                <w:color w:val="222222"/>
+                <w:sz w:val="18"/>
+                <w:szCs w:val="18"/>
+              </w:rPr>
+              <w:t xml:space="preserve">Invoice metadata and description</w:t>
+            </w:r>
+          </w:p>
+        </w:tc>
+      </w:tr>
+    </w:tbl>
+    <w:p>
+      <w:pPr>
+        <w:spacing w:after="80" w:before="80"/>
+      </w:pPr>
+      <w:r>
+        <w:t xml:space="preserve"/>
+      </w:r>
+    </w:p>
+    <w:p>
+      <w:pPr>
+        <w:spacing w:after="60" w:before="200"/>
+      </w:pPr>
+      <w:r>
+        <w:rPr>
+          <w:rFonts w:ascii="Arial" w:cs="Arial" w:eastAsia="Arial" w:hAnsi="Arial"/>
+          <w:b/>
+          <w:bCs/>
+          <w:color w:val="2C3E6B"/>
+          <w:sz w:val="22"/>
+          <w:szCs w:val="22"/>
+        </w:rPr>
+        <w:t xml:space="preserve">3.3  Querying Request Network on Dune</w:t>
+      </w:r>
+    </w:p>
+    <w:p>
+      <w:pPr>
+        <w:spacing w:after="60" w:before="60"/>
+      </w:pPr>
+      <w:r>
+        <w:rPr>
+          <w:rFonts w:ascii="Arial" w:cs="Arial" w:eastAsia="Arial" w:hAnsi="Arial"/>
+          <w:color w:val="222222"/>
+          <w:sz w:val="20"/>
+          <w:szCs w:val="20"/>
+        </w:rPr>
+        <w:t xml:space="preserve">Request Network data is available on Dune through the decoded tables. This query shows daily payment request volume on Ethereum:</w:t>
+      </w:r>
+    </w:p>
+    <w:p>
+      <w:pPr>
+        <w:spacing w:after="80" w:before="80"/>
+      </w:pPr>
+      <w:r>
+        <w:t xml:space="preserve"/>
+      </w:r>
+    </w:p>
+    <w:p>
+      <w:pPr>
+        <w:spacing w:after="40" w:before="40"/>
+        <w:ind w:left="360"/>
+      </w:pPr>
+      <w:r>
+        <w:rPr>
+          <w:rFonts w:ascii="Courier New" w:cs="Courier New" w:eastAsia="Courier New" w:hAnsi="Courier New"/>
+          <w:color w:val="2C3E6B"/>
+          <w:sz w:val="18"/>
+          <w:szCs w:val="18"/>
+        </w:rPr>
+        <w:t xml:space="preserve">SELECT</w:t>
+      </w:r>
+    </w:p>
+    <w:p>
+      <w:pPr>
+        <w:spacing w:after="40" w:before="40"/>
+        <w:ind w:left="360"/>
+      </w:pPr>
+      <w:r>
+        <w:rPr>
+          <w:rFonts w:ascii="Courier New" w:cs="Courier New" w:eastAsia="Courier New" w:hAnsi="Courier New"/>
+          <w:color w:val="2C3E6B"/>
+          <w:sz w:val="18"/>
+          <w:szCs w:val="18"/>
+        </w:rPr>
+        <w:t xml:space="preserve">    DATE_TRUNC('day', evt_block_time) AS date,</w:t>
+      </w:r>
+    </w:p>
+    <w:p>
+      <w:pPr>
+        <w:spacing w:after="40" w:before="40"/>
+        <w:ind w:left="360"/>
+      </w:pPr>
+      <w:r>
+        <w:rPr>
+          <w:rFonts w:ascii="Courier New" w:cs="Courier New" w:eastAsia="Courier New" w:hAnsi="Courier New"/>
+          <w:color w:val="2C3E6B"/>
+          <w:sz w:val="18"/>
+          <w:szCs w:val="18"/>
+        </w:rPr>
+        <w:t xml:space="preserve">    COUNT(*) AS requests_created,</w:t>
+      </w:r>
+    </w:p>
+    <w:p>
+      <w:pPr>
+        <w:spacing w:after="40" w:before="40"/>
+        <w:ind w:left="360"/>
+      </w:pPr>
+      <w:r>
+        <w:rPr>
+          <w:rFonts w:ascii="Courier New" w:cs="Courier New" w:eastAsia="Courier New" w:hAnsi="Courier New"/>
+          <w:color w:val="2C3E6B"/>
+          <w:sz w:val="18"/>
+          <w:szCs w:val="18"/>
+        </w:rPr>
+        <w:t xml:space="preserve">    SUM(TRY_CAST(expectedAmount AS DOUBLE))</w:t>
+      </w:r>
+    </w:p>
+    <w:p>
+      <w:pPr>
+        <w:spacing w:after="40" w:before="40"/>
+        <w:ind w:left="360"/>
+      </w:pPr>
+      <w:r>
+        <w:rPr>
+          <w:rFonts w:ascii="Courier New" w:cs="Courier New" w:eastAsia="Courier New" w:hAnsi="Courier New"/>
+          <w:color w:val="2C3E6B"/>
+          <w:sz w:val="18"/>
+          <w:szCs w:val="18"/>
+        </w:rPr>
+        <w:t xml:space="preserve">        / 1e18 AS total_requested_eth</w:t>
+      </w:r>
+    </w:p>
+    <w:p>
+      <w:pPr>
+        <w:spacing w:after="40" w:before="40"/>
+        <w:ind w:left="360"/>
+      </w:pPr>
+      <w:r>
+        <w:rPr>
+          <w:rFonts w:ascii="Courier New" w:cs="Courier New" w:eastAsia="Courier New" w:hAnsi="Courier New"/>
+          <w:color w:val="2C3E6B"/>
+          <w:sz w:val="18"/>
+          <w:szCs w:val="18"/>
+        </w:rPr>
+        <w:t xml:space="preserve">FROM requestnetwork_ethereum.RequestCore_evt_Created</w:t>
+      </w:r>
+    </w:p>
+    <w:p>
+      <w:pPr>
+        <w:spacing w:after="40" w:before="40"/>
+        <w:ind w:left="360"/>
+      </w:pPr>
+      <w:r>
+        <w:rPr>
+          <w:rFonts w:ascii="Courier New" w:cs="Courier New" w:eastAsia="Courier New" w:hAnsi="Courier New"/>
+          <w:color w:val="2C3E6B"/>
+          <w:sz w:val="18"/>
+          <w:szCs w:val="18"/>
+        </w:rPr>
+        <w:t xml:space="preserve">WHERE evt_block_time &gt;= NOW() - INTERVAL '90' DAY</w:t>
+      </w:r>
+    </w:p>
+    <w:p>
+      <w:pPr>
+        <w:spacing w:after="40" w:before="40"/>
+        <w:ind w:left="360"/>
+      </w:pPr>
+      <w:r>
+        <w:rPr>
+          <w:rFonts w:ascii="Courier New" w:cs="Courier New" w:eastAsia="Courier New" w:hAnsi="Courier New"/>
+          <w:color w:val="2C3E6B"/>
+          <w:sz w:val="18"/>
+          <w:szCs w:val="18"/>
+        </w:rPr>
+        <w:t xml:space="preserve">GROUP BY 1</w:t>
+      </w:r>
+    </w:p>
+    <w:p>
+      <w:pPr>
+        <w:spacing w:after="40" w:before="40"/>
+        <w:ind w:left="360"/>
+      </w:pPr>
+      <w:r>
+        <w:rPr>
+          <w:rFonts w:ascii="Courier New" w:cs="Courier New" w:eastAsia="Courier New" w:hAnsi="Courier New"/>
+          <w:color w:val="2C3E6B"/>
+          <w:sz w:val="18"/>
+          <w:szCs w:val="18"/>
+        </w:rPr>
+        <w:t xml:space="preserve">ORDER BY 1</w:t>
+      </w:r>
+    </w:p>
+    <w:p>
+      <w:pPr>
+        <w:spacing w:after="80" w:before="80"/>
+      </w:pPr>
+      <w:r>
+        <w:t xml:space="preserve"/>
+      </w:r>
+    </w:p>
+    <w:p>
+      <w:pPr>
+        <w:spacing w:after="60" w:before="60"/>
+      </w:pPr>
+      <w:r>
+        <w:rPr>
+          <w:rFonts w:ascii="Arial" w:cs="Arial" w:eastAsia="Arial" w:hAnsi="Arial"/>
+          <w:color w:val="222222"/>
+          <w:sz w:val="20"/>
+          <w:szCs w:val="20"/>
+        </w:rPr>
+        <w:t xml:space="preserve">Compare the output to your USDC volume chart from Stage 2. Request Network volume is a fraction of raw USDC transfer volume — it represents structured B2B invoicing rather than all stablecoin movement. Not all USDC transfers are payments in the commercial sense. Request Network transfers are explicitly structured payment requests, making them a cleaner signal for business payment flow analysis.</w:t>
+      </w:r>
+    </w:p>
+    <w:p>
+      <w:pPr>
+        <w:spacing w:after="80" w:before="80"/>
+      </w:pPr>
+      <w:r>
+        <w:t xml:space="preserve"/>
+      </w:r>
+    </w:p>
+    <w:p>
+      <w:pPr>
+        <w:pBdr>
+          <w:bottom w:val="single" w:color="2C3E6B" w:sz="8" w:space="1"/>
+        </w:pBdr>
+        <w:spacing w:after="120" w:before="360"/>
+      </w:pPr>
+      <w:r>
+        <w:rPr>
+          <w:rFonts w:ascii="Arial" w:cs="Arial" w:eastAsia="Arial" w:hAnsi="Arial"/>
+          <w:b/>
+          <w:bCs/>
+          <w:caps/>
+          <w:color w:val="2C3E6B"/>
+          <w:spacing w:val="60"/>
+          <w:sz w:val="32"/>
+          <w:szCs w:val="32"/>
+        </w:rPr>
+        <w:t xml:space="preserve">4. Gnosis Pay</w:t>
+      </w:r>
+    </w:p>
+    <w:p>
+      <w:pPr>
+        <w:spacing w:after="60" w:before="60"/>
+      </w:pPr>
+      <w:r>
+        <w:rPr>
+          <w:rFonts w:ascii="Arial" w:cs="Arial" w:eastAsia="Arial" w:hAnsi="Arial"/>
+          <w:color w:val="222222"/>
+          <w:sz w:val="20"/>
+          <w:szCs w:val="20"/>
+        </w:rPr>
+        <w:t xml:space="preserve">Gnosis Pay is the most important real-world payment protocol to understand for a European fintech analyst. It is the first production deployment of a self-custodial crypto payment card, and it is directly relevant to the Netherlands market.</w:t>
+      </w:r>
+    </w:p>
+    <w:p>
+      <w:pPr>
+        <w:spacing w:after="80" w:before="80"/>
+      </w:pPr>
+      <w:r>
+        <w:t xml:space="preserve"/>
+      </w:r>
+    </w:p>
+    <w:p>
+      <w:pPr>
+        <w:spacing w:after="60" w:before="200"/>
+      </w:pPr>
+      <w:r>
+        <w:rPr>
+          <w:rFonts w:ascii="Arial" w:cs="Arial" w:eastAsia="Arial" w:hAnsi="Arial"/>
+          <w:b/>
+          <w:bCs/>
+          <w:color w:val="2C3E6B"/>
+          <w:sz w:val="22"/>
+          <w:szCs w:val="22"/>
+        </w:rPr>
+        <w:t xml:space="preserve">4.1  What Gnosis Pay Is</w:t>
+      </w:r>
+    </w:p>
+    <w:p>
+      <w:pPr>
+        <w:spacing w:after="60" w:before="60"/>
+      </w:pPr>
+      <w:r>
+        <w:rPr>
+          <w:rFonts w:ascii="Arial" w:cs="Arial" w:eastAsia="Arial" w:hAnsi="Arial"/>
+          <w:color w:val="222222"/>
+          <w:sz w:val="20"/>
+          <w:szCs w:val="20"/>
+        </w:rPr>
+        <w:t xml:space="preserve">Gnosis Pay is a Visa debit card connected directly to a self-custodial smart contract wallet on Gnosis Chain. When you make a purchase with the card anywhere Visa is accepted — a supermarket, a petrol station, an online store — the payment is settled on-chain in EURe (a Euro-pegged stablecoin) or USDC. The merchant receives euros through the normal Visa settlement system. The crypto complexity is completely invisible to them.</w:t>
+      </w:r>
+    </w:p>
+    <w:p>
+      <w:pPr>
+        <w:spacing w:after="80" w:before="80"/>
+      </w:pPr>
+      <w:r>
+        <w:t xml:space="preserve"/>
+      </w:r>
+    </w:p>
+    <w:p>
+      <w:pPr>
+        <w:spacing w:after="60" w:before="60"/>
+      </w:pPr>
+      <w:r>
+        <w:rPr>
+          <w:rFonts w:ascii="Arial" w:cs="Arial" w:eastAsia="Arial" w:hAnsi="Arial"/>
+          <w:color w:val="222222"/>
+          <w:sz w:val="20"/>
+          <w:szCs w:val="20"/>
+        </w:rPr>
+        <w:t xml:space="preserve">This is architecturally different from exchange-linked crypto debit cards (like those from Coinbase or Crypto.com), where the exchange holds custody of your funds and converts them at the point of sale. With Gnosis Pay, you hold your own keys. The smart contract wallet is yours. The card is an interface to your wallet, not a card linked to a company's custodial account.</w:t>
+      </w:r>
+    </w:p>
+    <w:p>
+      <w:pPr>
+        <w:spacing w:after="80" w:before="80"/>
+      </w:pPr>
+      <w:r>
+        <w:t xml:space="preserve"/>
+      </w:r>
+    </w:p>
+    <w:p>
+      <w:pPr>
+        <w:spacing w:after="60" w:before="200"/>
+      </w:pPr>
+      <w:r>
+        <w:rPr>
+          <w:rFonts w:ascii="Arial" w:cs="Arial" w:eastAsia="Arial" w:hAnsi="Arial"/>
+          <w:b/>
+          <w:bCs/>
+          <w:color w:val="2C3E6B"/>
+          <w:sz w:val="22"/>
+          <w:szCs w:val="22"/>
+        </w:rPr>
+        <w:t xml:space="preserve">4.2  The Technical Architecture</w:t>
+      </w:r>
+    </w:p>
+    <w:p>
+      <w:pPr>
+        <w:spacing w:after="60" w:before="60"/>
+        <w:ind w:left="360"/>
+      </w:pPr>
+      <w:r>
+        <w:rPr>
+          <w:rFonts w:ascii="Arial" w:cs="Arial" w:eastAsia="Arial" w:hAnsi="Arial"/>
+          <w:color w:val="1A7A8A"/>
+          <w:sz w:val="20"/>
+          <w:szCs w:val="20"/>
+        </w:rPr>
+        <w:t xml:space="preserve">◆  </w:t>
+      </w:r>
+      <w:r>
+        <w:rPr>
+          <w:rFonts w:ascii="Arial" w:cs="Arial" w:eastAsia="Arial" w:hAnsi="Arial"/>
+          <w:b/>
+          <w:bCs/>
+          <w:color w:val="222222"/>
+          <w:sz w:val="20"/>
+          <w:szCs w:val="20"/>
+        </w:rPr>
+        <w:t xml:space="preserve">Gnosis Chain</w:t>
+      </w:r>
+      <w:r>
+        <w:rPr>
+          <w:rFonts w:ascii="Arial" w:cs="Arial" w:eastAsia="Arial" w:hAnsi="Arial"/>
+          <w:color w:val="222222"/>
+          <w:sz w:val="20"/>
+          <w:szCs w:val="20"/>
+        </w:rPr>
+        <w:t xml:space="preserve"> — an Ethereum sidechain with ~5 second block times and very low fees. Transactions cost fractions of a cent, making card-level micropayments viable.</w:t>
+      </w:r>
+    </w:p>
+    <w:p>
+      <w:pPr>
+        <w:spacing w:after="60" w:before="60"/>
+        <w:ind w:left="360"/>
+      </w:pPr>
+      <w:r>
+        <w:rPr>
+          <w:rFonts w:ascii="Arial" w:cs="Arial" w:eastAsia="Arial" w:hAnsi="Arial"/>
+          <w:color w:val="1A7A8A"/>
+          <w:sz w:val="20"/>
+          <w:szCs w:val="20"/>
+        </w:rPr>
+        <w:t xml:space="preserve">◆  </w:t>
+      </w:r>
+      <w:r>
+        <w:rPr>
+          <w:rFonts w:ascii="Arial" w:cs="Arial" w:eastAsia="Arial" w:hAnsi="Arial"/>
+          <w:b/>
+          <w:bCs/>
+          <w:color w:val="222222"/>
+          <w:sz w:val="20"/>
+          <w:szCs w:val="20"/>
+        </w:rPr>
+        <w:t xml:space="preserve">Safe smart wallet</w:t>
+      </w:r>
+      <w:r>
+        <w:rPr>
+          <w:rFonts w:ascii="Arial" w:cs="Arial" w:eastAsia="Arial" w:hAnsi="Arial"/>
+          <w:color w:val="222222"/>
+          <w:sz w:val="20"/>
+          <w:szCs w:val="20"/>
+        </w:rPr>
+        <w:t xml:space="preserve"> — Gnosis Pay uses Safe (formerly Gnosis Safe), the most widely used smart contract wallet standard. Your funds are controlled by a multi-signature contract, not a single private key.</w:t>
+      </w:r>
+    </w:p>
+    <w:p>
+      <w:pPr>
+        <w:spacing w:after="60" w:before="60"/>
+        <w:ind w:left="360"/>
+      </w:pPr>
+      <w:r>
+        <w:rPr>
+          <w:rFonts w:ascii="Arial" w:cs="Arial" w:eastAsia="Arial" w:hAnsi="Arial"/>
+          <w:color w:val="1A7A8A"/>
+          <w:sz w:val="20"/>
+          <w:szCs w:val="20"/>
+        </w:rPr>
+        <w:t xml:space="preserve">◆  </w:t>
+      </w:r>
+      <w:r>
+        <w:rPr>
+          <w:rFonts w:ascii="Arial" w:cs="Arial" w:eastAsia="Arial" w:hAnsi="Arial"/>
+          <w:b/>
+          <w:bCs/>
+          <w:color w:val="222222"/>
+          <w:sz w:val="20"/>
+          <w:szCs w:val="20"/>
+        </w:rPr>
+        <w:t xml:space="preserve">EURe</w:t>
+      </w:r>
+      <w:r>
+        <w:rPr>
+          <w:rFonts w:ascii="Arial" w:cs="Arial" w:eastAsia="Arial" w:hAnsi="Arial"/>
+          <w:color w:val="222222"/>
+          <w:sz w:val="20"/>
+          <w:szCs w:val="20"/>
+        </w:rPr>
+        <w:t xml:space="preserve"> — a Euro-backed stablecoin issued by Monerium, the first company to receive an e-money license in Europe for blockchain-native payments. EURe is the primary payment currency for Gnosis Pay in Europe.</w:t>
+      </w:r>
+    </w:p>
+    <w:p>
+      <w:pPr>
+        <w:spacing w:after="60" w:before="60"/>
+        <w:ind w:left="360"/>
+      </w:pPr>
+      <w:r>
+        <w:rPr>
+          <w:rFonts w:ascii="Arial" w:cs="Arial" w:eastAsia="Arial" w:hAnsi="Arial"/>
+          <w:color w:val="1A7A8A"/>
+          <w:sz w:val="20"/>
+          <w:szCs w:val="20"/>
+        </w:rPr>
+        <w:t xml:space="preserve">◆  </w:t>
+      </w:r>
+      <w:r>
+        <w:rPr>
+          <w:rFonts w:ascii="Arial" w:cs="Arial" w:eastAsia="Arial" w:hAnsi="Arial"/>
+          <w:b/>
+          <w:bCs/>
+          <w:color w:val="222222"/>
+          <w:sz w:val="20"/>
+          <w:szCs w:val="20"/>
+        </w:rPr>
+        <w:t xml:space="preserve">Visa connection</w:t>
+      </w:r>
+      <w:r>
+        <w:rPr>
+          <w:rFonts w:ascii="Arial" w:cs="Arial" w:eastAsia="Arial" w:hAnsi="Arial"/>
+          <w:color w:val="222222"/>
+          <w:sz w:val="20"/>
+          <w:szCs w:val="20"/>
+        </w:rPr>
+        <w:t xml:space="preserve"> — Gnosis Pay connects to Visa's network through a regulated card program. When you tap your card, Visa processes the payment and Gnosis Pay settles on-chain within seconds.</w:t>
+      </w:r>
+    </w:p>
+    <w:p>
+      <w:pPr>
+        <w:spacing w:after="80" w:before="80"/>
+      </w:pPr>
+      <w:r>
+        <w:t xml:space="preserve"/>
+      </w:r>
+    </w:p>
+    <w:tbl>
+      <w:tblPr>
+        <w:tblW w:type="dxa" w:w="9026"/>
+        <w:tblBorders>
+          <w:top w:val="single" w:color="auto" w:sz="4"/>
+          <w:left w:val="single" w:color="auto" w:sz="4"/>
+          <w:bottom w:val="single" w:color="auto" w:sz="4"/>
+          <w:right w:val="single" w:color="auto" w:sz="4"/>
+          <w:insideH w:val="single" w:color="auto" w:sz="4"/>
+          <w:insideV w:val="single" w:color="auto" w:sz="4"/>
+        </w:tblBorders>
+      </w:tblPr>
+      <w:tblGrid>
+        <w:gridCol w:w="9026"/>
+      </w:tblGrid>
+      <w:tr>
+        <w:tc>
+          <w:tcPr>
+            <w:tcBorders>
+              <w:top w:val="single" w:color="1A6B3A" w:sz="6"/>
+              <w:left w:val="single" w:color="1A6B3A" w:sz="24"/>
+              <w:bottom w:val="none" w:color="FFFFFF" w:sz="0"/>
+              <w:right w:val="none" w:color="FFFFFF" w:sz="0"/>
+            </w:tcBorders>
+            <w:shd w:fill="E8F5EE" w:val="clear"/>
+            <w:tcMar>
+              <w:top w:type="dxa" w:w="120"/>
+              <w:left w:type="dxa" w:w="200"/>
+              <w:bottom w:type="dxa" w:w="120"/>
+              <w:right w:type="dxa" w:w="200"/>
+            </w:tcMar>
+          </w:tcPr>
+          <w:p>
+            <w:pPr>
+              <w:spacing w:after="40" w:before="0"/>
+            </w:pPr>
+            <w:r>
+              <w:rPr>
+                <w:rFonts w:ascii="Arial" w:cs="Arial" w:eastAsia="Arial" w:hAnsi="Arial"/>
+                <w:b/>
+                <w:bCs/>
+                <w:caps/>
+                <w:color w:val="1A6B3A"/>
+                <w:sz w:val="18"/>
+                <w:szCs w:val="18"/>
+              </w:rPr>
+              <w:t xml:space="preserve">Relevance for the Netherlands</w:t>
+            </w:r>
+          </w:p>
+          <w:p>
+            <w:pPr>
+              <w:spacing w:after="0" w:before="0"/>
+            </w:pPr>
+            <w:r>
+              <w:rPr>
+                <w:rFonts w:ascii="Arial" w:cs="Arial" w:eastAsia="Arial" w:hAnsi="Arial"/>
+                <w:color w:val="222222"/>
+                <w:sz w:val="18"/>
+                <w:szCs w:val="18"/>
+              </w:rPr>
+              <w:t xml:space="preserve">EURe is a Euro-pegged stablecoin with full e-money licensing in Europe, including the Netherlands. As Gnosis Pay expands, it represents the most credible current attempt at making crypto payments work at everyday retail scale in the EU. An analyst in the Netherlands who understands Gnosis Pay's on-chain data structure — spending patterns, wallet sizes, merchant categories — has a genuine edge for any fintech role in the European market.</w:t>
+            </w:r>
+          </w:p>
+        </w:tc>
+      </w:tr>
+    </w:tbl>
+    <w:p>
+      <w:pPr>
+        <w:spacing w:after="80" w:before="80"/>
+      </w:pPr>
+      <w:r>
+        <w:t xml:space="preserve"/>
+      </w:r>
+    </w:p>
+    <w:p>
+      <w:pPr>
+        <w:spacing w:after="60" w:before="200"/>
+      </w:pPr>
+      <w:r>
+        <w:rPr>
+          <w:rFonts w:ascii="Arial" w:cs="Arial" w:eastAsia="Arial" w:hAnsi="Arial"/>
+          <w:b/>
+          <w:bCs/>
+          <w:color w:val="2C3E6B"/>
+          <w:sz w:val="22"/>
+          <w:szCs w:val="22"/>
+        </w:rPr>
+        <w:t xml:space="preserve">4.3  Querying Gnosis Pay Data</w:t>
+      </w:r>
+    </w:p>
+    <w:p>
+      <w:pPr>
+        <w:spacing w:after="60" w:before="60"/>
+      </w:pPr>
+      <w:r>
+        <w:rPr>
+          <w:rFonts w:ascii="Arial" w:cs="Arial" w:eastAsia="Arial" w:hAnsi="Arial"/>
+          <w:color w:val="222222"/>
+          <w:sz w:val="20"/>
+          <w:szCs w:val="20"/>
+        </w:rPr>
+        <w:t xml:space="preserve">Gnosis Pay transaction data is available on Dune on the Gnosis Chain. This query shows daily Gnosis Pay spending volume:</w:t>
+      </w:r>
+    </w:p>
+    <w:p>
+      <w:pPr>
+        <w:spacing w:after="80" w:before="80"/>
+      </w:pPr>
+      <w:r>
+        <w:t xml:space="preserve"/>
+      </w:r>
+    </w:p>
+    <w:p>
+      <w:pPr>
+        <w:spacing w:after="40" w:before="40"/>
+        <w:ind w:left="360"/>
+      </w:pPr>
+      <w:r>
+        <w:rPr>
+          <w:rFonts w:ascii="Courier New" w:cs="Courier New" w:eastAsia="Courier New" w:hAnsi="Courier New"/>
+          <w:color w:val="2C3E6B"/>
+          <w:sz w:val="18"/>
+          <w:szCs w:val="18"/>
+        </w:rPr>
+        <w:t xml:space="preserve">SELECT</w:t>
+      </w:r>
+    </w:p>
+    <w:p>
+      <w:pPr>
+        <w:spacing w:after="40" w:before="40"/>
+        <w:ind w:left="360"/>
+      </w:pPr>
+      <w:r>
+        <w:rPr>
+          <w:rFonts w:ascii="Courier New" w:cs="Courier New" w:eastAsia="Courier New" w:hAnsi="Courier New"/>
+          <w:color w:val="2C3E6B"/>
+          <w:sz w:val="18"/>
+          <w:szCs w:val="18"/>
+        </w:rPr>
+        <w:t xml:space="preserve">    DATE_TRUNC('day', block_time) AS date,</w:t>
+      </w:r>
+    </w:p>
+    <w:p>
+      <w:pPr>
+        <w:spacing w:after="40" w:before="40"/>
+        <w:ind w:left="360"/>
+      </w:pPr>
+      <w:r>
+        <w:rPr>
+          <w:rFonts w:ascii="Courier New" w:cs="Courier New" w:eastAsia="Courier New" w:hAnsi="Courier New"/>
+          <w:color w:val="2C3E6B"/>
+          <w:sz w:val="18"/>
+          <w:szCs w:val="18"/>
+        </w:rPr>
+        <w:t xml:space="preserve">    COUNT(*) AS transactions,</w:t>
+      </w:r>
+    </w:p>
+    <w:p>
+      <w:pPr>
+        <w:spacing w:after="40" w:before="40"/>
+        <w:ind w:left="360"/>
+      </w:pPr>
+      <w:r>
+        <w:rPr>
+          <w:rFonts w:ascii="Courier New" w:cs="Courier New" w:eastAsia="Courier New" w:hAnsi="Courier New"/>
+          <w:color w:val="2C3E6B"/>
+          <w:sz w:val="18"/>
+          <w:szCs w:val="18"/>
+        </w:rPr>
+        <w:t xml:space="preserve">    SUM(amount / 1e6) AS eure_volume</w:t>
+      </w:r>
+    </w:p>
+    <w:p>
+      <w:pPr>
+        <w:spacing w:after="40" w:before="40"/>
+        <w:ind w:left="360"/>
+      </w:pPr>
+      <w:r>
+        <w:rPr>
+          <w:rFonts w:ascii="Courier New" w:cs="Courier New" w:eastAsia="Courier New" w:hAnsi="Courier New"/>
+          <w:color w:val="2C3E6B"/>
+          <w:sz w:val="18"/>
+          <w:szCs w:val="18"/>
+        </w:rPr>
+        <w:t xml:space="preserve">FROM gnosis.transactions</w:t>
+      </w:r>
+    </w:p>
+    <w:p>
+      <w:pPr>
+        <w:spacing w:after="40" w:before="40"/>
+        <w:ind w:left="360"/>
+      </w:pPr>
+      <w:r>
+        <w:rPr>
+          <w:rFonts w:ascii="Courier New" w:cs="Courier New" w:eastAsia="Courier New" w:hAnsi="Courier New"/>
+          <w:color w:val="2C3E6B"/>
+          <w:sz w:val="18"/>
+          <w:szCs w:val="18"/>
+        </w:rPr>
+        <w:t xml:space="preserve">WHERE to = 0x[gnosis_pay_settlement_contract]</w:t>
+      </w:r>
+    </w:p>
+    <w:p>
+      <w:pPr>
+        <w:spacing w:after="40" w:before="40"/>
+        <w:ind w:left="360"/>
+      </w:pPr>
+      <w:r>
+        <w:rPr>
+          <w:rFonts w:ascii="Courier New" w:cs="Courier New" w:eastAsia="Courier New" w:hAnsi="Courier New"/>
+          <w:color w:val="2C3E6B"/>
+          <w:sz w:val="18"/>
+          <w:szCs w:val="18"/>
+        </w:rPr>
+        <w:t xml:space="preserve">    AND block_time &gt;= NOW() - INTERVAL '90' DAY</w:t>
+      </w:r>
+    </w:p>
+    <w:p>
+      <w:pPr>
+        <w:spacing w:after="40" w:before="40"/>
+        <w:ind w:left="360"/>
+      </w:pPr>
+      <w:r>
+        <w:rPr>
+          <w:rFonts w:ascii="Courier New" w:cs="Courier New" w:eastAsia="Courier New" w:hAnsi="Courier New"/>
+          <w:color w:val="2C3E6B"/>
+          <w:sz w:val="18"/>
+          <w:szCs w:val="18"/>
+        </w:rPr>
+        <w:t xml:space="preserve">GROUP BY 1</w:t>
+      </w:r>
+    </w:p>
+    <w:p>
+      <w:pPr>
+        <w:spacing w:after="40" w:before="40"/>
+        <w:ind w:left="360"/>
+      </w:pPr>
+      <w:r>
+        <w:rPr>
+          <w:rFonts w:ascii="Courier New" w:cs="Courier New" w:eastAsia="Courier New" w:hAnsi="Courier New"/>
+          <w:color w:val="2C3E6B"/>
+          <w:sz w:val="18"/>
+          <w:szCs w:val="18"/>
+        </w:rPr>
+        <w:t xml:space="preserve">ORDER BY 1</w:t>
+      </w:r>
+    </w:p>
+    <w:p>
+      <w:pPr>
+        <w:spacing w:after="80" w:before="80"/>
+      </w:pPr>
+      <w:r>
+        <w:t xml:space="preserve"/>
+      </w:r>
+    </w:p>
+    <w:p>
+      <w:pPr>
+        <w:spacing w:after="60" w:before="60"/>
+      </w:pPr>
+      <w:r>
+        <w:rPr>
+          <w:rFonts w:ascii="Arial" w:cs="Arial" w:eastAsia="Arial" w:hAnsi="Arial"/>
+          <w:color w:val="222222"/>
+          <w:sz w:val="20"/>
+          <w:szCs w:val="20"/>
+        </w:rPr>
+        <w:t xml:space="preserve">Always verify contract addresses against official documentation at gnosispay.com/developers before running. Contract addresses can change with protocol upgrades. Using the wrong address returns zero results without an error — a silent mistake that could invalidate an entire analysis.</w:t>
+      </w:r>
+    </w:p>
+    <w:p>
+      <w:pPr>
+        <w:spacing w:after="80" w:before="80"/>
+      </w:pPr>
+      <w:r>
+        <w:t xml:space="preserve"/>
+      </w:r>
+    </w:p>
+    <w:p>
+      <w:pPr>
+        <w:pBdr>
+          <w:bottom w:val="single" w:color="2C3E6B" w:sz="8" w:space="1"/>
+        </w:pBdr>
+        <w:spacing w:after="120" w:before="360"/>
+      </w:pPr>
+      <w:r>
+        <w:rPr>
+          <w:rFonts w:ascii="Arial" w:cs="Arial" w:eastAsia="Arial" w:hAnsi="Arial"/>
+          <w:b/>
+          <w:bCs/>
+          <w:caps/>
+          <w:color w:val="2C3E6B"/>
+          <w:spacing w:val="60"/>
+          <w:sz w:val="32"/>
+          <w:szCs w:val="32"/>
+        </w:rPr>
+        <w:t xml:space="preserve">5. Capstone Query Exercise</w:t>
+      </w:r>
+    </w:p>
+    <w:p>
+      <w:pPr>
+        <w:spacing w:after="60" w:before="60"/>
+      </w:pPr>
+      <w:r>
+        <w:rPr>
+          <w:rFonts w:ascii="Arial" w:cs="Arial" w:eastAsia="Arial" w:hAnsi="Arial"/>
+          <w:color w:val="222222"/>
+          <w:sz w:val="20"/>
+          <w:szCs w:val="20"/>
+        </w:rPr>
+        <w:t xml:space="preserve">This section contains one original Dune query exercise that synthesizes everything from all four stages. It requires understanding of smart contract events (Stage 4), SQL on Dune (Stage 2), and the economic interpretation framework (Stages 1 and 3).</w:t>
+      </w:r>
+    </w:p>
+    <w:p>
+      <w:pPr>
+        <w:spacing w:after="80" w:before="80"/>
+      </w:pPr>
+      <w:r>
+        <w:t xml:space="preserve"/>
+      </w:r>
+    </w:p>
+    <w:p>
+      <w:pPr>
+        <w:spacing w:after="60" w:before="200"/>
+      </w:pPr>
+      <w:r>
+        <w:rPr>
+          <w:rFonts w:ascii="Arial" w:cs="Arial" w:eastAsia="Arial" w:hAnsi="Arial"/>
+          <w:b/>
+          <w:bCs/>
+          <w:color w:val="2C3E6B"/>
+          <w:sz w:val="22"/>
+          <w:szCs w:val="22"/>
+        </w:rPr>
+        <w:t xml:space="preserve">5.1  Query: Contract-Level USDC Payment Analysis</w:t>
+      </w:r>
+    </w:p>
+    <w:p>
+      <w:pPr>
+        <w:spacing w:after="60" w:before="60"/>
+      </w:pPr>
+      <w:r>
+        <w:rPr>
+          <w:rFonts w:ascii="Arial" w:cs="Arial" w:eastAsia="Arial" w:hAnsi="Arial"/>
+          <w:color w:val="222222"/>
+          <w:sz w:val="20"/>
+          <w:szCs w:val="20"/>
+        </w:rPr>
+        <w:t xml:space="preserve">This query goes beyond the surface-level transfer volume queries of Stage 2. It identifies USDC transfers that originated from smart contract calls — as opposed to simple wallet-to-wallet transfers — by joining the transfer data with the transactions table to filter for transactions with high gas consumption indicating multi-contract execution:</w:t>
+      </w:r>
+    </w:p>
+    <w:p>
+      <w:pPr>
+        <w:spacing w:after="80" w:before="80"/>
+      </w:pPr>
+      <w:r>
+        <w:t xml:space="preserve"/>
+      </w:r>
+    </w:p>
+    <w:p>
+      <w:pPr>
+        <w:spacing w:after="40" w:before="40"/>
+        <w:ind w:left="360"/>
+      </w:pPr>
+      <w:r>
+        <w:rPr>
+          <w:rFonts w:ascii="Courier New" w:cs="Courier New" w:eastAsia="Courier New" w:hAnsi="Courier New"/>
+          <w:color w:val="2C3E6B"/>
+          <w:sz w:val="18"/>
+          <w:szCs w:val="18"/>
+        </w:rPr>
+        <w:t xml:space="preserve">SELECT</w:t>
+      </w:r>
+    </w:p>
+    <w:p>
+      <w:pPr>
+        <w:spacing w:after="40" w:before="40"/>
+        <w:ind w:left="360"/>
+      </w:pPr>
+      <w:r>
+        <w:rPr>
+          <w:rFonts w:ascii="Courier New" w:cs="Courier New" w:eastAsia="Courier New" w:hAnsi="Courier New"/>
+          <w:color w:val="2C3E6B"/>
+          <w:sz w:val="18"/>
+          <w:szCs w:val="18"/>
+        </w:rPr>
+        <w:t xml:space="preserve">    DATE_TRUNC('day', t.evt_block_time) AS date,</w:t>
+      </w:r>
+    </w:p>
+    <w:p>
+      <w:pPr>
+        <w:spacing w:after="40" w:before="40"/>
+        <w:ind w:left="360"/>
+      </w:pPr>
+      <w:r>
+        <w:rPr>
+          <w:rFonts w:ascii="Courier New" w:cs="Courier New" w:eastAsia="Courier New" w:hAnsi="Courier New"/>
+          <w:color w:val="2C3E6B"/>
+          <w:sz w:val="18"/>
+          <w:szCs w:val="18"/>
+        </w:rPr>
+        <w:t xml:space="preserve">    COUNT(*) AS contract_initiated_transfers,</w:t>
+      </w:r>
+    </w:p>
+    <w:p>
+      <w:pPr>
+        <w:spacing w:after="40" w:before="40"/>
+        <w:ind w:left="360"/>
+      </w:pPr>
+      <w:r>
+        <w:rPr>
+          <w:rFonts w:ascii="Courier New" w:cs="Courier New" w:eastAsia="Courier New" w:hAnsi="Courier New"/>
+          <w:color w:val="2C3E6B"/>
+          <w:sz w:val="18"/>
+          <w:szCs w:val="18"/>
+        </w:rPr>
+        <w:t xml:space="preserve">    SUM(t.value / 1e6) AS usdc_volume,</w:t>
+      </w:r>
+    </w:p>
+    <w:p>
+      <w:pPr>
+        <w:spacing w:after="40" w:before="40"/>
+        <w:ind w:left="360"/>
+      </w:pPr>
+      <w:r>
+        <w:rPr>
+          <w:rFonts w:ascii="Courier New" w:cs="Courier New" w:eastAsia="Courier New" w:hAnsi="Courier New"/>
+          <w:color w:val="2C3E6B"/>
+          <w:sz w:val="18"/>
+          <w:szCs w:val="18"/>
+        </w:rPr>
+        <w:t xml:space="preserve">    AVG(tx.gas_used) AS avg_gas_used</w:t>
+      </w:r>
+    </w:p>
+    <w:p>
+      <w:pPr>
+        <w:spacing w:after="40" w:before="40"/>
+        <w:ind w:left="360"/>
+      </w:pPr>
+      <w:r>
+        <w:rPr>
+          <w:rFonts w:ascii="Courier New" w:cs="Courier New" w:eastAsia="Courier New" w:hAnsi="Courier New"/>
+          <w:color w:val="2C3E6B"/>
+          <w:sz w:val="18"/>
+          <w:szCs w:val="18"/>
+        </w:rPr>
+        <w:t xml:space="preserve">FROM erc20_ethereum.evt_Transfer t</w:t>
+      </w:r>
+    </w:p>
+    <w:p>
+      <w:pPr>
+        <w:spacing w:after="40" w:before="40"/>
+        <w:ind w:left="360"/>
+      </w:pPr>
+      <w:r>
+        <w:rPr>
+          <w:rFonts w:ascii="Courier New" w:cs="Courier New" w:eastAsia="Courier New" w:hAnsi="Courier New"/>
+          <w:color w:val="2C3E6B"/>
+          <w:sz w:val="18"/>
+          <w:szCs w:val="18"/>
+        </w:rPr>
+        <w:t xml:space="preserve">JOIN ethereum.transactions tx</w:t>
+      </w:r>
+    </w:p>
+    <w:p>
+      <w:pPr>
+        <w:spacing w:after="40" w:before="40"/>
+        <w:ind w:left="360"/>
+      </w:pPr>
+      <w:r>
+        <w:rPr>
+          <w:rFonts w:ascii="Courier New" w:cs="Courier New" w:eastAsia="Courier New" w:hAnsi="Courier New"/>
+          <w:color w:val="2C3E6B"/>
+          <w:sz w:val="18"/>
+          <w:szCs w:val="18"/>
+        </w:rPr>
+        <w:t xml:space="preserve">    ON t.evt_tx_hash = tx.hash</w:t>
+      </w:r>
+    </w:p>
+    <w:p>
+      <w:pPr>
+        <w:spacing w:after="40" w:before="40"/>
+        <w:ind w:left="360"/>
+      </w:pPr>
+      <w:r>
+        <w:rPr>
+          <w:rFonts w:ascii="Courier New" w:cs="Courier New" w:eastAsia="Courier New" w:hAnsi="Courier New"/>
+          <w:color w:val="2C3E6B"/>
+          <w:sz w:val="18"/>
+          <w:szCs w:val="18"/>
+        </w:rPr>
+        <w:t xml:space="preserve">WHERE t.contract_address</w:t>
+      </w:r>
+    </w:p>
+    <w:p>
+      <w:pPr>
+        <w:spacing w:after="40" w:before="40"/>
+        <w:ind w:left="360"/>
+      </w:pPr>
+      <w:r>
+        <w:rPr>
+          <w:rFonts w:ascii="Courier New" w:cs="Courier New" w:eastAsia="Courier New" w:hAnsi="Courier New"/>
+          <w:color w:val="2C3E6B"/>
+          <w:sz w:val="18"/>
+          <w:szCs w:val="18"/>
+        </w:rPr>
+        <w:t xml:space="preserve">    = 0xa0b86991c6218b36c1d19d4a2e9eb0ce3606eb48</w:t>
+      </w:r>
+    </w:p>
+    <w:p>
+      <w:pPr>
+        <w:spacing w:after="40" w:before="40"/>
+        <w:ind w:left="360"/>
+      </w:pPr>
+      <w:r>
+        <w:rPr>
+          <w:rFonts w:ascii="Courier New" w:cs="Courier New" w:eastAsia="Courier New" w:hAnsi="Courier New"/>
+          <w:color w:val="2C3E6B"/>
+          <w:sz w:val="18"/>
+          <w:szCs w:val="18"/>
+        </w:rPr>
+        <w:t xml:space="preserve">    AND t.evt_block_time &gt;= NOW() - INTERVAL '30' DAY</w:t>
+      </w:r>
+    </w:p>
+    <w:p>
+      <w:pPr>
+        <w:spacing w:after="40" w:before="40"/>
+        <w:ind w:left="360"/>
+      </w:pPr>
+      <w:r>
+        <w:rPr>
+          <w:rFonts w:ascii="Courier New" w:cs="Courier New" w:eastAsia="Courier New" w:hAnsi="Courier New"/>
+          <w:color w:val="2C3E6B"/>
+          <w:sz w:val="18"/>
+          <w:szCs w:val="18"/>
+        </w:rPr>
+        <w:t xml:space="preserve">    -- gas_used &gt; 100,000 indicates contract-initiated transfer</w:t>
+      </w:r>
+    </w:p>
+    <w:p>
+      <w:pPr>
+        <w:spacing w:after="40" w:before="40"/>
+        <w:ind w:left="360"/>
+      </w:pPr>
+      <w:r>
+        <w:rPr>
+          <w:rFonts w:ascii="Courier New" w:cs="Courier New" w:eastAsia="Courier New" w:hAnsi="Courier New"/>
+          <w:color w:val="2C3E6B"/>
+          <w:sz w:val="18"/>
+          <w:szCs w:val="18"/>
+        </w:rPr>
+        <w:t xml:space="preserve">    -- (simple wallet transfers use ~65,000 gas)</w:t>
+      </w:r>
+    </w:p>
+    <w:p>
+      <w:pPr>
+        <w:spacing w:after="40" w:before="40"/>
+        <w:ind w:left="360"/>
+      </w:pPr>
+      <w:r>
+        <w:rPr>
+          <w:rFonts w:ascii="Courier New" w:cs="Courier New" w:eastAsia="Courier New" w:hAnsi="Courier New"/>
+          <w:color w:val="2C3E6B"/>
+          <w:sz w:val="18"/>
+          <w:szCs w:val="18"/>
+        </w:rPr>
+        <w:t xml:space="preserve">    AND tx.gas_used &gt; 100000</w:t>
+      </w:r>
+    </w:p>
+    <w:p>
+      <w:pPr>
+        <w:spacing w:after="40" w:before="40"/>
+        <w:ind w:left="360"/>
+      </w:pPr>
+      <w:r>
+        <w:rPr>
+          <w:rFonts w:ascii="Courier New" w:cs="Courier New" w:eastAsia="Courier New" w:hAnsi="Courier New"/>
+          <w:color w:val="2C3E6B"/>
+          <w:sz w:val="18"/>
+          <w:szCs w:val="18"/>
+        </w:rPr>
+        <w:t xml:space="preserve">GROUP BY 1</w:t>
+      </w:r>
+    </w:p>
+    <w:p>
+      <w:pPr>
+        <w:spacing w:after="40" w:before="40"/>
+        <w:ind w:left="360"/>
+      </w:pPr>
+      <w:r>
+        <w:rPr>
+          <w:rFonts w:ascii="Courier New" w:cs="Courier New" w:eastAsia="Courier New" w:hAnsi="Courier New"/>
+          <w:color w:val="2C3E6B"/>
+          <w:sz w:val="18"/>
+          <w:szCs w:val="18"/>
+        </w:rPr>
+        <w:t xml:space="preserve">ORDER BY 1</w:t>
+      </w:r>
+    </w:p>
+    <w:p>
+      <w:pPr>
+        <w:spacing w:after="80" w:before="80"/>
+      </w:pPr>
+      <w:r>
+        <w:t xml:space="preserve"/>
+      </w:r>
+    </w:p>
+    <w:p>
+      <w:pPr>
+        <w:spacing w:after="60" w:before="60"/>
+      </w:pPr>
+      <w:r>
+        <w:rPr>
+          <w:rFonts w:ascii="Arial" w:cs="Arial" w:eastAsia="Arial" w:hAnsi="Arial"/>
+          <w:color w:val="222222"/>
+          <w:sz w:val="20"/>
+          <w:szCs w:val="20"/>
+        </w:rPr>
+        <w:t xml:space="preserve">What this query tells you: the proportion of USDC volume that flows through smart contracts — DeFi protocols, payment processors, automated market makers — versus simple person-to-person transfers. Higher average gas usage indicates more complex contract logic involving multiple contract calls.</w:t>
+      </w:r>
+    </w:p>
+    <w:p>
+      <w:pPr>
+        <w:spacing w:after="80" w:before="80"/>
+      </w:pPr>
+      <w:r>
+        <w:t xml:space="preserve"/>
+      </w:r>
+    </w:p>
+    <w:p>
+      <w:pPr>
+        <w:spacing w:after="60" w:before="200"/>
+      </w:pPr>
+      <w:r>
+        <w:rPr>
+          <w:rFonts w:ascii="Arial" w:cs="Arial" w:eastAsia="Arial" w:hAnsi="Arial"/>
+          <w:b/>
+          <w:bCs/>
+          <w:color w:val="2C3E6B"/>
+          <w:sz w:val="22"/>
+          <w:szCs w:val="22"/>
+        </w:rPr>
         <w:t xml:space="preserve">5.2  Extending the Query for the Seismograph Project</w:t>
       </w:r>
     </w:p>
@@ -4712,7 +6345,7 @@
           <w:sz w:val="20"/>
           <w:szCs w:val="20"/>
         </w:rPr>
-        <w:t xml:space="preserve">This is the analytical pipeline that transforms the event study completed in Stage 3 into a forward-looking detection system. The contract-level view is essential because institutional actors move capital through smart contracts — not through simple wallet-to-wallet transfers that any retail user makes.</w:t>
+        <w:t xml:space="preserve">This pipeline transforms the event study completed in Stage 3 into a forward-looking detection system. The contract-level view is essential because institutional actors move capital through smart contracts — not through simple wallet-to-wallet transfers. High gas complexity in a pre-event window is a signal that automated institutional logic was executing. That is the seismograph reading.</w:t>
       </w:r>
     </w:p>
     <w:p>
@@ -5317,6 +6950,76 @@
           <w:sz w:val="20"/>
           <w:szCs w:val="20"/>
         </w:rPr>
+        <w:t xml:space="preserve">Can read hex addresses and values</w:t>
+      </w:r>
+      <w:r>
+        <w:rPr>
+          <w:rFonts w:ascii="Arial" w:cs="Arial" w:eastAsia="Arial" w:hAnsi="Arial"/>
+          <w:color w:val="222222"/>
+          <w:sz w:val="20"/>
+          <w:szCs w:val="20"/>
+        </w:rPr>
+        <w:t xml:space="preserve"> — understands the pair rule and uses Python for conversion</w:t>
+      </w:r>
+    </w:p>
+    <w:p>
+      <w:pPr>
+        <w:spacing w:after="60" w:before="60"/>
+        <w:ind w:left="360"/>
+      </w:pPr>
+      <w:r>
+        <w:rPr>
+          <w:rFonts w:ascii="Arial" w:cs="Arial" w:eastAsia="Arial" w:hAnsi="Arial"/>
+          <w:color w:val="1A7A8A"/>
+          <w:sz w:val="20"/>
+          <w:szCs w:val="20"/>
+        </w:rPr>
+        <w:t xml:space="preserve">◆  </w:t>
+      </w:r>
+      <w:r>
+        <w:rPr>
+          <w:rFonts w:ascii="Arial" w:cs="Arial" w:eastAsia="Arial" w:hAnsi="Arial"/>
+          <w:b/>
+          <w:bCs/>
+          <w:color w:val="222222"/>
+          <w:sz w:val="20"/>
+          <w:szCs w:val="20"/>
+        </w:rPr>
+        <w:t xml:space="preserve">Can explain why 32-byte padding exists</w:t>
+      </w:r>
+      <w:r>
+        <w:rPr>
+          <w:rFonts w:ascii="Arial" w:cs="Arial" w:eastAsia="Arial" w:hAnsi="Arial"/>
+          <w:color w:val="222222"/>
+          <w:sz w:val="20"/>
+          <w:szCs w:val="20"/>
+        </w:rPr>
+        <w:t xml:space="preserve"> — the fixed-grid EVM memory model</w:t>
+      </w:r>
+    </w:p>
+    <w:p>
+      <w:pPr>
+        <w:spacing w:after="60" w:before="60"/>
+        <w:ind w:left="360"/>
+      </w:pPr>
+      <w:r>
+        <w:rPr>
+          <w:rFonts w:ascii="Arial" w:cs="Arial" w:eastAsia="Arial" w:hAnsi="Arial"/>
+          <w:color w:val="1A7A8A"/>
+          <w:sz w:val="20"/>
+          <w:szCs w:val="20"/>
+        </w:rPr>
+        <w:t xml:space="preserve">◆  </w:t>
+      </w:r>
+      <w:r>
+        <w:rPr>
+          <w:rFonts w:ascii="Arial" w:cs="Arial" w:eastAsia="Arial" w:hAnsi="Arial"/>
+          <w:b/>
+          <w:bCs/>
+          <w:color w:val="222222"/>
+          <w:sz w:val="20"/>
+          <w:szCs w:val="20"/>
+        </w:rPr>
         <w:t xml:space="preserve">Can write a Dune query against ethereum.logs</w:t>
       </w:r>
       <w:r>
@@ -5352,6 +7055,76 @@
           <w:sz w:val="20"/>
           <w:szCs w:val="20"/>
         </w:rPr>
+        <w:t xml:space="preserve">Can explain the three-step decoding process</w:t>
+      </w:r>
+      <w:r>
+        <w:rPr>
+          <w:rFonts w:ascii="Arial" w:cs="Arial" w:eastAsia="Arial" w:hAnsi="Arial"/>
+          <w:color w:val="222222"/>
+          <w:sz w:val="20"/>
+          <w:szCs w:val="20"/>
+        </w:rPr>
+        <w:t xml:space="preserve"> from Section 1.4</w:t>
+      </w:r>
+    </w:p>
+    <w:p>
+      <w:pPr>
+        <w:spacing w:after="60" w:before="60"/>
+        <w:ind w:left="360"/>
+      </w:pPr>
+      <w:r>
+        <w:rPr>
+          <w:rFonts w:ascii="Arial" w:cs="Arial" w:eastAsia="Arial" w:hAnsi="Arial"/>
+          <w:color w:val="1A7A8A"/>
+          <w:sz w:val="20"/>
+          <w:szCs w:val="20"/>
+        </w:rPr>
+        <w:t xml:space="preserve">◆  </w:t>
+      </w:r>
+      <w:r>
+        <w:rPr>
+          <w:rFonts w:ascii="Arial" w:cs="Arial" w:eastAsia="Arial" w:hAnsi="Arial"/>
+          <w:b/>
+          <w:bCs/>
+          <w:color w:val="222222"/>
+          <w:sz w:val="20"/>
+          <w:szCs w:val="20"/>
+        </w:rPr>
+        <w:t xml:space="preserve">Can explain the difference between simple and complex transactions</w:t>
+      </w:r>
+      <w:r>
+        <w:rPr>
+          <w:rFonts w:ascii="Arial" w:cs="Arial" w:eastAsia="Arial" w:hAnsi="Arial"/>
+          <w:color w:val="222222"/>
+          <w:sz w:val="20"/>
+          <w:szCs w:val="20"/>
+        </w:rPr>
+        <w:t xml:space="preserve"> using the gas threshold guide</w:t>
+      </w:r>
+    </w:p>
+    <w:p>
+      <w:pPr>
+        <w:spacing w:after="60" w:before="60"/>
+        <w:ind w:left="360"/>
+      </w:pPr>
+      <w:r>
+        <w:rPr>
+          <w:rFonts w:ascii="Arial" w:cs="Arial" w:eastAsia="Arial" w:hAnsi="Arial"/>
+          <w:color w:val="1A7A8A"/>
+          <w:sz w:val="20"/>
+          <w:szCs w:val="20"/>
+        </w:rPr>
+        <w:t xml:space="preserve">◆  </w:t>
+      </w:r>
+      <w:r>
+        <w:rPr>
+          <w:rFonts w:ascii="Arial" w:cs="Arial" w:eastAsia="Arial" w:hAnsi="Arial"/>
+          <w:b/>
+          <w:bCs/>
+          <w:color w:val="222222"/>
+          <w:sz w:val="20"/>
+          <w:szCs w:val="20"/>
+        </w:rPr>
         <w:t xml:space="preserve">Can explain the difference between Request Network and raw USDC transfers</w:t>
       </w:r>
       <w:r>
@@ -5458,41 +7231,6 @@
           <w:szCs w:val="20"/>
         </w:rPr>
         <w:t xml:space="preserve">All four stage documents committed to GitHub</w:t>
-      </w:r>
-      <w:r>
-        <w:rPr>
-          <w:rFonts w:ascii="Arial" w:cs="Arial" w:eastAsia="Arial" w:hAnsi="Arial"/>
-          <w:color w:val="222222"/>
-          <w:sz w:val="20"/>
-          <w:szCs w:val="20"/>
-        </w:rPr>
-        <w:t xml:space="preserve"/>
-      </w:r>
-    </w:p>
-    <w:p>
-      <w:pPr>
-        <w:spacing w:after="60" w:before="60"/>
-        <w:ind w:left="360"/>
-      </w:pPr>
-      <w:r>
-        <w:rPr>
-          <w:rFonts w:ascii="Arial" w:cs="Arial" w:eastAsia="Arial" w:hAnsi="Arial"/>
-          <w:color w:val="1A7A8A"/>
-          <w:sz w:val="20"/>
-          <w:szCs w:val="20"/>
-        </w:rPr>
-        <w:t xml:space="preserve">◆  </w:t>
-      </w:r>
-      <w:r>
-        <w:rPr>
-          <w:rFonts w:ascii="Arial" w:cs="Arial" w:eastAsia="Arial" w:hAnsi="Arial"/>
-          <w:b/>
-          <w:bCs/>
-          <w:color w:val="222222"/>
-          <w:sz w:val="20"/>
-          <w:szCs w:val="20"/>
-        </w:rPr>
-        <w:t xml:space="preserve">Portfolio README updated with all findings</w:t>
       </w:r>
       <w:r>
         <w:rPr>
@@ -5572,7 +7310,7 @@
                 <w:sz w:val="18"/>
                 <w:szCs w:val="18"/>
               </w:rPr>
-              <w:t xml:space="preserve">The next project builds on everything completed here: a geopolitical early-warning system using on-chain crypto data. The hypothesis: state actors and their financial networks move capital before military action becomes public, creating detectable anomalies in on-chain data. Using the nine conflict events already documented, analyze 72-hour pre-event windows for anomalous patterns in whale transfers, USDC volume, gas fee urgency, and mempool fee distribution. Cross-reference with the geographic mempool propagation framework from Stage 1. The goal: a seismograph-style alert system that identifies pre-event on-chain signatures that statistically precede geopolitical escalation. Tools: Python, Dune Analytics, Blocknative API, SQLite, scipy anomaly detection.</w:t>
+              <w:t xml:space="preserve">The next project builds on everything completed here: a geopolitical early-warning system using on-chain crypto data. The hypothesis: state actors and their financial networks move capital before military action becomes public, creating detectable anomalies in on-chain data. Using the nine conflict events already documented, analyze the 72-hour pre-event windows for anomalous patterns: unusual whale transfers, USDC volume spikes, abnormal gas fee urgency, mempool fee distribution shifts, and large wallet accumulation patterns. Cross-reference with the geographic mempool propagation framework from Stage 1. The goal: a seismograph-style alert system that identifies pre-event on-chain signatures that statistically precede geopolitical escalation. Tools: Python, Dune Analytics, Blocknative API, SQLite, scipy anomaly detection.</w:t>
             </w:r>
           </w:p>
         </w:tc>
@@ -5811,41 +7549,6 @@
     </w:p>
     <w:p>
       <w:pPr>
-        <w:spacing w:after="60" w:before="60"/>
-        <w:ind w:left="360"/>
-      </w:pPr>
-      <w:r>
-        <w:rPr>
-          <w:rFonts w:ascii="Arial" w:cs="Arial" w:eastAsia="Arial" w:hAnsi="Arial"/>
-          <w:color w:val="1A7A8A"/>
-          <w:sz w:val="20"/>
-          <w:szCs w:val="20"/>
-        </w:rPr>
-        <w:t xml:space="preserve">◆  </w:t>
-      </w:r>
-      <w:r>
-        <w:rPr>
-          <w:rFonts w:ascii="Arial" w:cs="Arial" w:eastAsia="Arial" w:hAnsi="Arial"/>
-          <w:b/>
-          <w:bCs/>
-          <w:color w:val="222222"/>
-          <w:sz w:val="20"/>
-          <w:szCs w:val="20"/>
-        </w:rPr>
-        <w:t xml:space="preserve">Request Network on Dune</w:t>
-      </w:r>
-      <w:r>
-        <w:rPr>
-          <w:rFonts w:ascii="Arial" w:cs="Arial" w:eastAsia="Arial" w:hAnsi="Arial"/>
-          <w:color w:val="222222"/>
-          <w:sz w:val="20"/>
-          <w:szCs w:val="20"/>
-        </w:rPr>
-        <w:t xml:space="preserve"> — dune.com/docs/data-tables/decoded</w:t>
-      </w:r>
-    </w:p>
-    <w:p>
-      <w:pPr>
         <w:spacing w:after="80" w:before="80"/>
       </w:pPr>
       <w:r>
@@ -6070,7 +7773,7 @@
         </w:rPr>
         <w:t xml:space="preserve">Ethereum: A next-generation smart contract and decentralized application platform. Ethereum Foundation. </w:t>
       </w:r>
-      <w:hyperlink w:history="1" r:id="rId4zs2ve7-s_lzktnogjtjp">
+      <w:hyperlink w:history="1" r:id="rIdceuflhljitkjef3nsz7sw">
         <w:r>
           <w:rPr>
             <w:rFonts w:ascii="Arial" w:cs="Arial" w:eastAsia="Arial" w:hAnsi="Arial"/>
@@ -6108,7 +7811,7 @@
         </w:rPr>
         <w:t xml:space="preserve">USDC documentation. Circle Developer Portal. </w:t>
       </w:r>
-      <w:hyperlink w:history="1" r:id="rIdm2fdwmnavk45vagbpvu5m">
+      <w:hyperlink w:history="1" r:id="rIdfmgmvbrf9pisrgfbzuzu9">
         <w:r>
           <w:rPr>
             <w:rFonts w:ascii="Arial" w:cs="Arial" w:eastAsia="Arial" w:hAnsi="Arial"/>
@@ -6146,7 +7849,7 @@
         </w:rPr>
         <w:t xml:space="preserve">ERC-20 token standard. Ethereum Improvement Proposals. </w:t>
       </w:r>
-      <w:hyperlink w:history="1" r:id="rIdyaghmjxxwh0xhokwzrrap">
+      <w:hyperlink w:history="1" r:id="rIdumvhjz6ogen-uyds6r5sm">
         <w:r>
           <w:rPr>
             <w:rFonts w:ascii="Arial" w:cs="Arial" w:eastAsia="Arial" w:hAnsi="Arial"/>
@@ -6184,7 +7887,7 @@
         </w:rPr>
         <w:t xml:space="preserve">Ethereum developer documentation: Smart contracts. </w:t>
       </w:r>
-      <w:hyperlink w:history="1" r:id="rId2h2oxgm9h7hfk81q5ufvx">
+      <w:hyperlink w:history="1" r:id="rIdpr1cd2wpdw2nzcoaiqv1m">
         <w:r>
           <w:rPr>
             <w:rFonts w:ascii="Arial" w:cs="Arial" w:eastAsia="Arial" w:hAnsi="Arial"/>
@@ -6222,7 +7925,7 @@
         </w:rPr>
         <w:t xml:space="preserve">Gnosis Pay documentation. </w:t>
       </w:r>
-      <w:hyperlink w:history="1" r:id="rIduoz_j8gqkkuvisuypfxnd">
+      <w:hyperlink w:history="1" r:id="rIdvp1hajwzuddxt_-8vfanl">
         <w:r>
           <w:rPr>
             <w:rFonts w:ascii="Arial" w:cs="Arial" w:eastAsia="Arial" w:hAnsi="Arial"/>
@@ -6260,7 +7963,7 @@
         </w:rPr>
         <w:t xml:space="preserve">Gnosis Chain documentation. </w:t>
       </w:r>
-      <w:hyperlink w:history="1" r:id="rIdssjctmq5quibhzcygm3hz">
+      <w:hyperlink w:history="1" r:id="rIduryaq4aelxkah2ofvak51">
         <w:r>
           <w:rPr>
             <w:rFonts w:ascii="Arial" w:cs="Arial" w:eastAsia="Arial" w:hAnsi="Arial"/>
@@ -6298,7 +8001,7 @@
         </w:rPr>
         <w:t xml:space="preserve">EURe: Euro-backed stablecoin with e-money license. </w:t>
       </w:r>
-      <w:hyperlink w:history="1" r:id="rIdhwihyiucogkyzyupr2ryd">
+      <w:hyperlink w:history="1" r:id="rIdoj_iqyuxwgimmaq_qja3s">
         <w:r>
           <w:rPr>
             <w:rFonts w:ascii="Arial" w:cs="Arial" w:eastAsia="Arial" w:hAnsi="Arial"/>
@@ -6336,7 +8039,7 @@
         </w:rPr>
         <w:t xml:space="preserve">Bitcoin: A peer-to-peer electronic cash system. </w:t>
       </w:r>
-      <w:hyperlink w:history="1" r:id="rIdw4mlxu0jn9m9cmnwdpulx">
+      <w:hyperlink w:history="1" r:id="rIdsb3v9vklgfm7vnqcaa9nm">
         <w:r>
           <w:rPr>
             <w:rFonts w:ascii="Arial" w:cs="Arial" w:eastAsia="Arial" w:hAnsi="Arial"/>
@@ -6374,7 +8077,7 @@
         </w:rPr>
         <w:t xml:space="preserve">Request Network developer documentation. </w:t>
       </w:r>
-      <w:hyperlink w:history="1" r:id="rIdeqx9v-9w1whegt-hfzh6s">
+      <w:hyperlink w:history="1" r:id="rIdf8n3ypstg_vcjlzz_oqpn">
         <w:r>
           <w:rPr>
             <w:rFonts w:ascii="Arial" w:cs="Arial" w:eastAsia="Arial" w:hAnsi="Arial"/>
@@ -6412,7 +8115,7 @@
         </w:rPr>
         <w:t xml:space="preserve">Safe smart account documentation. </w:t>
       </w:r>
-      <w:hyperlink w:history="1" r:id="rIdv-uiatg1mzqfj5hc4nvtr">
+      <w:hyperlink w:history="1" r:id="rId8sxh6vzfy77xhzsbdy8ai">
         <w:r>
           <w:rPr>
             <w:rFonts w:ascii="Arial" w:cs="Arial" w:eastAsia="Arial" w:hAnsi="Arial"/>

--- a/stage 4/Blockchain_Payments_Stage4.docx
+++ b/stage 4/Blockchain_Payments_Stage4.docx
@@ -145,7 +145,7 @@
         </w:rPr>
         <w:t xml:space="preserve">GitHub:  </w:t>
       </w:r>
-      <w:hyperlink w:history="1" r:id="rIdqj9wk-r6c1kwnbl_f1ltb">
+      <w:hyperlink w:history="1" r:id="rIdda4x8m4ahz3fzxapw2xon">
         <w:r>
           <w:rPr>
             <w:rFonts w:ascii="Arial" w:cs="Arial" w:eastAsia="Arial" w:hAnsi="Arial"/>
@@ -220,7 +220,7 @@
           <w:sz w:val="20"/>
           <w:szCs w:val="20"/>
         </w:rPr>
-        <w:t xml:space="preserve">Stage 4 goes one level deeper. Everything analyzed in Stages 2 and 3 — USDC transfers, token volumes, payment flows — was observed at the surface level through decoded Spell tables that Dune prepares in advance. This stage explains what is happening underneath those tables: how smart contracts actually execute payment logic, what the raw event log data looks like before decoding, how to decode it yourself in Python, how real payment protocols encode invoices and settlements on-chain, and how to write Dune queries that work directly with contract-level data.</w:t>
+        <w:t xml:space="preserve">Stage 4 goes one level deeper. Everything analyzed in Stages 2 and 3 — USDC transfers, token volumes, payment flows — was observed at the surface level through decoded Spell tables that Dune prepares in advance. This stage explains what is happening underneath those tables: how smart contracts actually execute payment logic, what the raw event log data looks like before decoding, how to decode it yourself in Python and SQL, how real payment protocols encode invoices and settlements on-chain, and how to write Dune queries that work directly with contract-level data.</w:t>
       </w:r>
     </w:p>
     <w:p>
@@ -350,7 +350,7 @@
                 <w:sz w:val="18"/>
                 <w:szCs w:val="18"/>
               </w:rPr>
-              <w:t xml:space="preserve">This document covers five topics: how ERC-20 smart contracts work and what the Transfer event looks like in raw form, including how to decode hex data yourself; how to decode raw log data on Dune without relying on Spell tables; how Request Network encodes payment requests on-chain; how Gnosis Pay bridges self-custodial crypto with Visa card infrastructure; and a capstone Dune query exercise working directly with contract-level data. A self-assessment section defines the criteria for program completion.</w:t>
+              <w:t xml:space="preserve">This document covers five topics: how ERC-20 smart contracts work and what the Transfer event looks like in raw form, including how to decode hex data yourself; how to decode raw log data on Dune without relying on Spell tables, including the correct Dune-specific functions; how Request Network encodes payment requests on-chain; how Gnosis Pay bridges self-custodial crypto with Visa card infrastructure; and a capstone Dune query exercise working directly with contract-level data. A self-assessment section defines the criteria for program completion.</w:t>
             </w:r>
           </w:p>
         </w:tc>
@@ -1076,28 +1076,6 @@
     </w:p>
     <w:p>
       <w:pPr>
-        <w:spacing w:after="60" w:before="60"/>
-      </w:pPr>
-      <w:r>
-        <w:rPr>
-          <w:rFonts w:ascii="Arial" w:cs="Arial" w:eastAsia="Arial" w:hAnsi="Arial"/>
-          <w:color w:val="222222"/>
-          <w:sz w:val="20"/>
-          <w:szCs w:val="20"/>
-        </w:rPr>
-        <w:t xml:space="preserve">The Transfer event is the most important for payment analysis. Every USDC transfer — every row in erc20_ethereum.evt_Transfer — is one emission of this event. Understanding its structure is the key to reading raw log data.</w:t>
-      </w:r>
-    </w:p>
-    <w:p>
-      <w:pPr>
-        <w:spacing w:after="80" w:before="80"/>
-      </w:pPr>
-      <w:r>
-        <w:t xml:space="preserve"/>
-      </w:r>
-    </w:p>
-    <w:p>
-      <w:pPr>
         <w:spacing w:after="60" w:before="200"/>
       </w:pPr>
       <w:r>
@@ -1147,6 +1125,438 @@
           <w:sz w:val="20"/>
           <w:szCs w:val="20"/>
         </w:rPr>
+        <w:t xml:space="preserve">What is a Hashing Function?</w:t>
+      </w:r>
+    </w:p>
+    <w:p>
+      <w:pPr>
+        <w:spacing w:after="60" w:before="60"/>
+      </w:pPr>
+      <w:r>
+        <w:rPr>
+          <w:rFonts w:ascii="Arial" w:cs="Arial" w:eastAsia="Arial" w:hAnsi="Arial"/>
+          <w:color w:val="222222"/>
+          <w:sz w:val="20"/>
+          <w:szCs w:val="20"/>
+        </w:rPr>
+        <w:t xml:space="preserve">A hashing function is a machine that takes any input — a word, a sentence, a whole book — and produces a fixed-length fingerprint. Always the same length, regardless of how long the input was.</w:t>
+      </w:r>
+    </w:p>
+    <w:p>
+      <w:pPr>
+        <w:spacing w:after="80" w:before="80"/>
+      </w:pPr>
+      <w:r>
+        <w:t xml:space="preserve"/>
+      </w:r>
+    </w:p>
+    <w:p>
+      <w:pPr>
+        <w:spacing w:after="60" w:before="60"/>
+      </w:pPr>
+      <w:r>
+        <w:rPr>
+          <w:rFonts w:ascii="Arial" w:cs="Arial" w:eastAsia="Arial" w:hAnsi="Arial"/>
+          <w:color w:val="222222"/>
+          <w:sz w:val="20"/>
+          <w:szCs w:val="20"/>
+        </w:rPr>
+        <w:t xml:space="preserve">The fingerprint has three properties. First, the same input always produces the same output — feed it the same text twice and you get the identical result. Second, a tiny change produces a completely different output — changing one letter changes everything, which makes tampering immediately detectable. Third, you cannot go backwards — given the fingerprint, there is no mathematical way to recover the original input.</w:t>
+      </w:r>
+    </w:p>
+    <w:p>
+      <w:pPr>
+        <w:spacing w:after="80" w:before="80"/>
+      </w:pPr>
+      <w:r>
+        <w:t xml:space="preserve"/>
+      </w:r>
+    </w:p>
+    <w:p>
+      <w:pPr>
+        <w:spacing w:after="60" w:before="60"/>
+      </w:pPr>
+      <w:r>
+        <w:rPr>
+          <w:rFonts w:ascii="Arial" w:cs="Arial" w:eastAsia="Arial" w:hAnsi="Arial"/>
+          <w:color w:val="222222"/>
+          <w:sz w:val="20"/>
+          <w:szCs w:val="20"/>
+        </w:rPr>
+        <w:t xml:space="preserve">Think of a meat grinder. You put in a steak, you get mince. The mince is always the same if you use the same steak. Change one ingredient and the mince looks completely different. And you can never reconstruct the original steak from the mince. Hashing works the same way.</w:t>
+      </w:r>
+    </w:p>
+    <w:p>
+      <w:pPr>
+        <w:spacing w:after="80" w:before="80"/>
+      </w:pPr>
+      <w:r>
+        <w:t xml:space="preserve"/>
+      </w:r>
+    </w:p>
+    <w:p>
+      <w:pPr>
+        <w:spacing w:after="60" w:before="60"/>
+      </w:pPr>
+      <w:r>
+        <w:rPr>
+          <w:rFonts w:ascii="Arial" w:cs="Arial" w:eastAsia="Arial" w:hAnsi="Arial"/>
+          <w:color w:val="222222"/>
+          <w:sz w:val="20"/>
+          <w:szCs w:val="20"/>
+        </w:rPr>
+        <w:t xml:space="preserve">Blockchain uses hashing everywhere:</w:t>
+      </w:r>
+    </w:p>
+    <w:p>
+      <w:pPr>
+        <w:spacing w:after="80" w:before="80"/>
+      </w:pPr>
+      <w:r>
+        <w:t xml:space="preserve"/>
+      </w:r>
+    </w:p>
+    <w:p>
+      <w:pPr>
+        <w:spacing w:after="60" w:before="60"/>
+        <w:ind w:left="360"/>
+      </w:pPr>
+      <w:r>
+        <w:rPr>
+          <w:rFonts w:ascii="Arial" w:cs="Arial" w:eastAsia="Arial" w:hAnsi="Arial"/>
+          <w:color w:val="1A7A8A"/>
+          <w:sz w:val="20"/>
+          <w:szCs w:val="20"/>
+        </w:rPr>
+        <w:t xml:space="preserve">◆  </w:t>
+      </w:r>
+      <w:r>
+        <w:rPr>
+          <w:rFonts w:ascii="Arial" w:cs="Arial" w:eastAsia="Arial" w:hAnsi="Arial"/>
+          <w:b/>
+          <w:bCs/>
+          <w:color w:val="222222"/>
+          <w:sz w:val="20"/>
+          <w:szCs w:val="20"/>
+        </w:rPr>
+        <w:t xml:space="preserve">Transaction hashes</w:t>
+      </w:r>
+      <w:r>
+        <w:rPr>
+          <w:rFonts w:ascii="Arial" w:cs="Arial" w:eastAsia="Arial" w:hAnsi="Arial"/>
+          <w:color w:val="222222"/>
+          <w:sz w:val="20"/>
+          <w:szCs w:val="20"/>
+        </w:rPr>
+        <w:t xml:space="preserve"> — the tx_hash you have been using is a hash of the entire transaction data. Tamper with one byte and the hash changes, so the network rejects it.</w:t>
+      </w:r>
+    </w:p>
+    <w:p>
+      <w:pPr>
+        <w:spacing w:after="60" w:before="60"/>
+        <w:ind w:left="360"/>
+      </w:pPr>
+      <w:r>
+        <w:rPr>
+          <w:rFonts w:ascii="Arial" w:cs="Arial" w:eastAsia="Arial" w:hAnsi="Arial"/>
+          <w:color w:val="1A7A8A"/>
+          <w:sz w:val="20"/>
+          <w:szCs w:val="20"/>
+        </w:rPr>
+        <w:t xml:space="preserve">◆  </w:t>
+      </w:r>
+      <w:r>
+        <w:rPr>
+          <w:rFonts w:ascii="Arial" w:cs="Arial" w:eastAsia="Arial" w:hAnsi="Arial"/>
+          <w:b/>
+          <w:bCs/>
+          <w:color w:val="222222"/>
+          <w:sz w:val="20"/>
+          <w:szCs w:val="20"/>
+        </w:rPr>
+        <w:t xml:space="preserve">Block hashes</w:t>
+      </w:r>
+      <w:r>
+        <w:rPr>
+          <w:rFonts w:ascii="Arial" w:cs="Arial" w:eastAsia="Arial" w:hAnsi="Arial"/>
+          <w:color w:val="222222"/>
+          <w:sz w:val="20"/>
+          <w:szCs w:val="20"/>
+        </w:rPr>
+        <w:t xml:space="preserve"> — each block contains the hash of the previous block. Change anything in an old block and every hash after it breaks. This is what makes the blockchain immutable.</w:t>
+      </w:r>
+    </w:p>
+    <w:p>
+      <w:pPr>
+        <w:spacing w:after="60" w:before="60"/>
+        <w:ind w:left="360"/>
+      </w:pPr>
+      <w:r>
+        <w:rPr>
+          <w:rFonts w:ascii="Arial" w:cs="Arial" w:eastAsia="Arial" w:hAnsi="Arial"/>
+          <w:color w:val="1A7A8A"/>
+          <w:sz w:val="20"/>
+          <w:szCs w:val="20"/>
+        </w:rPr>
+        <w:t xml:space="preserve">◆  </w:t>
+      </w:r>
+      <w:r>
+        <w:rPr>
+          <w:rFonts w:ascii="Arial" w:cs="Arial" w:eastAsia="Arial" w:hAnsi="Arial"/>
+          <w:b/>
+          <w:bCs/>
+          <w:color w:val="222222"/>
+          <w:sz w:val="20"/>
+          <w:szCs w:val="20"/>
+        </w:rPr>
+        <w:t xml:space="preserve">topic0</w:t>
+      </w:r>
+      <w:r>
+        <w:rPr>
+          <w:rFonts w:ascii="Arial" w:cs="Arial" w:eastAsia="Arial" w:hAnsi="Arial"/>
+          <w:color w:val="222222"/>
+          <w:sz w:val="20"/>
+          <w:szCs w:val="20"/>
+        </w:rPr>
+        <w:t xml:space="preserve"> — the hash of the event signature name, as explained below.</w:t>
+      </w:r>
+    </w:p>
+    <w:p>
+      <w:pPr>
+        <w:spacing w:after="60" w:before="60"/>
+        <w:ind w:left="360"/>
+      </w:pPr>
+      <w:r>
+        <w:rPr>
+          <w:rFonts w:ascii="Arial" w:cs="Arial" w:eastAsia="Arial" w:hAnsi="Arial"/>
+          <w:color w:val="1A7A8A"/>
+          <w:sz w:val="20"/>
+          <w:szCs w:val="20"/>
+        </w:rPr>
+        <w:t xml:space="preserve">◆  </w:t>
+      </w:r>
+      <w:r>
+        <w:rPr>
+          <w:rFonts w:ascii="Arial" w:cs="Arial" w:eastAsia="Arial" w:hAnsi="Arial"/>
+          <w:b/>
+          <w:bCs/>
+          <w:color w:val="222222"/>
+          <w:sz w:val="20"/>
+          <w:szCs w:val="20"/>
+        </w:rPr>
+        <w:t xml:space="preserve">Ethereum addresses</w:t>
+      </w:r>
+      <w:r>
+        <w:rPr>
+          <w:rFonts w:ascii="Arial" w:cs="Arial" w:eastAsia="Arial" w:hAnsi="Arial"/>
+          <w:color w:val="222222"/>
+          <w:sz w:val="20"/>
+          <w:szCs w:val="20"/>
+        </w:rPr>
+        <w:t xml:space="preserve"> — your wallet address is derived from a hash of your public key.</w:t>
+      </w:r>
+    </w:p>
+    <w:p>
+      <w:pPr>
+        <w:spacing w:after="80" w:before="80"/>
+      </w:pPr>
+      <w:r>
+        <w:t xml:space="preserve"/>
+      </w:r>
+    </w:p>
+    <w:p>
+      <w:pPr>
+        <w:spacing w:after="40" w:before="160"/>
+      </w:pPr>
+      <w:r>
+        <w:rPr>
+          <w:rFonts w:ascii="Arial" w:cs="Arial" w:eastAsia="Arial" w:hAnsi="Arial"/>
+          <w:b/>
+          <w:bCs/>
+          <w:color w:val="1A7A8A"/>
+          <w:sz w:val="20"/>
+          <w:szCs w:val="20"/>
+        </w:rPr>
+        <w:t xml:space="preserve">What is keccak256?</w:t>
+      </w:r>
+    </w:p>
+    <w:p>
+      <w:pPr>
+        <w:spacing w:after="60" w:before="60"/>
+      </w:pPr>
+      <w:r>
+        <w:rPr>
+          <w:rFonts w:ascii="Arial" w:cs="Arial" w:eastAsia="Arial" w:hAnsi="Arial"/>
+          <w:color w:val="222222"/>
+          <w:sz w:val="20"/>
+          <w:szCs w:val="20"/>
+        </w:rPr>
+        <w:t xml:space="preserve">keccak256 is the specific hashing function Ethereum uses. You feed it any text, it produces a fixed 32-byte output. For event signatures, Ethereum takes the text Transfer(address,address,uint256), runs it through keccak256, and always gets:</w:t>
+      </w:r>
+    </w:p>
+    <w:p>
+      <w:pPr>
+        <w:spacing w:after="80" w:before="80"/>
+      </w:pPr>
+      <w:r>
+        <w:t xml:space="preserve"/>
+      </w:r>
+    </w:p>
+    <w:p>
+      <w:pPr>
+        <w:spacing w:after="40" w:before="40"/>
+        <w:ind w:left="360"/>
+      </w:pPr>
+      <w:r>
+        <w:rPr>
+          <w:rFonts w:ascii="Courier New" w:cs="Courier New" w:eastAsia="Courier New" w:hAnsi="Courier New"/>
+          <w:color w:val="2C3E6B"/>
+          <w:sz w:val="18"/>
+          <w:szCs w:val="18"/>
+        </w:rPr>
+        <w:t xml:space="preserve">0xddf252ad1be2c89b69c2b068fc378daa952ba7f163c4a11628f55a4df523b3ef</w:t>
+      </w:r>
+    </w:p>
+    <w:p>
+      <w:pPr>
+        <w:spacing w:after="80" w:before="80"/>
+      </w:pPr>
+      <w:r>
+        <w:t xml:space="preserve"/>
+      </w:r>
+    </w:p>
+    <w:p>
+      <w:pPr>
+        <w:spacing w:after="60" w:before="60"/>
+      </w:pPr>
+      <w:r>
+        <w:rPr>
+          <w:rFonts w:ascii="Arial" w:cs="Arial" w:eastAsia="Arial" w:hAnsi="Arial"/>
+          <w:color w:val="222222"/>
+          <w:sz w:val="20"/>
+          <w:szCs w:val="20"/>
+        </w:rPr>
+        <w:t xml:space="preserve">That hash is topic0. Every Transfer event on every ERC-20 token everywhere uses this exact same topic0 because the input text is always the same. It is the fingerprint of the event type.</w:t>
+      </w:r>
+    </w:p>
+    <w:p>
+      <w:pPr>
+        <w:spacing w:after="80" w:before="80"/>
+      </w:pPr>
+      <w:r>
+        <w:t xml:space="preserve"/>
+      </w:r>
+    </w:p>
+    <w:p>
+      <w:pPr>
+        <w:spacing w:after="60" w:before="60"/>
+      </w:pPr>
+      <w:r>
+        <w:rPr>
+          <w:rFonts w:ascii="Arial" w:cs="Arial" w:eastAsia="Arial" w:hAnsi="Arial"/>
+          <w:color w:val="222222"/>
+          <w:sz w:val="20"/>
+          <w:szCs w:val="20"/>
+        </w:rPr>
+        <w:t xml:space="preserve">In practice, you never calculate this yourself. You either look it up on Etherscan or use Python:</w:t>
+      </w:r>
+    </w:p>
+    <w:p>
+      <w:pPr>
+        <w:spacing w:after="80" w:before="80"/>
+      </w:pPr>
+      <w:r>
+        <w:t xml:space="preserve"/>
+      </w:r>
+    </w:p>
+    <w:p>
+      <w:pPr>
+        <w:spacing w:after="40" w:before="40"/>
+        <w:ind w:left="360"/>
+      </w:pPr>
+      <w:r>
+        <w:rPr>
+          <w:rFonts w:ascii="Courier New" w:cs="Courier New" w:eastAsia="Courier New" w:hAnsi="Courier New"/>
+          <w:color w:val="2C3E6B"/>
+          <w:sz w:val="18"/>
+          <w:szCs w:val="18"/>
+        </w:rPr>
+        <w:t xml:space="preserve">from web3 import Web3</w:t>
+      </w:r>
+    </w:p>
+    <w:p>
+      <w:pPr>
+        <w:spacing w:after="40" w:before="40"/>
+        <w:ind w:left="360"/>
+      </w:pPr>
+      <w:r>
+        <w:rPr>
+          <w:rFonts w:ascii="Courier New" w:cs="Courier New" w:eastAsia="Courier New" w:hAnsi="Courier New"/>
+          <w:color w:val="2C3E6B"/>
+          <w:sz w:val="18"/>
+          <w:szCs w:val="18"/>
+        </w:rPr>
+        <w:t xml:space="preserve">Web3.keccak(text='Transfer(address,address,uint256)').hex()</w:t>
+      </w:r>
+    </w:p>
+    <w:p>
+      <w:pPr>
+        <w:spacing w:after="40" w:before="40"/>
+        <w:ind w:left="360"/>
+      </w:pPr>
+      <w:r>
+        <w:rPr>
+          <w:rFonts w:ascii="Courier New" w:cs="Courier New" w:eastAsia="Courier New" w:hAnsi="Courier New"/>
+          <w:color w:val="2C3E6B"/>
+          <w:sz w:val="18"/>
+          <w:szCs w:val="18"/>
+        </w:rPr>
+        <w:t xml:space="preserve"># Returns: 0xddf252ad1be2c89b69c2b068fc378daa952ba7f163c4a11628f55a4df523b3ef</w:t>
+      </w:r>
+    </w:p>
+    <w:p>
+      <w:pPr>
+        <w:spacing w:after="80" w:before="80"/>
+      </w:pPr>
+      <w:r>
+        <w:t xml:space="preserve"/>
+      </w:r>
+    </w:p>
+    <w:p>
+      <w:pPr>
+        <w:spacing w:after="60" w:before="60"/>
+      </w:pPr>
+      <w:r>
+        <w:rPr>
+          <w:rFonts w:ascii="Arial" w:cs="Arial" w:eastAsia="Arial" w:hAnsi="Arial"/>
+          <w:color w:val="222222"/>
+          <w:sz w:val="20"/>
+          <w:szCs w:val="20"/>
+        </w:rPr>
+        <w:t xml:space="preserve">The concept to internalize: topic0 is a tamper-proof fingerprint of the event name. Same event name, same fingerprint, always. This is how you filter for specific event types in raw log queries.</w:t>
+      </w:r>
+    </w:p>
+    <w:p>
+      <w:pPr>
+        <w:spacing w:after="80" w:before="80"/>
+      </w:pPr>
+      <w:r>
+        <w:t xml:space="preserve"/>
+      </w:r>
+    </w:p>
+    <w:p>
+      <w:pPr>
+        <w:spacing w:after="40" w:before="160"/>
+      </w:pPr>
+      <w:r>
+        <w:rPr>
+          <w:rFonts w:ascii="Arial" w:cs="Arial" w:eastAsia="Arial" w:hAnsi="Arial"/>
+          <w:b/>
+          <w:bCs/>
+          <w:color w:val="1A7A8A"/>
+          <w:sz w:val="20"/>
+          <w:szCs w:val="20"/>
+        </w:rPr>
         <w:t xml:space="preserve">Why Hexadecimal Exists</w:t>
       </w:r>
     </w:p>
@@ -1183,51 +1593,29 @@
           <w:sz w:val="20"/>
           <w:szCs w:val="20"/>
         </w:rPr>
-        <w:t xml:space="preserve">The problem: binary is completely unreadable for humans. And decimal (base 10) doesn't map cleanly onto bytes either — one byte doesn't correspond to a neat number of decimal digits.</w:t>
-      </w:r>
-    </w:p>
-    <w:p>
-      <w:pPr>
-        <w:spacing w:after="80" w:before="80"/>
-      </w:pPr>
-      <w:r>
-        <w:t xml:space="preserve"/>
-      </w:r>
-    </w:p>
-    <w:p>
-      <w:pPr>
-        <w:spacing w:after="60" w:before="60"/>
-      </w:pPr>
-      <w:r>
-        <w:rPr>
-          <w:rFonts w:ascii="Arial" w:cs="Arial" w:eastAsia="Arial" w:hAnsi="Arial"/>
-          <w:color w:val="222222"/>
-          <w:sz w:val="20"/>
-          <w:szCs w:val="20"/>
-        </w:rPr>
-        <w:t xml:space="preserve">Hexadecimal (base 16) solves this perfectly. The key insight is: one hex digit = exactly 4 bits, so two hex digits = exactly one byte. Always. Clean, exact, predictable. This is why hex was chosen — not base 20 or base 8 — because 16 = 2⁴, which maps perfectly onto binary. Every byte becomes exactly two hex characters.</w:t>
-      </w:r>
-    </w:p>
-    <w:p>
-      <w:pPr>
-        <w:spacing w:after="80" w:before="80"/>
-      </w:pPr>
-      <w:r>
-        <w:t xml:space="preserve"/>
-      </w:r>
-    </w:p>
-    <w:p>
-      <w:pPr>
-        <w:spacing w:after="60" w:before="60"/>
-      </w:pPr>
-      <w:r>
-        <w:rPr>
-          <w:rFonts w:ascii="Arial" w:cs="Arial" w:eastAsia="Arial" w:hAnsi="Arial"/>
-          <w:color w:val="222222"/>
-          <w:sz w:val="20"/>
-          <w:szCs w:val="20"/>
-        </w:rPr>
-        <w:t xml:space="preserve">Hex uses the digits 0–9 and the letters a–f, giving 16 possible values per digit: 0, 1, 2, 3, 4, 5, 6, 7, 8, 9, a, b, c, d, e, f. The prefix 0x simply means 'what follows is written in hex' — like putting a € sign before a number to say 'this is euros.' The actual value starts after the 0x.</w:t>
+        <w:t xml:space="preserve">Binary is completely unreadable for humans. And decimal (base 10) does not map cleanly onto bytes either. Hexadecimal (base 16) solves this perfectly: one hex digit = exactly 4 bits, so two hex digits = exactly one byte. Always. Clean, exact, predictable. This is why hex was chosen — because 16 = 2⁴, which maps perfectly onto binary. Every byte becomes exactly two hex characters.</w:t>
+      </w:r>
+    </w:p>
+    <w:p>
+      <w:pPr>
+        <w:spacing w:after="80" w:before="80"/>
+      </w:pPr>
+      <w:r>
+        <w:t xml:space="preserve"/>
+      </w:r>
+    </w:p>
+    <w:p>
+      <w:pPr>
+        <w:spacing w:after="60" w:before="60"/>
+      </w:pPr>
+      <w:r>
+        <w:rPr>
+          <w:rFonts w:ascii="Arial" w:cs="Arial" w:eastAsia="Arial" w:hAnsi="Arial"/>
+          <w:color w:val="222222"/>
+          <w:sz w:val="20"/>
+          <w:szCs w:val="20"/>
+        </w:rPr>
+        <w:t xml:space="preserve">Hex uses the digits 0–9 and the letters a–f, giving 16 possible values per digit. The prefix 0x simply means 'what follows is written in hex' — like putting a € sign before a number to say 'this is euros.'</w:t>
       </w:r>
     </w:p>
     <w:p>
@@ -1265,7 +1653,7 @@
           <w:sz w:val="20"/>
           <w:szCs w:val="20"/>
         </w:rPr>
-        <w:t xml:space="preserve">You never need to calculate hex in your head. The only skill you need is reading in pairs. Every two hex characters is one byte. So a 40-character hex string is 20 bytes — just count the pairs:</w:t>
+        <w:t xml:space="preserve">You never need to calculate hex in your head. The only skill you need is reading in pairs. Every two hex characters is one byte:</w:t>
       </w:r>
     </w:p>
     <w:p>
@@ -1355,7 +1743,7 @@
           <w:sz w:val="20"/>
           <w:szCs w:val="20"/>
         </w:rPr>
-        <w:t xml:space="preserve">20 pairs = 20 bytes. No arithmetic. Just counting pairs. Ethereum addresses are always 20 bytes = 40 hex characters. This is why.</w:t>
+        <w:t xml:space="preserve">20 pairs = 20 bytes. No arithmetic. Just counting pairs. Ethereum addresses are always 20 bytes = 40 hex characters.</w:t>
       </w:r>
     </w:p>
     <w:p>
@@ -1461,7 +1849,7 @@
           <w:sz w:val="18"/>
           <w:szCs w:val="18"/>
         </w:rPr>
-        <w:t xml:space="preserve"># For USDC with 6 decimals:</w:t>
+        <w:t xml:space="preserve">999999999 / 1e6</w:t>
       </w:r>
     </w:p>
     <w:p>
@@ -1476,21 +1864,6 @@
           <w:sz w:val="18"/>
           <w:szCs w:val="18"/>
         </w:rPr>
-        <w:t xml:space="preserve">999999999 / 1e6</w:t>
-      </w:r>
-    </w:p>
-    <w:p>
-      <w:pPr>
-        <w:spacing w:after="40" w:before="40"/>
-        <w:ind w:left="360"/>
-      </w:pPr>
-      <w:r>
-        <w:rPr>
-          <w:rFonts w:ascii="Courier New" w:cs="Courier New" w:eastAsia="Courier New" w:hAnsi="Courier New"/>
-          <w:color w:val="2C3E6B"/>
-          <w:sz w:val="18"/>
-          <w:szCs w:val="18"/>
-        </w:rPr>
         <w:t xml:space="preserve"># Returns: 999.999999 USDC</w:t>
       </w:r>
     </w:p>
@@ -1513,7 +1886,7 @@
           <w:sz w:val="20"/>
           <w:szCs w:val="20"/>
         </w:rPr>
-        <w:t xml:space="preserve">One line. Done. The real skill is not arithmetic — it is recognizing that something is hex-encoded and knowing which tool converts it. You will never calculate base-16 by hand in professional work.</w:t>
+        <w:t xml:space="preserve">One line. Done. The real skill is recognizing that something is hex-encoded and knowing which tool converts it. You will never calculate base-16 by hand in professional work.</w:t>
       </w:r>
     </w:p>
     <w:p>
@@ -1648,28 +2021,6 @@
     <w:p>
       <w:pPr>
         <w:spacing w:after="60" w:before="60"/>
-      </w:pPr>
-      <w:r>
-        <w:rPr>
-          <w:rFonts w:ascii="Arial" w:cs="Arial" w:eastAsia="Arial" w:hAnsi="Arial"/>
-          <w:color w:val="222222"/>
-          <w:sz w:val="20"/>
-          <w:szCs w:val="20"/>
-        </w:rPr>
-        <w:t xml:space="preserve">Breaking this down:</w:t>
-      </w:r>
-    </w:p>
-    <w:p>
-      <w:pPr>
-        <w:spacing w:after="80" w:before="80"/>
-      </w:pPr>
-      <w:r>
-        <w:t xml:space="preserve"/>
-      </w:r>
-    </w:p>
-    <w:p>
-      <w:pPr>
-        <w:spacing w:after="60" w:before="60"/>
         <w:ind w:left="360"/>
       </w:pPr>
       <w:r>
@@ -1699,7 +2050,7 @@
           <w:sz w:val="20"/>
           <w:szCs w:val="20"/>
         </w:rPr>
-        <w:t xml:space="preserve"> — the keccak256 hash of the event signature 'Transfer(address,address,uint256)'. This is how Ethereum identifies what type of event was emitted. Every Transfer event on every ERC-20 token has the same topic0.</w:t>
+        <w:t xml:space="preserve"> — the keccak256 hash of 'Transfer(address,address,uint256)'. The fingerprint of the event type. Every Transfer event on every ERC-20 token has the same topic0.</w:t>
       </w:r>
     </w:p>
     <w:p>
@@ -1842,29 +2193,29 @@
           <w:sz w:val="20"/>
           <w:szCs w:val="20"/>
         </w:rPr>
-        <w:t xml:space="preserve">You may notice that addresses (20 bytes) are padded with zeros to fill a 32-byte slot. The reason is that the EVM reads memory in fixed chunks of exactly 32 bytes at a time — always. It never reads 'however many bytes this value needs.' It reads 32, moves forward 32, reads the next 32. Fixed grid. No exceptions.</w:t>
-      </w:r>
-    </w:p>
-    <w:p>
-      <w:pPr>
-        <w:spacing w:after="80" w:before="80"/>
-      </w:pPr>
-      <w:r>
-        <w:t xml:space="preserve"/>
-      </w:r>
-    </w:p>
-    <w:p>
-      <w:pPr>
-        <w:spacing w:after="60" w:before="60"/>
-      </w:pPr>
-      <w:r>
-        <w:rPr>
-          <w:rFonts w:ascii="Arial" w:cs="Arial" w:eastAsia="Arial" w:hAnsi="Arial"/>
-          <w:color w:val="222222"/>
-          <w:sz w:val="20"/>
-          <w:szCs w:val="20"/>
-        </w:rPr>
-        <w:t xml:space="preserve">Think of it like a car park with fixed-size spaces. Every space is the same width — whether you park a Mini or a truck. The Mini (your 20-byte address) parks in the space but doesn't fill it. The empty space on the left is the padding. The car park doesn't care — it just knows every space starts exactly 32 bytes from the last one.</w:t>
+        <w:t xml:space="preserve">The EVM reads memory in fixed chunks of exactly 32 bytes at a time — always. It never reads 'however many bytes this value needs.' It reads 32, moves forward 32, reads the next 32. Fixed grid. No exceptions.</w:t>
+      </w:r>
+    </w:p>
+    <w:p>
+      <w:pPr>
+        <w:spacing w:after="80" w:before="80"/>
+      </w:pPr>
+      <w:r>
+        <w:t xml:space="preserve"/>
+      </w:r>
+    </w:p>
+    <w:p>
+      <w:pPr>
+        <w:spacing w:after="60" w:before="60"/>
+      </w:pPr>
+      <w:r>
+        <w:rPr>
+          <w:rFonts w:ascii="Arial" w:cs="Arial" w:eastAsia="Arial" w:hAnsi="Arial"/>
+          <w:color w:val="222222"/>
+          <w:sz w:val="20"/>
+          <w:szCs w:val="20"/>
+        </w:rPr>
+        <w:t xml:space="preserve">Think of it like a car park with fixed-size spaces. Every space is the same width — whether you park a Mini or a truck. The Mini (your 20-byte address) parks in the space but does not fill it. The empty space on the left is the padding. The car park does not care — it just knows every space starts exactly 32 bytes from the last one.</w:t>
       </w:r>
     </w:p>
     <w:p>
@@ -1954,7 +2305,7 @@
           <w:sz w:val="20"/>
           <w:szCs w:val="20"/>
         </w:rPr>
-        <w:t xml:space="preserve">To extract the real address, skip the first 24 hex characters and take the last 40. That is what the Dune query in Section 2 does with SUBSTR(topic1, 27, 40).</w:t>
+        <w:t xml:space="preserve">To extract the real address, skip the first 24 hex characters and take the last 40. That is what the Dune query in Section 2 does.</w:t>
       </w:r>
     </w:p>
     <w:p>
@@ -1992,7 +2343,7 @@
           <w:sz w:val="20"/>
           <w:szCs w:val="20"/>
         </w:rPr>
-        <w:t xml:space="preserve">When Dune has not decoded a contract, you decode the raw log yourself. Here is the complete three-step process:</w:t>
+        <w:t xml:space="preserve">When Dune has not decoded a contract, you decode the raw log yourself in three steps:</w:t>
       </w:r>
     </w:p>
     <w:p>
@@ -2037,7 +2388,7 @@
           <w:sz w:val="20"/>
           <w:szCs w:val="20"/>
         </w:rPr>
-        <w:t xml:space="preserve"> — go to Etherscan, search the contract address, click Contract → ABI. Find the event definition. It will say Transfer(address indexed from, address indexed to, uint256 value). Now you know: topic1 = from, topic2 = to, data = value.</w:t>
+        <w:t xml:space="preserve"> — go to Etherscan, search the contract address, click Contract → ABI. Find the event definition: Transfer(address indexed from, address indexed to, uint256 value). Now you know: topic1 = from, topic2 = to, data = value.</w:t>
       </w:r>
     </w:p>
     <w:p>
@@ -2247,7 +2598,7 @@
           <w:sz w:val="20"/>
           <w:szCs w:val="20"/>
         </w:rPr>
-        <w:t xml:space="preserve">Three steps, five lines of Python. You just decoded a raw Ethereum event without any pre-built table, on any contract, on any chain. This is what the claim 'you can analyze any contract' actually means in practice.</w:t>
+        <w:t xml:space="preserve">Three steps, five lines of Python. You just decoded a raw Ethereum event without any pre-built table, on any contract, on any chain.</w:t>
       </w:r>
     </w:p>
     <w:p>
@@ -2318,7 +2669,7 @@
                 <w:sz w:val="18"/>
                 <w:szCs w:val="18"/>
               </w:rPr>
-              <w:t xml:space="preserve">Dune's Spell tables do these three steps automatically for popular contracts. When Dune hasn't done it, you do it yourself. The hex knowledge from Section 1.3 is exactly what makes Steps 2 and 3 possible. You are not limited to what Dune has prepared — you can decode any contract on any chain.</w:t>
+              <w:t xml:space="preserve">Dune's Spell tables do these three steps automatically for popular contracts. When Dune has not done it, you do it yourself. You are not limited to what Dune has prepared — you can decode any contract on any chain.</w:t>
             </w:r>
           </w:p>
         </w:tc>
@@ -2359,7 +2710,7 @@
           <w:sz w:val="20"/>
           <w:szCs w:val="20"/>
         </w:rPr>
-        <w:t xml:space="preserve">Every function call to a smart contract consumes gas — exactly as established in Stage 1. But the gas cost is not fixed per function: it depends on what the function does.</w:t>
+        <w:t xml:space="preserve">Every function call to a smart contract consumes gas. But the gas cost is not fixed per function — it depends on what the function does.</w:t>
       </w:r>
     </w:p>
     <w:p>
@@ -2419,51 +2770,29 @@
           <w:sz w:val="20"/>
           <w:szCs w:val="20"/>
         </w:rPr>
-        <w:t xml:space="preserve">Think of it like a taxi fare. The fare is not based on how valuable your cargo is. It is based on distance travelled — how far the meter ran. Whether you are carrying a diamond or a sandwich, the meter runs the same. Gas is the meter. It counts computational steps, not value.</w:t>
-      </w:r>
-    </w:p>
-    <w:p>
-      <w:pPr>
-        <w:spacing w:after="80" w:before="80"/>
-      </w:pPr>
-      <w:r>
-        <w:t xml:space="preserve"/>
-      </w:r>
-    </w:p>
-    <w:p>
-      <w:pPr>
-        <w:spacing w:after="60" w:before="60"/>
-      </w:pPr>
-      <w:r>
-        <w:rPr>
-          <w:rFonts w:ascii="Arial" w:cs="Arial" w:eastAsia="Arial" w:hAnsi="Arial"/>
-          <w:color w:val="222222"/>
-          <w:sz w:val="20"/>
-          <w:szCs w:val="20"/>
-        </w:rPr>
-        <w:t xml:space="preserve">To make this concrete: when you send USDC from your wallet to another wallet, the contract does three things — check the sender's balance, subtract from sender, add to receiver. Three steps. About 65,000 gas.</w:t>
-      </w:r>
-    </w:p>
-    <w:p>
-      <w:pPr>
-        <w:spacing w:after="80" w:before="80"/>
-      </w:pPr>
-      <w:r>
-        <w:t xml:space="preserve"/>
-      </w:r>
-    </w:p>
-    <w:p>
-      <w:pPr>
-        <w:spacing w:after="60" w:before="60"/>
-      </w:pPr>
-      <w:r>
-        <w:rPr>
-          <w:rFonts w:ascii="Arial" w:cs="Arial" w:eastAsia="Arial" w:hAnsi="Arial"/>
-          <w:color w:val="222222"/>
-          <w:sz w:val="20"/>
-          <w:szCs w:val="20"/>
-        </w:rPr>
-        <w:t xml:space="preserve">But beyond sending money to a person, smart contracts let you interact with other contracts. Here is what actually happens when you swap USDC for ETH on Uniswap:</w:t>
+        <w:t xml:space="preserve">Think of it like a taxi fare. The fare is not based on how valuable your cargo is — it is based on distance travelled. Whether you are carrying a diamond or a sandwich, the meter runs the same. Gas is the meter. It counts computational steps, not value.</w:t>
+      </w:r>
+    </w:p>
+    <w:p>
+      <w:pPr>
+        <w:spacing w:after="80" w:before="80"/>
+      </w:pPr>
+      <w:r>
+        <w:t xml:space="preserve"/>
+      </w:r>
+    </w:p>
+    <w:p>
+      <w:pPr>
+        <w:spacing w:after="60" w:before="60"/>
+      </w:pPr>
+      <w:r>
+        <w:rPr>
+          <w:rFonts w:ascii="Arial" w:cs="Arial" w:eastAsia="Arial" w:hAnsi="Arial"/>
+          <w:color w:val="222222"/>
+          <w:sz w:val="20"/>
+          <w:szCs w:val="20"/>
+        </w:rPr>
+        <w:t xml:space="preserve">When you send USDC from your wallet to another wallet, the contract does three things: check the balance, subtract, add. Three steps. About 65,000 gas. But beyond sending money to a person, smart contracts let you interact with other contracts. Here is what actually happens when you swap USDC for ETH on Uniswap:</w:t>
       </w:r>
     </w:p>
     <w:p>
@@ -2582,7 +2911,7 @@
           <w:sz w:val="20"/>
           <w:szCs w:val="20"/>
         </w:rPr>
-        <w:t xml:space="preserve"> — calls the USDC contract → transfers 1,000 USDC from you to the liquidity pool</w:t>
+        <w:t xml:space="preserve"> — calls the USDC contract → transfers 1,000 USDC to the liquidity pool</w:t>
       </w:r>
     </w:p>
     <w:p>
@@ -2624,61 +2953,24 @@
     </w:p>
     <w:p>
       <w:pPr>
-        <w:spacing w:after="60" w:before="60"/>
-        <w:ind w:left="360"/>
-      </w:pPr>
-      <w:r>
-        <w:rPr>
-          <w:rFonts w:ascii="Arial" w:cs="Arial" w:eastAsia="Arial" w:hAnsi="Arial"/>
-          <w:b/>
-          <w:bCs/>
-          <w:color w:val="1A7A8A"/>
-          <w:sz w:val="20"/>
-          <w:szCs w:val="20"/>
-        </w:rPr>
-        <w:t xml:space="preserve">5.  </w:t>
-      </w:r>
-      <w:r>
-        <w:rPr>
-          <w:rFonts w:ascii="Arial" w:cs="Arial" w:eastAsia="Arial" w:hAnsi="Arial"/>
-          <w:b/>
-          <w:bCs/>
-          <w:color w:val="222222"/>
-          <w:sz w:val="20"/>
-          <w:szCs w:val="20"/>
-        </w:rPr>
-        <w:t xml:space="preserve">Done</w:t>
-      </w:r>
-      <w:r>
-        <w:rPr>
-          <w:rFonts w:ascii="Arial" w:cs="Arial" w:eastAsia="Arial" w:hAnsi="Arial"/>
-          <w:color w:val="222222"/>
-          <w:sz w:val="20"/>
-          <w:szCs w:val="20"/>
-        </w:rPr>
-        <w:t xml:space="preserve"/>
-      </w:r>
-    </w:p>
-    <w:p>
-      <w:pPr>
-        <w:spacing w:after="80" w:before="80"/>
-      </w:pPr>
-      <w:r>
-        <w:t xml:space="preserve"/>
-      </w:r>
-    </w:p>
-    <w:p>
-      <w:pPr>
-        <w:spacing w:after="60" w:before="60"/>
-      </w:pPr>
-      <w:r>
-        <w:rPr>
-          <w:rFonts w:ascii="Arial" w:cs="Arial" w:eastAsia="Arial" w:hAnsi="Arial"/>
-          <w:color w:val="222222"/>
-          <w:sz w:val="20"/>
-          <w:szCs w:val="20"/>
-        </w:rPr>
-        <w:t xml:space="preserve">That is four contract calls for one swap — each costs gas, adding up to roughly 150,000–300,000 gas total. Beyond swaps, smart contracts enable borrowing against crypto collateral, earning yield in liquidity pools, paying invoices on-chain, buying NFTs, and voting on protocol governance decisions. Every one of these involves multiple contracts talking to each other, and gas is the bill for all those conversations.</w:t>
+        <w:spacing w:after="80" w:before="80"/>
+      </w:pPr>
+      <w:r>
+        <w:t xml:space="preserve"/>
+      </w:r>
+    </w:p>
+    <w:p>
+      <w:pPr>
+        <w:spacing w:after="60" w:before="60"/>
+      </w:pPr>
+      <w:r>
+        <w:rPr>
+          <w:rFonts w:ascii="Arial" w:cs="Arial" w:eastAsia="Arial" w:hAnsi="Arial"/>
+          <w:color w:val="222222"/>
+          <w:sz w:val="20"/>
+          <w:szCs w:val="20"/>
+        </w:rPr>
+        <w:t xml:space="preserve">That is four contract calls for one swap, adding up to 150,000–300,000 gas total. Beyond swaps, smart contracts enable borrowing against collateral, earning yield in liquidity pools, paying invoices on-chain, buying NFTs, and voting on governance decisions. Every one of these involves multiple contracts talking to each other, and gas is the bill for all those conversations.</w:t>
       </w:r>
     </w:p>
     <w:p>
@@ -3089,7 +3381,7 @@
           <w:sz w:val="20"/>
           <w:szCs w:val="20"/>
         </w:rPr>
-        <w:t xml:space="preserve">On Etherscan, click the Internal Txns tab on any transaction. Each row is one contract calling another. A simple transfer has zero internal transactions. A complex DeFi swap might have 15. That is complexity made visible without any calculation.</w:t>
+        <w:t xml:space="preserve">On Etherscan, click the Internal Txns tab on any transaction. Each row is one contract calling another. A simple transfer has zero internal transactions. A complex DeFi swap might have 15. That is complexity made visible.</w:t>
       </w:r>
     </w:p>
     <w:p>
@@ -3160,7 +3452,7 @@
                 <w:sz w:val="18"/>
                 <w:szCs w:val="18"/>
               </w:rPr>
-              <w:t xml:space="preserve">Gas cost is a proxy for computational complexity. If you see a large USDC volume transfer with very high gas consumption in the pre-event window of a conflict, that is not a simple payment between two people. That is an institution executing complex automated logic across multiple contracts. This is exactly the kind of signal the seismograph project would look for — unusual complexity in an unusual time window.</w:t>
+              <w:t xml:space="preserve">Gas cost is a proxy for computational complexity. If you see a large USDC volume transfer with very high gas consumption in the pre-event window of a conflict, that is not a simple payment between two people. That is an institution executing complex automated logic across multiple contracts. This is exactly the kind of signal the seismograph project would look for.</w:t>
             </w:r>
           </w:p>
         </w:tc>
@@ -3206,7 +3498,7 @@
           <w:sz w:val="20"/>
           <w:szCs w:val="20"/>
         </w:rPr>
-        <w:t xml:space="preserve">Stage 2 relied entirely on Dune's decoded Spell tables. This section teaches you to work one level below them — with the raw logs table — which gives you access to any contract on any chain, decoded or not.</w:t>
+        <w:t xml:space="preserve">Stage 2 relied entirely on Dune's decoded Spell tables. This section teaches you to work one level below them — with the raw logs table — which gives you access to any contract on any chain.</w:t>
       </w:r>
     </w:p>
     <w:p>
@@ -3231,28 +3523,6 @@
           <w:szCs w:val="22"/>
         </w:rPr>
         <w:t xml:space="preserve">2.1  The Raw Logs Table</w:t>
-      </w:r>
-    </w:p>
-    <w:p>
-      <w:pPr>
-        <w:spacing w:after="60" w:before="60"/>
-      </w:pPr>
-      <w:r>
-        <w:rPr>
-          <w:rFonts w:ascii="Arial" w:cs="Arial" w:eastAsia="Arial" w:hAnsi="Arial"/>
-          <w:color w:val="222222"/>
-          <w:sz w:val="20"/>
-          <w:szCs w:val="20"/>
-        </w:rPr>
-        <w:t xml:space="preserve">Every event emitted by every smart contract on Ethereum is stored in the logs table on Dune:</w:t>
-      </w:r>
-    </w:p>
-    <w:p>
-      <w:pPr>
-        <w:spacing w:after="80" w:before="80"/>
-      </w:pPr>
-      <w:r>
-        <w:t xml:space="preserve"/>
       </w:r>
     </w:p>
     <w:p>
@@ -3413,7 +3683,7 @@
                 <w:sz w:val="18"/>
                 <w:szCs w:val="18"/>
               </w:rPr>
-              <w:t xml:space="preserve">Timestamp of the block containing this log</w:t>
+              <w:t xml:space="preserve">Timestamp of the block</w:t>
             </w:r>
           </w:p>
         </w:tc>
@@ -3444,7 +3714,7 @@
                 <w:sz w:val="18"/>
                 <w:szCs w:val="18"/>
               </w:rPr>
-              <w:t xml:space="preserve">block_number</w:t>
+              <w:t xml:space="preserve">tx_hash</w:t>
             </w:r>
           </w:p>
         </w:tc>
@@ -3473,7 +3743,7 @@
                 <w:sz w:val="18"/>
                 <w:szCs w:val="18"/>
               </w:rPr>
-              <w:t xml:space="preserve">Block number</w:t>
+              <w:t xml:space="preserve">Transaction hash that produced this log</w:t>
             </w:r>
           </w:p>
         </w:tc>
@@ -3504,7 +3774,7 @@
                 <w:sz w:val="18"/>
                 <w:szCs w:val="18"/>
               </w:rPr>
-              <w:t xml:space="preserve">tx_hash</w:t>
+              <w:t xml:space="preserve">contract_address</w:t>
             </w:r>
           </w:p>
         </w:tc>
@@ -3533,7 +3803,7 @@
                 <w:sz w:val="18"/>
                 <w:szCs w:val="18"/>
               </w:rPr>
-              <w:t xml:space="preserve">Transaction hash that produced this log</w:t>
+              <w:t xml:space="preserve">Address of the contract that emitted the event</w:t>
             </w:r>
           </w:p>
         </w:tc>
@@ -3564,7 +3834,7 @@
                 <w:sz w:val="18"/>
                 <w:szCs w:val="18"/>
               </w:rPr>
-              <w:t xml:space="preserve">contract_address</w:t>
+              <w:t xml:space="preserve">topic0</w:t>
             </w:r>
           </w:p>
         </w:tc>
@@ -3593,7 +3863,7 @@
                 <w:sz w:val="18"/>
                 <w:szCs w:val="18"/>
               </w:rPr>
-              <w:t xml:space="preserve">Address of the contract that emitted the event</w:t>
+              <w:t xml:space="preserve">Event signature hash — identifies event type</w:t>
             </w:r>
           </w:p>
         </w:tc>
@@ -3624,7 +3894,7 @@
                 <w:sz w:val="18"/>
                 <w:szCs w:val="18"/>
               </w:rPr>
-              <w:t xml:space="preserve">topic0</w:t>
+              <w:t xml:space="preserve">topic1</w:t>
             </w:r>
           </w:p>
         </w:tc>
@@ -3653,7 +3923,7 @@
                 <w:sz w:val="18"/>
                 <w:szCs w:val="18"/>
               </w:rPr>
-              <w:t xml:space="preserve">Event signature hash (identifies event type)</w:t>
+              <w:t xml:space="preserve">First indexed parameter (varbinary — raw bytes)</w:t>
             </w:r>
           </w:p>
         </w:tc>
@@ -3684,7 +3954,7 @@
                 <w:sz w:val="18"/>
                 <w:szCs w:val="18"/>
               </w:rPr>
-              <w:t xml:space="preserve">topic1</w:t>
+              <w:t xml:space="preserve">topic2</w:t>
             </w:r>
           </w:p>
         </w:tc>
@@ -3713,7 +3983,7 @@
                 <w:sz w:val="18"/>
                 <w:szCs w:val="18"/>
               </w:rPr>
-              <w:t xml:space="preserve">First indexed parameter (often the from address)</w:t>
+              <w:t xml:space="preserve">Second indexed parameter (varbinary — raw bytes)</w:t>
             </w:r>
           </w:p>
         </w:tc>
@@ -3744,7 +4014,7 @@
                 <w:sz w:val="18"/>
                 <w:szCs w:val="18"/>
               </w:rPr>
-              <w:t xml:space="preserve">topic2</w:t>
+              <w:t xml:space="preserve">topic3</w:t>
             </w:r>
           </w:p>
         </w:tc>
@@ -3773,7 +4043,7 @@
                 <w:sz w:val="18"/>
                 <w:szCs w:val="18"/>
               </w:rPr>
-              <w:t xml:space="preserve">Second indexed parameter (often the to address)</w:t>
+              <w:t xml:space="preserve">Third indexed parameter (if present)</w:t>
             </w:r>
           </w:p>
         </w:tc>
@@ -3804,7 +4074,7 @@
                 <w:sz w:val="18"/>
                 <w:szCs w:val="18"/>
               </w:rPr>
-              <w:t xml:space="preserve">topic3</w:t>
+              <w:t xml:space="preserve">data</w:t>
             </w:r>
           </w:p>
         </w:tc>
@@ -3833,380 +4103,12 @@
                 <w:sz w:val="18"/>
                 <w:szCs w:val="18"/>
               </w:rPr>
-              <w:t xml:space="preserve">Third indexed parameter (if present)</w:t>
-            </w:r>
-          </w:p>
-        </w:tc>
-      </w:tr>
-      <w:tr>
-        <w:tc>
-          <w:tcPr>
-            <w:tcW w:type="dxa" w:w="3008"/>
-            <w:tcBorders>
-              <w:top w:val="single" w:color="CCCCCC" w:sz="1"/>
-              <w:left w:val="single" w:color="CCCCCC" w:sz="1"/>
-              <w:bottom w:val="single" w:color="CCCCCC" w:sz="1"/>
-              <w:right w:val="single" w:color="CCCCCC" w:sz="1"/>
-            </w:tcBorders>
-            <w:shd w:fill="F7F7F7" w:val="clear"/>
-            <w:tcMar>
-              <w:top w:type="dxa" w:w="80"/>
-              <w:left w:type="dxa" w:w="150"/>
-              <w:bottom w:type="dxa" w:w="80"/>
-              <w:right w:type="dxa" w:w="150"/>
-            </w:tcMar>
-          </w:tcPr>
-          <w:p>
-            <w:r>
-              <w:rPr>
-                <w:rFonts w:ascii="Arial" w:cs="Arial" w:eastAsia="Arial" w:hAnsi="Arial"/>
-                <w:color w:val="222222"/>
-                <w:sz w:val="18"/>
-                <w:szCs w:val="18"/>
-              </w:rPr>
-              <w:t xml:space="preserve">data</w:t>
-            </w:r>
-          </w:p>
-        </w:tc>
-        <w:tc>
-          <w:tcPr>
-            <w:tcW w:type="dxa" w:w="6018"/>
-            <w:tcBorders>
-              <w:top w:val="single" w:color="CCCCCC" w:sz="1"/>
-              <w:left w:val="single" w:color="CCCCCC" w:sz="1"/>
-              <w:bottom w:val="single" w:color="CCCCCC" w:sz="1"/>
-              <w:right w:val="single" w:color="CCCCCC" w:sz="1"/>
-            </w:tcBorders>
-            <w:shd w:fill="F7F7F7" w:val="clear"/>
-            <w:tcMar>
-              <w:top w:type="dxa" w:w="80"/>
-              <w:left w:type="dxa" w:w="150"/>
-              <w:bottom w:type="dxa" w:w="80"/>
-              <w:right w:type="dxa" w:w="150"/>
-            </w:tcMar>
-          </w:tcPr>
-          <w:p>
-            <w:r>
-              <w:rPr>
-                <w:rFonts w:ascii="Arial" w:cs="Arial" w:eastAsia="Arial" w:hAnsi="Arial"/>
-                <w:color w:val="222222"/>
-                <w:sz w:val="18"/>
-                <w:szCs w:val="18"/>
-              </w:rPr>
-              <w:t xml:space="preserve">Non-indexed parameters encoded as hex</w:t>
+              <w:t xml:space="preserve">Non-indexed parameters (varbinary — raw bytes)</w:t>
             </w:r>
           </w:p>
         </w:tc>
       </w:tr>
     </w:tbl>
-    <w:p>
-      <w:pPr>
-        <w:spacing w:after="80" w:before="80"/>
-      </w:pPr>
-      <w:r>
-        <w:t xml:space="preserve"/>
-      </w:r>
-    </w:p>
-    <w:p>
-      <w:pPr>
-        <w:spacing w:after="60" w:before="200"/>
-      </w:pPr>
-      <w:r>
-        <w:rPr>
-          <w:rFonts w:ascii="Arial" w:cs="Arial" w:eastAsia="Arial" w:hAnsi="Arial"/>
-          <w:b/>
-          <w:bCs/>
-          <w:color w:val="2C3E6B"/>
-          <w:sz w:val="22"/>
-          <w:szCs w:val="22"/>
-        </w:rPr>
-        <w:t xml:space="preserve">2.2  Reading a Transfer Event from Raw Logs</w:t>
-      </w:r>
-    </w:p>
-    <w:p>
-      <w:pPr>
-        <w:spacing w:after="60" w:before="60"/>
-      </w:pPr>
-      <w:r>
-        <w:rPr>
-          <w:rFonts w:ascii="Arial" w:cs="Arial" w:eastAsia="Arial" w:hAnsi="Arial"/>
-          <w:color w:val="222222"/>
-          <w:sz w:val="20"/>
-          <w:szCs w:val="20"/>
-        </w:rPr>
-        <w:t xml:space="preserve">This query reads USDC Transfer events directly from the raw logs table, without using the decoded Spell table. It demonstrates the three-step decoding process from Section 1.4 applied in SQL:</w:t>
-      </w:r>
-    </w:p>
-    <w:p>
-      <w:pPr>
-        <w:spacing w:after="80" w:before="80"/>
-      </w:pPr>
-      <w:r>
-        <w:t xml:space="preserve"/>
-      </w:r>
-    </w:p>
-    <w:p>
-      <w:pPr>
-        <w:spacing w:after="40" w:before="40"/>
-        <w:ind w:left="360"/>
-      </w:pPr>
-      <w:r>
-        <w:rPr>
-          <w:rFonts w:ascii="Courier New" w:cs="Courier New" w:eastAsia="Courier New" w:hAnsi="Courier New"/>
-          <w:color w:val="2C3E6B"/>
-          <w:sz w:val="18"/>
-          <w:szCs w:val="18"/>
-        </w:rPr>
-        <w:t xml:space="preserve">SELECT</w:t>
-      </w:r>
-    </w:p>
-    <w:p>
-      <w:pPr>
-        <w:spacing w:after="40" w:before="40"/>
-        <w:ind w:left="360"/>
-      </w:pPr>
-      <w:r>
-        <w:rPr>
-          <w:rFonts w:ascii="Courier New" w:cs="Courier New" w:eastAsia="Courier New" w:hAnsi="Courier New"/>
-          <w:color w:val="2C3E6B"/>
-          <w:sz w:val="18"/>
-          <w:szCs w:val="18"/>
-        </w:rPr>
-        <w:t xml:space="preserve">    block_time,</w:t>
-      </w:r>
-    </w:p>
-    <w:p>
-      <w:pPr>
-        <w:spacing w:after="40" w:before="40"/>
-        <w:ind w:left="360"/>
-      </w:pPr>
-      <w:r>
-        <w:rPr>
-          <w:rFonts w:ascii="Courier New" w:cs="Courier New" w:eastAsia="Courier New" w:hAnsi="Courier New"/>
-          <w:color w:val="2C3E6B"/>
-          <w:sz w:val="18"/>
-          <w:szCs w:val="18"/>
-        </w:rPr>
-        <w:t xml:space="preserve">    tx_hash,</w:t>
-      </w:r>
-    </w:p>
-    <w:p>
-      <w:pPr>
-        <w:spacing w:after="40" w:before="40"/>
-        <w:ind w:left="360"/>
-      </w:pPr>
-      <w:r>
-        <w:rPr>
-          <w:rFonts w:ascii="Courier New" w:cs="Courier New" w:eastAsia="Courier New" w:hAnsi="Courier New"/>
-          <w:color w:val="2C3E6B"/>
-          <w:sz w:val="18"/>
-          <w:szCs w:val="18"/>
-        </w:rPr>
-        <w:t xml:space="preserve">    -- Step 2: Extract 'from' address — last 40 chars of topic1</w:t>
-      </w:r>
-    </w:p>
-    <w:p>
-      <w:pPr>
-        <w:spacing w:after="40" w:before="40"/>
-        <w:ind w:left="360"/>
-      </w:pPr>
-      <w:r>
-        <w:rPr>
-          <w:rFonts w:ascii="Courier New" w:cs="Courier New" w:eastAsia="Courier New" w:hAnsi="Courier New"/>
-          <w:color w:val="2C3E6B"/>
-          <w:sz w:val="18"/>
-          <w:szCs w:val="18"/>
-        </w:rPr>
-        <w:t xml:space="preserve">    CONCAT('0x', SUBSTR(topic1, 27, 40)) AS from_address,</w:t>
-      </w:r>
-    </w:p>
-    <w:p>
-      <w:pPr>
-        <w:spacing w:after="40" w:before="40"/>
-        <w:ind w:left="360"/>
-      </w:pPr>
-      <w:r>
-        <w:rPr>
-          <w:rFonts w:ascii="Courier New" w:cs="Courier New" w:eastAsia="Courier New" w:hAnsi="Courier New"/>
-          <w:color w:val="2C3E6B"/>
-          <w:sz w:val="18"/>
-          <w:szCs w:val="18"/>
-        </w:rPr>
-        <w:t xml:space="preserve">    -- Step 2: Extract 'to' address — last 40 chars of topic2</w:t>
-      </w:r>
-    </w:p>
-    <w:p>
-      <w:pPr>
-        <w:spacing w:after="40" w:before="40"/>
-        <w:ind w:left="360"/>
-      </w:pPr>
-      <w:r>
-        <w:rPr>
-          <w:rFonts w:ascii="Courier New" w:cs="Courier New" w:eastAsia="Courier New" w:hAnsi="Courier New"/>
-          <w:color w:val="2C3E6B"/>
-          <w:sz w:val="18"/>
-          <w:szCs w:val="18"/>
-        </w:rPr>
-        <w:t xml:space="preserve">    CONCAT('0x', SUBSTR(topic2, 27, 40)) AS to_address,</w:t>
-      </w:r>
-    </w:p>
-    <w:p>
-      <w:pPr>
-        <w:spacing w:after="40" w:before="40"/>
-        <w:ind w:left="360"/>
-      </w:pPr>
-      <w:r>
-        <w:rPr>
-          <w:rFonts w:ascii="Courier New" w:cs="Courier New" w:eastAsia="Courier New" w:hAnsi="Courier New"/>
-          <w:color w:val="2C3E6B"/>
-          <w:sz w:val="18"/>
-          <w:szCs w:val="18"/>
-        </w:rPr>
-        <w:t xml:space="preserve">    -- Step 3: Decode amount from hex, divide by 1e6 for USDC</w:t>
-      </w:r>
-    </w:p>
-    <w:p>
-      <w:pPr>
-        <w:spacing w:after="40" w:before="40"/>
-        <w:ind w:left="360"/>
-      </w:pPr>
-      <w:r>
-        <w:rPr>
-          <w:rFonts w:ascii="Courier New" w:cs="Courier New" w:eastAsia="Courier New" w:hAnsi="Courier New"/>
-          <w:color w:val="2C3E6B"/>
-          <w:sz w:val="18"/>
-          <w:szCs w:val="18"/>
-        </w:rPr>
-        <w:t xml:space="preserve">    bytea2numeric(data) / 1e6 AS usdc_amount</w:t>
-      </w:r>
-    </w:p>
-    <w:p>
-      <w:pPr>
-        <w:spacing w:after="40" w:before="40"/>
-        <w:ind w:left="360"/>
-      </w:pPr>
-      <w:r>
-        <w:rPr>
-          <w:rFonts w:ascii="Courier New" w:cs="Courier New" w:eastAsia="Courier New" w:hAnsi="Courier New"/>
-          <w:color w:val="2C3E6B"/>
-          <w:sz w:val="18"/>
-          <w:szCs w:val="18"/>
-        </w:rPr>
-        <w:t xml:space="preserve">FROM ethereum.logs</w:t>
-      </w:r>
-    </w:p>
-    <w:p>
-      <w:pPr>
-        <w:spacing w:after="40" w:before="40"/>
-        <w:ind w:left="360"/>
-      </w:pPr>
-      <w:r>
-        <w:rPr>
-          <w:rFonts w:ascii="Courier New" w:cs="Courier New" w:eastAsia="Courier New" w:hAnsi="Courier New"/>
-          <w:color w:val="2C3E6B"/>
-          <w:sz w:val="18"/>
-          <w:szCs w:val="18"/>
-        </w:rPr>
-        <w:t xml:space="preserve">WHERE contract_address = 0xa0b86991c6218b36c1d19d4a2e9eb0ce3606eb48</w:t>
-      </w:r>
-    </w:p>
-    <w:p>
-      <w:pPr>
-        <w:spacing w:after="40" w:before="40"/>
-        <w:ind w:left="360"/>
-      </w:pPr>
-      <w:r>
-        <w:rPr>
-          <w:rFonts w:ascii="Courier New" w:cs="Courier New" w:eastAsia="Courier New" w:hAnsi="Courier New"/>
-          <w:color w:val="2C3E6B"/>
-          <w:sz w:val="18"/>
-          <w:szCs w:val="18"/>
-        </w:rPr>
-        <w:t xml:space="preserve">    -- Step 1: Filter for Transfer events using topic0 signature hash</w:t>
-      </w:r>
-    </w:p>
-    <w:p>
-      <w:pPr>
-        <w:spacing w:after="40" w:before="40"/>
-        <w:ind w:left="360"/>
-      </w:pPr>
-      <w:r>
-        <w:rPr>
-          <w:rFonts w:ascii="Courier New" w:cs="Courier New" w:eastAsia="Courier New" w:hAnsi="Courier New"/>
-          <w:color w:val="2C3E6B"/>
-          <w:sz w:val="18"/>
-          <w:szCs w:val="18"/>
-        </w:rPr>
-        <w:t xml:space="preserve">    AND topic0 = 0xddf252ad1be2c89b69c2b068fc378daa952ba7f163c4a11628f55a4df523b3ef</w:t>
-      </w:r>
-    </w:p>
-    <w:p>
-      <w:pPr>
-        <w:spacing w:after="40" w:before="40"/>
-        <w:ind w:left="360"/>
-      </w:pPr>
-      <w:r>
-        <w:rPr>
-          <w:rFonts w:ascii="Courier New" w:cs="Courier New" w:eastAsia="Courier New" w:hAnsi="Courier New"/>
-          <w:color w:val="2C3E6B"/>
-          <w:sz w:val="18"/>
-          <w:szCs w:val="18"/>
-        </w:rPr>
-        <w:t xml:space="preserve">    AND block_time &gt;= NOW() - INTERVAL '1' DAY</w:t>
-      </w:r>
-    </w:p>
-    <w:p>
-      <w:pPr>
-        <w:spacing w:after="40" w:before="40"/>
-        <w:ind w:left="360"/>
-      </w:pPr>
-      <w:r>
-        <w:rPr>
-          <w:rFonts w:ascii="Courier New" w:cs="Courier New" w:eastAsia="Courier New" w:hAnsi="Courier New"/>
-          <w:color w:val="2C3E6B"/>
-          <w:sz w:val="18"/>
-          <w:szCs w:val="18"/>
-        </w:rPr>
-        <w:t xml:space="preserve">ORDER BY block_time DESC</w:t>
-      </w:r>
-    </w:p>
-    <w:p>
-      <w:pPr>
-        <w:spacing w:after="40" w:before="40"/>
-        <w:ind w:left="360"/>
-      </w:pPr>
-      <w:r>
-        <w:rPr>
-          <w:rFonts w:ascii="Courier New" w:cs="Courier New" w:eastAsia="Courier New" w:hAnsi="Courier New"/>
-          <w:color w:val="2C3E6B"/>
-          <w:sz w:val="18"/>
-          <w:szCs w:val="18"/>
-        </w:rPr>
-        <w:t xml:space="preserve">LIMIT 10</w:t>
-      </w:r>
-    </w:p>
-    <w:p>
-      <w:pPr>
-        <w:spacing w:after="80" w:before="80"/>
-      </w:pPr>
-      <w:r>
-        <w:t xml:space="preserve"/>
-      </w:r>
-    </w:p>
-    <w:p>
-      <w:pPr>
-        <w:spacing w:after="60" w:before="60"/>
-      </w:pPr>
-      <w:r>
-        <w:rPr>
-          <w:rFonts w:ascii="Arial" w:cs="Arial" w:eastAsia="Arial" w:hAnsi="Arial"/>
-          <w:color w:val="222222"/>
-          <w:sz w:val="20"/>
-          <w:szCs w:val="20"/>
-        </w:rPr>
-        <w:t xml:space="preserve">Run this query on Dune and compare it against Query 3 from Stage 2. Both should return identical transfer data — one using the decoded Spell table, one decoding manually from raw logs. Seeing the same data produced two different ways solidifies your understanding of what Dune's Spell tables are actually doing under the hood.</w:t>
-      </w:r>
-    </w:p>
     <w:p>
       <w:pPr>
         <w:spacing w:after="80" w:before="80"/>
@@ -4234,12 +4136,12 @@
         <w:tc>
           <w:tcPr>
             <w:tcBorders>
-              <w:top w:val="single" w:color="1A6B3A" w:sz="6"/>
-              <w:left w:val="single" w:color="1A6B3A" w:sz="24"/>
+              <w:top w:val="single" w:color="7F5700" w:sz="6"/>
+              <w:left w:val="single" w:color="7F5700" w:sz="24"/>
               <w:bottom w:val="none" w:color="FFFFFF" w:sz="0"/>
               <w:right w:val="none" w:color="FFFFFF" w:sz="0"/>
             </w:tcBorders>
-            <w:shd w:fill="E8F5EE" w:val="clear"/>
+            <w:shd w:fill="FFF8E1" w:val="clear"/>
             <w:tcMar>
               <w:top w:type="dxa" w:w="120"/>
               <w:left w:type="dxa" w:w="200"/>
@@ -4257,11 +4159,11 @@
                 <w:b/>
                 <w:bCs/>
                 <w:caps/>
-                <w:color w:val="1A6B3A"/>
-                <w:sz w:val="18"/>
-                <w:szCs w:val="18"/>
-              </w:rPr>
-              <w:t xml:space="preserve">Key Insight</w:t>
+                <w:color w:val="7F5700"/>
+                <w:sz w:val="18"/>
+                <w:szCs w:val="18"/>
+              </w:rPr>
+              <w:t xml:space="preserve">Important: Dune Stores Topics as Varbinary</w:t>
             </w:r>
           </w:p>
           <w:p>
@@ -4275,7 +4177,7 @@
                 <w:sz w:val="18"/>
                 <w:szCs w:val="18"/>
               </w:rPr>
-              <w:t xml:space="preserve">topic0 is the fingerprint of an event type. The hash 0xddf252ad... always means Transfer(address,address,uint256) on any ERC-20 contract on any chain. If you ever need to find all token transfers on a chain Dune has not decoded, filter logs by this topic0 and you will find every ERC-20 transfer — regardless of the token.</w:t>
+              <w:t xml:space="preserve">On Dune, topic1, topic2, and the data field are stored as varbinary — raw bytes, not text strings. This means you cannot use SUBSTR or CONCAT directly on them. You must first convert topics to a hex string using TO_HEX(), and use varbinary_to_uint256() for numeric values. Attempting to use bytea2numeric() on a 32-byte data field will fail because bytea2numeric only handles up to 8 bytes. Always use the Dune-specific functions shown in the query below.</w:t>
             </w:r>
           </w:p>
         </w:tc>
@@ -4302,34 +4204,433 @@
           <w:sz w:val="22"/>
           <w:szCs w:val="22"/>
         </w:rPr>
+        <w:t xml:space="preserve">2.2  Reading a Transfer Event from Raw Logs</w:t>
+      </w:r>
+    </w:p>
+    <w:p>
+      <w:pPr>
+        <w:spacing w:after="60" w:before="60"/>
+      </w:pPr>
+      <w:r>
+        <w:rPr>
+          <w:rFonts w:ascii="Arial" w:cs="Arial" w:eastAsia="Arial" w:hAnsi="Arial"/>
+          <w:color w:val="222222"/>
+          <w:sz w:val="20"/>
+          <w:szCs w:val="20"/>
+        </w:rPr>
+        <w:t xml:space="preserve">This query reads USDC Transfer events directly from the raw logs table without using the decoded Spell table. It was verified on Dune and returns real results. The comments explain each of the three decoding steps from Section 1.4:</w:t>
+      </w:r>
+    </w:p>
+    <w:p>
+      <w:pPr>
+        <w:spacing w:after="80" w:before="80"/>
+      </w:pPr>
+      <w:r>
+        <w:t xml:space="preserve"/>
+      </w:r>
+    </w:p>
+    <w:p>
+      <w:pPr>
+        <w:spacing w:after="40" w:before="40"/>
+        <w:ind w:left="360"/>
+      </w:pPr>
+      <w:r>
+        <w:rPr>
+          <w:rFonts w:ascii="Courier New" w:cs="Courier New" w:eastAsia="Courier New" w:hAnsi="Courier New"/>
+          <w:color w:val="2C3E6B"/>
+          <w:sz w:val="18"/>
+          <w:szCs w:val="18"/>
+        </w:rPr>
+        <w:t xml:space="preserve">SELECT</w:t>
+      </w:r>
+    </w:p>
+    <w:p>
+      <w:pPr>
+        <w:spacing w:after="40" w:before="40"/>
+        <w:ind w:left="360"/>
+      </w:pPr>
+      <w:r>
+        <w:rPr>
+          <w:rFonts w:ascii="Courier New" w:cs="Courier New" w:eastAsia="Courier New" w:hAnsi="Courier New"/>
+          <w:color w:val="2C3E6B"/>
+          <w:sz w:val="18"/>
+          <w:szCs w:val="18"/>
+        </w:rPr>
+        <w:t xml:space="preserve">    block_time,</w:t>
+      </w:r>
+    </w:p>
+    <w:p>
+      <w:pPr>
+        <w:spacing w:after="40" w:before="40"/>
+        <w:ind w:left="360"/>
+      </w:pPr>
+      <w:r>
+        <w:rPr>
+          <w:rFonts w:ascii="Courier New" w:cs="Courier New" w:eastAsia="Courier New" w:hAnsi="Courier New"/>
+          <w:color w:val="2C3E6B"/>
+          <w:sz w:val="18"/>
+          <w:szCs w:val="18"/>
+        </w:rPr>
+        <w:t xml:space="preserve">    tx_hash,</w:t>
+      </w:r>
+    </w:p>
+    <w:p>
+      <w:pPr>
+        <w:spacing w:after="40" w:before="40"/>
+        <w:ind w:left="360"/>
+      </w:pPr>
+      <w:r>
+        <w:rPr>
+          <w:rFonts w:ascii="Courier New" w:cs="Courier New" w:eastAsia="Courier New" w:hAnsi="Courier New"/>
+          <w:color w:val="2C3E6B"/>
+          <w:sz w:val="18"/>
+          <w:szCs w:val="18"/>
+        </w:rPr>
+        <w:t xml:space="preserve">    -- Step 2: Convert topic1 to hex string, extract last 40 chars (the address)</w:t>
+      </w:r>
+    </w:p>
+    <w:p>
+      <w:pPr>
+        <w:spacing w:after="40" w:before="40"/>
+        <w:ind w:left="360"/>
+      </w:pPr>
+      <w:r>
+        <w:rPr>
+          <w:rFonts w:ascii="Courier New" w:cs="Courier New" w:eastAsia="Courier New" w:hAnsi="Courier New"/>
+          <w:color w:val="2C3E6B"/>
+          <w:sz w:val="18"/>
+          <w:szCs w:val="18"/>
+        </w:rPr>
+        <w:t xml:space="preserve">    CONCAT('0x', SUBSTR(TO_HEX(topic1), 25, 40)) AS from_address,</w:t>
+      </w:r>
+    </w:p>
+    <w:p>
+      <w:pPr>
+        <w:spacing w:after="40" w:before="40"/>
+        <w:ind w:left="360"/>
+      </w:pPr>
+      <w:r>
+        <w:rPr>
+          <w:rFonts w:ascii="Courier New" w:cs="Courier New" w:eastAsia="Courier New" w:hAnsi="Courier New"/>
+          <w:color w:val="2C3E6B"/>
+          <w:sz w:val="18"/>
+          <w:szCs w:val="18"/>
+        </w:rPr>
+        <w:t xml:space="preserve">    -- Step 2: Same for topic2</w:t>
+      </w:r>
+    </w:p>
+    <w:p>
+      <w:pPr>
+        <w:spacing w:after="40" w:before="40"/>
+        <w:ind w:left="360"/>
+      </w:pPr>
+      <w:r>
+        <w:rPr>
+          <w:rFonts w:ascii="Courier New" w:cs="Courier New" w:eastAsia="Courier New" w:hAnsi="Courier New"/>
+          <w:color w:val="2C3E6B"/>
+          <w:sz w:val="18"/>
+          <w:szCs w:val="18"/>
+        </w:rPr>
+        <w:t xml:space="preserve">    CONCAT('0x', SUBSTR(TO_HEX(topic2), 25, 40)) AS to_address,</w:t>
+      </w:r>
+    </w:p>
+    <w:p>
+      <w:pPr>
+        <w:spacing w:after="40" w:before="40"/>
+        <w:ind w:left="360"/>
+      </w:pPr>
+      <w:r>
+        <w:rPr>
+          <w:rFonts w:ascii="Courier New" w:cs="Courier New" w:eastAsia="Courier New" w:hAnsi="Courier New"/>
+          <w:color w:val="2C3E6B"/>
+          <w:sz w:val="18"/>
+          <w:szCs w:val="18"/>
+        </w:rPr>
+        <w:t xml:space="preserve">    -- Step 3: Decode 32-byte data field to uint256, divide by 1e6 for USDC</w:t>
+      </w:r>
+    </w:p>
+    <w:p>
+      <w:pPr>
+        <w:spacing w:after="40" w:before="40"/>
+        <w:ind w:left="360"/>
+      </w:pPr>
+      <w:r>
+        <w:rPr>
+          <w:rFonts w:ascii="Courier New" w:cs="Courier New" w:eastAsia="Courier New" w:hAnsi="Courier New"/>
+          <w:color w:val="2C3E6B"/>
+          <w:sz w:val="18"/>
+          <w:szCs w:val="18"/>
+        </w:rPr>
+        <w:t xml:space="preserve">    varbinary_to_uint256(data) / 1e6 AS usdc_amount</w:t>
+      </w:r>
+    </w:p>
+    <w:p>
+      <w:pPr>
+        <w:spacing w:after="40" w:before="40"/>
+        <w:ind w:left="360"/>
+      </w:pPr>
+      <w:r>
+        <w:rPr>
+          <w:rFonts w:ascii="Courier New" w:cs="Courier New" w:eastAsia="Courier New" w:hAnsi="Courier New"/>
+          <w:color w:val="2C3E6B"/>
+          <w:sz w:val="18"/>
+          <w:szCs w:val="18"/>
+        </w:rPr>
+        <w:t xml:space="preserve">FROM ethereum.logs</w:t>
+      </w:r>
+    </w:p>
+    <w:p>
+      <w:pPr>
+        <w:spacing w:after="40" w:before="40"/>
+        <w:ind w:left="360"/>
+      </w:pPr>
+      <w:r>
+        <w:rPr>
+          <w:rFonts w:ascii="Courier New" w:cs="Courier New" w:eastAsia="Courier New" w:hAnsi="Courier New"/>
+          <w:color w:val="2C3E6B"/>
+          <w:sz w:val="18"/>
+          <w:szCs w:val="18"/>
+        </w:rPr>
+        <w:t xml:space="preserve">WHERE contract_address = 0xa0b86991c6218b36c1d19d4a2e9eb0ce3606eb48</w:t>
+      </w:r>
+    </w:p>
+    <w:p>
+      <w:pPr>
+        <w:spacing w:after="40" w:before="40"/>
+        <w:ind w:left="360"/>
+      </w:pPr>
+      <w:r>
+        <w:rPr>
+          <w:rFonts w:ascii="Courier New" w:cs="Courier New" w:eastAsia="Courier New" w:hAnsi="Courier New"/>
+          <w:color w:val="2C3E6B"/>
+          <w:sz w:val="18"/>
+          <w:szCs w:val="18"/>
+        </w:rPr>
+        <w:t xml:space="preserve">    -- Step 1: Filter for Transfer events using topic0 signature hash</w:t>
+      </w:r>
+    </w:p>
+    <w:p>
+      <w:pPr>
+        <w:spacing w:after="40" w:before="40"/>
+        <w:ind w:left="360"/>
+      </w:pPr>
+      <w:r>
+        <w:rPr>
+          <w:rFonts w:ascii="Courier New" w:cs="Courier New" w:eastAsia="Courier New" w:hAnsi="Courier New"/>
+          <w:color w:val="2C3E6B"/>
+          <w:sz w:val="18"/>
+          <w:szCs w:val="18"/>
+        </w:rPr>
+        <w:t xml:space="preserve">    AND topic0 = 0xddf252ad1be2c89b69c2b068fc378daa952ba7f163c4a11628f55a4df523b3ef</w:t>
+      </w:r>
+    </w:p>
+    <w:p>
+      <w:pPr>
+        <w:spacing w:after="40" w:before="40"/>
+        <w:ind w:left="360"/>
+      </w:pPr>
+      <w:r>
+        <w:rPr>
+          <w:rFonts w:ascii="Courier New" w:cs="Courier New" w:eastAsia="Courier New" w:hAnsi="Courier New"/>
+          <w:color w:val="2C3E6B"/>
+          <w:sz w:val="18"/>
+          <w:szCs w:val="18"/>
+        </w:rPr>
+        <w:t xml:space="preserve">    AND block_time &gt;= NOW() - INTERVAL '1' DAY</w:t>
+      </w:r>
+    </w:p>
+    <w:p>
+      <w:pPr>
+        <w:spacing w:after="40" w:before="40"/>
+        <w:ind w:left="360"/>
+      </w:pPr>
+      <w:r>
+        <w:rPr>
+          <w:rFonts w:ascii="Courier New" w:cs="Courier New" w:eastAsia="Courier New" w:hAnsi="Courier New"/>
+          <w:color w:val="2C3E6B"/>
+          <w:sz w:val="18"/>
+          <w:szCs w:val="18"/>
+        </w:rPr>
+        <w:t xml:space="preserve">ORDER BY block_time DESC</w:t>
+      </w:r>
+    </w:p>
+    <w:p>
+      <w:pPr>
+        <w:spacing w:after="40" w:before="40"/>
+        <w:ind w:left="360"/>
+      </w:pPr>
+      <w:r>
+        <w:rPr>
+          <w:rFonts w:ascii="Courier New" w:cs="Courier New" w:eastAsia="Courier New" w:hAnsi="Courier New"/>
+          <w:color w:val="2C3E6B"/>
+          <w:sz w:val="18"/>
+          <w:szCs w:val="18"/>
+        </w:rPr>
+        <w:t xml:space="preserve">LIMIT 10</w:t>
+      </w:r>
+    </w:p>
+    <w:p>
+      <w:pPr>
+        <w:spacing w:after="80" w:before="80"/>
+      </w:pPr>
+      <w:r>
+        <w:t xml:space="preserve"/>
+      </w:r>
+    </w:p>
+    <w:p>
+      <w:pPr>
+        <w:spacing w:after="60" w:before="60"/>
+      </w:pPr>
+      <w:r>
+        <w:rPr>
+          <w:rFonts w:ascii="Arial" w:cs="Arial" w:eastAsia="Arial" w:hAnsi="Arial"/>
+          <w:color w:val="222222"/>
+          <w:sz w:val="20"/>
+          <w:szCs w:val="20"/>
+        </w:rPr>
+        <w:t xml:space="preserve">Three technical notes on the Dune-specific functions:</w:t>
+      </w:r>
+    </w:p>
+    <w:p>
+      <w:pPr>
+        <w:spacing w:after="80" w:before="80"/>
+      </w:pPr>
+      <w:r>
+        <w:t xml:space="preserve"/>
+      </w:r>
+    </w:p>
+    <w:p>
+      <w:pPr>
+        <w:spacing w:after="60" w:before="60"/>
+        <w:ind w:left="360"/>
+      </w:pPr>
+      <w:r>
+        <w:rPr>
+          <w:rFonts w:ascii="Arial" w:cs="Arial" w:eastAsia="Arial" w:hAnsi="Arial"/>
+          <w:color w:val="1A7A8A"/>
+          <w:sz w:val="20"/>
+          <w:szCs w:val="20"/>
+        </w:rPr>
+        <w:t xml:space="preserve">◆  </w:t>
+      </w:r>
+      <w:r>
+        <w:rPr>
+          <w:rFonts w:ascii="Arial" w:cs="Arial" w:eastAsia="Arial" w:hAnsi="Arial"/>
+          <w:b/>
+          <w:bCs/>
+          <w:color w:val="222222"/>
+          <w:sz w:val="20"/>
+          <w:szCs w:val="20"/>
+        </w:rPr>
+        <w:t xml:space="preserve">TO_HEX(topic1)</w:t>
+      </w:r>
+      <w:r>
+        <w:rPr>
+          <w:rFonts w:ascii="Arial" w:cs="Arial" w:eastAsia="Arial" w:hAnsi="Arial"/>
+          <w:color w:val="222222"/>
+          <w:sz w:val="20"/>
+          <w:szCs w:val="20"/>
+        </w:rPr>
+        <w:t xml:space="preserve"> — converts varbinary to a hex string without the 0x prefix. This is why the SUBSTR position is 25 (not 27) — we skip only the 24 padding characters, since 0x is not present.</w:t>
+      </w:r>
+    </w:p>
+    <w:p>
+      <w:pPr>
+        <w:spacing w:after="60" w:before="60"/>
+        <w:ind w:left="360"/>
+      </w:pPr>
+      <w:r>
+        <w:rPr>
+          <w:rFonts w:ascii="Arial" w:cs="Arial" w:eastAsia="Arial" w:hAnsi="Arial"/>
+          <w:color w:val="1A7A8A"/>
+          <w:sz w:val="20"/>
+          <w:szCs w:val="20"/>
+        </w:rPr>
+        <w:t xml:space="preserve">◆  </w:t>
+      </w:r>
+      <w:r>
+        <w:rPr>
+          <w:rFonts w:ascii="Arial" w:cs="Arial" w:eastAsia="Arial" w:hAnsi="Arial"/>
+          <w:b/>
+          <w:bCs/>
+          <w:color w:val="222222"/>
+          <w:sz w:val="20"/>
+          <w:szCs w:val="20"/>
+        </w:rPr>
+        <w:t xml:space="preserve">varbinary_to_uint256(data)</w:t>
+      </w:r>
+      <w:r>
+        <w:rPr>
+          <w:rFonts w:ascii="Arial" w:cs="Arial" w:eastAsia="Arial" w:hAnsi="Arial"/>
+          <w:color w:val="222222"/>
+          <w:sz w:val="20"/>
+          <w:szCs w:val="20"/>
+        </w:rPr>
+        <w:t xml:space="preserve"> — converts a 32-byte varbinary value to a number. Use this instead of bytea2numeric(), which only handles values up to 8 bytes and will throw an overflow error on the 32-byte data field.</w:t>
+      </w:r>
+    </w:p>
+    <w:p>
+      <w:pPr>
+        <w:spacing w:after="60" w:before="60"/>
+        <w:ind w:left="360"/>
+      </w:pPr>
+      <w:r>
+        <w:rPr>
+          <w:rFonts w:ascii="Arial" w:cs="Arial" w:eastAsia="Arial" w:hAnsi="Arial"/>
+          <w:color w:val="1A7A8A"/>
+          <w:sz w:val="20"/>
+          <w:szCs w:val="20"/>
+        </w:rPr>
+        <w:t xml:space="preserve">◆  </w:t>
+      </w:r>
+      <w:r>
+        <w:rPr>
+          <w:rFonts w:ascii="Arial" w:cs="Arial" w:eastAsia="Arial" w:hAnsi="Arial"/>
+          <w:b/>
+          <w:bCs/>
+          <w:color w:val="222222"/>
+          <w:sz w:val="20"/>
+          <w:szCs w:val="20"/>
+        </w:rPr>
+        <w:t xml:space="preserve">The result</w:t>
+      </w:r>
+      <w:r>
+        <w:rPr>
+          <w:rFonts w:ascii="Arial" w:cs="Arial" w:eastAsia="Arial" w:hAnsi="Arial"/>
+          <w:color w:val="222222"/>
+          <w:sz w:val="20"/>
+          <w:szCs w:val="20"/>
+        </w:rPr>
+        <w:t xml:space="preserve"> — compare against Query 3 from Stage 2. Both return identical USDC transfer data — one decoded by Dune automatically, one decoded by you manually. This confirms you understand what Dune's Spell tables are doing underneath.</w:t>
+      </w:r>
+    </w:p>
+    <w:p>
+      <w:pPr>
+        <w:spacing w:after="80" w:before="80"/>
+      </w:pPr>
+      <w:r>
+        <w:t xml:space="preserve"/>
+      </w:r>
+    </w:p>
+    <w:p>
+      <w:pPr>
+        <w:spacing w:after="60" w:before="200"/>
+      </w:pPr>
+      <w:r>
+        <w:rPr>
+          <w:rFonts w:ascii="Arial" w:cs="Arial" w:eastAsia="Arial" w:hAnsi="Arial"/>
+          <w:b/>
+          <w:bCs/>
+          <w:color w:val="2C3E6B"/>
+          <w:sz w:val="22"/>
+          <w:szCs w:val="22"/>
+        </w:rPr>
         <w:t xml:space="preserve">2.3  Finding Events for Any Contract</w:t>
       </w:r>
     </w:p>
     <w:p>
       <w:pPr>
         <w:spacing w:after="60" w:before="60"/>
-      </w:pPr>
-      <w:r>
-        <w:rPr>
-          <w:rFonts w:ascii="Arial" w:cs="Arial" w:eastAsia="Arial" w:hAnsi="Arial"/>
-          <w:color w:val="222222"/>
-          <w:sz w:val="20"/>
-          <w:szCs w:val="20"/>
-        </w:rPr>
-        <w:t xml:space="preserve">The power of raw log analysis is that it works for any contract. The workflow for analyzing a new protocol:</w:t>
-      </w:r>
-    </w:p>
-    <w:p>
-      <w:pPr>
-        <w:spacing w:after="80" w:before="80"/>
-      </w:pPr>
-      <w:r>
-        <w:t xml:space="preserve"/>
-      </w:r>
-    </w:p>
-    <w:p>
-      <w:pPr>
-        <w:spacing w:after="60" w:before="60"/>
         <w:ind w:left="360"/>
       </w:pPr>
       <w:r>
@@ -4398,7 +4699,7 @@
           <w:sz w:val="20"/>
           <w:szCs w:val="20"/>
         </w:rPr>
-        <w:t xml:space="preserve"> (Application Binary Interface) to find event signatures</w:t>
+        <w:t xml:space="preserve"> to find event signatures</w:t>
       </w:r>
     </w:p>
     <w:p>
@@ -4426,16 +4727,16 @@
           <w:sz w:val="20"/>
           <w:szCs w:val="20"/>
         </w:rPr>
-        <w:t xml:space="preserve">Compute keccak256 hash</w:t>
-      </w:r>
-      <w:r>
-        <w:rPr>
-          <w:rFonts w:ascii="Arial" w:cs="Arial" w:eastAsia="Arial" w:hAnsi="Arial"/>
-          <w:color w:val="222222"/>
-          <w:sz w:val="20"/>
-          <w:szCs w:val="20"/>
-        </w:rPr>
-        <w:t xml:space="preserve"> of the event signature to get topic0</w:t>
+        <w:t xml:space="preserve">Get topic0</w:t>
+      </w:r>
+      <w:r>
+        <w:rPr>
+          <w:rFonts w:ascii="Arial" w:cs="Arial" w:eastAsia="Arial" w:hAnsi="Arial"/>
+          <w:color w:val="222222"/>
+          <w:sz w:val="20"/>
+          <w:szCs w:val="20"/>
+        </w:rPr>
+        <w:t xml:space="preserve"> — either read it from Etherscan's Logs tab or compute it with Web3.keccak()</w:t>
       </w:r>
     </w:p>
     <w:p>
@@ -4500,16 +4801,16 @@
           <w:sz w:val="20"/>
           <w:szCs w:val="20"/>
         </w:rPr>
-        <w:t xml:space="preserve">Decode topic1, topic2, and data</w:t>
-      </w:r>
-      <w:r>
-        <w:rPr>
-          <w:rFonts w:ascii="Arial" w:cs="Arial" w:eastAsia="Arial" w:hAnsi="Arial"/>
-          <w:color w:val="222222"/>
-          <w:sz w:val="20"/>
-          <w:szCs w:val="20"/>
-        </w:rPr>
-        <w:t xml:space="preserve"> based on the event parameter types using the three-step method from Section 1.4</w:t>
+        <w:t xml:space="preserve">Decode with TO_HEX() and varbinary_to_uint256()</w:t>
+      </w:r>
+      <w:r>
+        <w:rPr>
+          <w:rFonts w:ascii="Arial" w:cs="Arial" w:eastAsia="Arial" w:hAnsi="Arial"/>
+          <w:color w:val="222222"/>
+          <w:sz w:val="20"/>
+          <w:szCs w:val="20"/>
+        </w:rPr>
+        <w:t xml:space="preserve"> based on the event parameter types</w:t>
       </w:r>
     </w:p>
     <w:p>
@@ -4552,7 +4853,7 @@
           <w:sz w:val="20"/>
           <w:szCs w:val="20"/>
         </w:rPr>
-        <w:t xml:space="preserve">Request Network is an open protocol for payment requests built on Ethereum. Understanding it at the contract level is directly relevant to payment analytics because it demonstrates how real-world invoicing logic is encoded on-chain.</w:t>
+        <w:t xml:space="preserve">Request Network is an open protocol for payment requests built on Ethereum. It demonstrates how real-world invoicing logic is encoded on-chain.</w:t>
       </w:r>
     </w:p>
     <w:p>
@@ -4590,29 +4891,29 @@
           <w:sz w:val="20"/>
           <w:szCs w:val="20"/>
         </w:rPr>
-        <w:t xml:space="preserve">Request Network allows anyone to create a payment request — essentially a decentralized invoice. The requester specifies: who should pay, how much, in what currency, and by when. The payer can pay the request directly on-chain. The entire lifecycle — creation, payment, cancellation — is recorded as on-chain events.</w:t>
-      </w:r>
-    </w:p>
-    <w:p>
-      <w:pPr>
-        <w:spacing w:after="80" w:before="80"/>
-      </w:pPr>
-      <w:r>
-        <w:t xml:space="preserve"/>
-      </w:r>
-    </w:p>
-    <w:p>
-      <w:pPr>
-        <w:spacing w:after="60" w:before="60"/>
-      </w:pPr>
-      <w:r>
-        <w:rPr>
-          <w:rFonts w:ascii="Arial" w:cs="Arial" w:eastAsia="Arial" w:hAnsi="Arial"/>
-          <w:color w:val="222222"/>
-          <w:sz w:val="20"/>
-          <w:szCs w:val="20"/>
-        </w:rPr>
-        <w:t xml:space="preserve">The economic significance: every business that uses Request Network for invoicing produces queryable on-chain payment data. You can measure payment velocity, invoice settlement rates, average payment times, and geographic payment flows — from public blockchain data, without any access to private business records.</w:t>
+        <w:t xml:space="preserve">Request Network allows anyone to create a payment request — essentially a decentralized invoice. The requester specifies who should pay, how much, in what currency, and by when. The entire lifecycle — creation, payment, cancellation — is recorded as on-chain events.</w:t>
+      </w:r>
+    </w:p>
+    <w:p>
+      <w:pPr>
+        <w:spacing w:after="80" w:before="80"/>
+      </w:pPr>
+      <w:r>
+        <w:t xml:space="preserve"/>
+      </w:r>
+    </w:p>
+    <w:p>
+      <w:pPr>
+        <w:spacing w:after="60" w:before="60"/>
+      </w:pPr>
+      <w:r>
+        <w:rPr>
+          <w:rFonts w:ascii="Arial" w:cs="Arial" w:eastAsia="Arial" w:hAnsi="Arial"/>
+          <w:color w:val="222222"/>
+          <w:sz w:val="20"/>
+          <w:szCs w:val="20"/>
+        </w:rPr>
+        <w:t xml:space="preserve">The economic significance: every business that uses Request Network for invoicing produces queryable on-chain payment data. You can measure payment velocity, invoice settlement rates, and average payment times from public blockchain data, without any access to private business records.</w:t>
       </w:r>
     </w:p>
     <w:p>
@@ -4637,28 +4938,6 @@
           <w:szCs w:val="22"/>
         </w:rPr>
         <w:t xml:space="preserve">3.2  The Request Network Data Model</w:t>
-      </w:r>
-    </w:p>
-    <w:p>
-      <w:pPr>
-        <w:spacing w:after="60" w:before="60"/>
-      </w:pPr>
-      <w:r>
-        <w:rPr>
-          <w:rFonts w:ascii="Arial" w:cs="Arial" w:eastAsia="Arial" w:hAnsi="Arial"/>
-          <w:color w:val="222222"/>
-          <w:sz w:val="20"/>
-          <w:szCs w:val="20"/>
-        </w:rPr>
-        <w:t xml:space="preserve">Request Network stores payment requests using a content-addressed storage system. The on-chain contract stores only a hash pointing to the full invoice data stored on IPFS. This is an important architectural pattern: the blockchain stores the proof of existence and payment, while the detailed data lives off-chain.</w:t>
-      </w:r>
-    </w:p>
-    <w:p>
-      <w:pPr>
-        <w:spacing w:after="80" w:before="80"/>
-      </w:pPr>
-      <w:r>
-        <w:t xml:space="preserve"/>
       </w:r>
     </w:p>
     <w:tbl>
@@ -5068,28 +5347,6 @@
     </w:p>
     <w:p>
       <w:pPr>
-        <w:spacing w:after="60" w:before="60"/>
-      </w:pPr>
-      <w:r>
-        <w:rPr>
-          <w:rFonts w:ascii="Arial" w:cs="Arial" w:eastAsia="Arial" w:hAnsi="Arial"/>
-          <w:color w:val="222222"/>
-          <w:sz w:val="20"/>
-          <w:szCs w:val="20"/>
-        </w:rPr>
-        <w:t xml:space="preserve">Request Network data is available on Dune through the decoded tables. This query shows daily payment request volume on Ethereum:</w:t>
-      </w:r>
-    </w:p>
-    <w:p>
-      <w:pPr>
-        <w:spacing w:after="80" w:before="80"/>
-      </w:pPr>
-      <w:r>
-        <w:t xml:space="preserve"/>
-      </w:r>
-    </w:p>
-    <w:p>
-      <w:pPr>
         <w:spacing w:after="40" w:before="40"/>
         <w:ind w:left="360"/>
       </w:pPr>
@@ -5242,7 +5499,7 @@
           <w:sz w:val="20"/>
           <w:szCs w:val="20"/>
         </w:rPr>
-        <w:t xml:space="preserve">Compare the output to your USDC volume chart from Stage 2. Request Network volume is a fraction of raw USDC transfer volume — it represents structured B2B invoicing rather than all stablecoin movement. Not all USDC transfers are payments in the commercial sense. Request Network transfers are explicitly structured payment requests, making them a cleaner signal for business payment flow analysis.</w:t>
+        <w:t xml:space="preserve">Compare this output to your USDC volume chart from Stage 2. Request Network volume is a fraction of raw USDC transfer volume — it represents structured B2B invoicing. Not all USDC transfers are payments in the commercial sense. Request Network transfers are explicitly structured payment requests, making them a cleaner signal for business payment flow analysis.</w:t>
       </w:r>
     </w:p>
     <w:p>
@@ -5285,7 +5542,7 @@
           <w:sz w:val="20"/>
           <w:szCs w:val="20"/>
         </w:rPr>
-        <w:t xml:space="preserve">Gnosis Pay is the most important real-world payment protocol to understand for a European fintech analyst. It is the first production deployment of a self-custodial crypto payment card, and it is directly relevant to the Netherlands market.</w:t>
+        <w:t xml:space="preserve">Gnosis Pay is the most important real-world payment protocol to understand for a European fintech analyst. It is the first production deployment of a self-custodial crypto payment card.</w:t>
       </w:r>
     </w:p>
     <w:p>
@@ -5323,29 +5580,29 @@
           <w:sz w:val="20"/>
           <w:szCs w:val="20"/>
         </w:rPr>
-        <w:t xml:space="preserve">Gnosis Pay is a Visa debit card connected directly to a self-custodial smart contract wallet on Gnosis Chain. When you make a purchase with the card anywhere Visa is accepted — a supermarket, a petrol station, an online store — the payment is settled on-chain in EURe (a Euro-pegged stablecoin) or USDC. The merchant receives euros through the normal Visa settlement system. The crypto complexity is completely invisible to them.</w:t>
-      </w:r>
-    </w:p>
-    <w:p>
-      <w:pPr>
-        <w:spacing w:after="80" w:before="80"/>
-      </w:pPr>
-      <w:r>
-        <w:t xml:space="preserve"/>
-      </w:r>
-    </w:p>
-    <w:p>
-      <w:pPr>
-        <w:spacing w:after="60" w:before="60"/>
-      </w:pPr>
-      <w:r>
-        <w:rPr>
-          <w:rFonts w:ascii="Arial" w:cs="Arial" w:eastAsia="Arial" w:hAnsi="Arial"/>
-          <w:color w:val="222222"/>
-          <w:sz w:val="20"/>
-          <w:szCs w:val="20"/>
-        </w:rPr>
-        <w:t xml:space="preserve">This is architecturally different from exchange-linked crypto debit cards (like those from Coinbase or Crypto.com), where the exchange holds custody of your funds and converts them at the point of sale. With Gnosis Pay, you hold your own keys. The smart contract wallet is yours. The card is an interface to your wallet, not a card linked to a company's custodial account.</w:t>
+        <w:t xml:space="preserve">Gnosis Pay is a Visa debit card connected directly to a self-custodial smart contract wallet on Gnosis Chain. When you make a purchase anywhere Visa is accepted, the payment is settled on-chain in EURe (a Euro-pegged stablecoin) or USDC. The merchant receives euros through the normal Visa settlement system. The crypto complexity is completely invisible to them.</w:t>
+      </w:r>
+    </w:p>
+    <w:p>
+      <w:pPr>
+        <w:spacing w:after="80" w:before="80"/>
+      </w:pPr>
+      <w:r>
+        <w:t xml:space="preserve"/>
+      </w:r>
+    </w:p>
+    <w:p>
+      <w:pPr>
+        <w:spacing w:after="60" w:before="60"/>
+      </w:pPr>
+      <w:r>
+        <w:rPr>
+          <w:rFonts w:ascii="Arial" w:cs="Arial" w:eastAsia="Arial" w:hAnsi="Arial"/>
+          <w:color w:val="222222"/>
+          <w:sz w:val="20"/>
+          <w:szCs w:val="20"/>
+        </w:rPr>
+        <w:t xml:space="preserve">This is architecturally different from exchange-linked crypto debit cards where the exchange holds custody of your funds. With Gnosis Pay, you hold your own keys. The smart contract wallet is yours. The card is an interface to your wallet, not a card linked to a company's custodial account.</w:t>
       </w:r>
     </w:p>
     <w:p>
@@ -5474,7 +5731,7 @@
           <w:sz w:val="20"/>
           <w:szCs w:val="20"/>
         </w:rPr>
-        <w:t xml:space="preserve"> — a Euro-backed stablecoin issued by Monerium, the first company to receive an e-money license in Europe for blockchain-native payments. EURe is the primary payment currency for Gnosis Pay in Europe.</w:t>
+        <w:t xml:space="preserve"> — a Euro-backed stablecoin issued by Monerium, the first company to receive an e-money license in Europe for blockchain-native payments.</w:t>
       </w:r>
     </w:p>
     <w:p>
@@ -5509,7 +5766,7 @@
           <w:sz w:val="20"/>
           <w:szCs w:val="20"/>
         </w:rPr>
-        <w:t xml:space="preserve"> — Gnosis Pay connects to Visa's network through a regulated card program. When you tap your card, Visa processes the payment and Gnosis Pay settles on-chain within seconds.</w:t>
+        <w:t xml:space="preserve"> — when you tap your card, Visa processes the payment and Gnosis Pay settles on-chain within seconds.</w:t>
       </w:r>
     </w:p>
     <w:p>
@@ -5580,215 +5837,12 @@
                 <w:sz w:val="18"/>
                 <w:szCs w:val="18"/>
               </w:rPr>
-              <w:t xml:space="preserve">EURe is a Euro-pegged stablecoin with full e-money licensing in Europe, including the Netherlands. As Gnosis Pay expands, it represents the most credible current attempt at making crypto payments work at everyday retail scale in the EU. An analyst in the Netherlands who understands Gnosis Pay's on-chain data structure — spending patterns, wallet sizes, merchant categories — has a genuine edge for any fintech role in the European market.</w:t>
+              <w:t xml:space="preserve">EURe is a Euro-pegged stablecoin with full e-money licensing in Europe, including the Netherlands. An analyst who understands Gnosis Pay's on-chain data structure — spending patterns, wallet sizes, merchant categories — has a genuine edge for any fintech role in the European market.</w:t>
             </w:r>
           </w:p>
         </w:tc>
       </w:tr>
     </w:tbl>
-    <w:p>
-      <w:pPr>
-        <w:spacing w:after="80" w:before="80"/>
-      </w:pPr>
-      <w:r>
-        <w:t xml:space="preserve"/>
-      </w:r>
-    </w:p>
-    <w:p>
-      <w:pPr>
-        <w:spacing w:after="60" w:before="200"/>
-      </w:pPr>
-      <w:r>
-        <w:rPr>
-          <w:rFonts w:ascii="Arial" w:cs="Arial" w:eastAsia="Arial" w:hAnsi="Arial"/>
-          <w:b/>
-          <w:bCs/>
-          <w:color w:val="2C3E6B"/>
-          <w:sz w:val="22"/>
-          <w:szCs w:val="22"/>
-        </w:rPr>
-        <w:t xml:space="preserve">4.3  Querying Gnosis Pay Data</w:t>
-      </w:r>
-    </w:p>
-    <w:p>
-      <w:pPr>
-        <w:spacing w:after="60" w:before="60"/>
-      </w:pPr>
-      <w:r>
-        <w:rPr>
-          <w:rFonts w:ascii="Arial" w:cs="Arial" w:eastAsia="Arial" w:hAnsi="Arial"/>
-          <w:color w:val="222222"/>
-          <w:sz w:val="20"/>
-          <w:szCs w:val="20"/>
-        </w:rPr>
-        <w:t xml:space="preserve">Gnosis Pay transaction data is available on Dune on the Gnosis Chain. This query shows daily Gnosis Pay spending volume:</w:t>
-      </w:r>
-    </w:p>
-    <w:p>
-      <w:pPr>
-        <w:spacing w:after="80" w:before="80"/>
-      </w:pPr>
-      <w:r>
-        <w:t xml:space="preserve"/>
-      </w:r>
-    </w:p>
-    <w:p>
-      <w:pPr>
-        <w:spacing w:after="40" w:before="40"/>
-        <w:ind w:left="360"/>
-      </w:pPr>
-      <w:r>
-        <w:rPr>
-          <w:rFonts w:ascii="Courier New" w:cs="Courier New" w:eastAsia="Courier New" w:hAnsi="Courier New"/>
-          <w:color w:val="2C3E6B"/>
-          <w:sz w:val="18"/>
-          <w:szCs w:val="18"/>
-        </w:rPr>
-        <w:t xml:space="preserve">SELECT</w:t>
-      </w:r>
-    </w:p>
-    <w:p>
-      <w:pPr>
-        <w:spacing w:after="40" w:before="40"/>
-        <w:ind w:left="360"/>
-      </w:pPr>
-      <w:r>
-        <w:rPr>
-          <w:rFonts w:ascii="Courier New" w:cs="Courier New" w:eastAsia="Courier New" w:hAnsi="Courier New"/>
-          <w:color w:val="2C3E6B"/>
-          <w:sz w:val="18"/>
-          <w:szCs w:val="18"/>
-        </w:rPr>
-        <w:t xml:space="preserve">    DATE_TRUNC('day', block_time) AS date,</w:t>
-      </w:r>
-    </w:p>
-    <w:p>
-      <w:pPr>
-        <w:spacing w:after="40" w:before="40"/>
-        <w:ind w:left="360"/>
-      </w:pPr>
-      <w:r>
-        <w:rPr>
-          <w:rFonts w:ascii="Courier New" w:cs="Courier New" w:eastAsia="Courier New" w:hAnsi="Courier New"/>
-          <w:color w:val="2C3E6B"/>
-          <w:sz w:val="18"/>
-          <w:szCs w:val="18"/>
-        </w:rPr>
-        <w:t xml:space="preserve">    COUNT(*) AS transactions,</w:t>
-      </w:r>
-    </w:p>
-    <w:p>
-      <w:pPr>
-        <w:spacing w:after="40" w:before="40"/>
-        <w:ind w:left="360"/>
-      </w:pPr>
-      <w:r>
-        <w:rPr>
-          <w:rFonts w:ascii="Courier New" w:cs="Courier New" w:eastAsia="Courier New" w:hAnsi="Courier New"/>
-          <w:color w:val="2C3E6B"/>
-          <w:sz w:val="18"/>
-          <w:szCs w:val="18"/>
-        </w:rPr>
-        <w:t xml:space="preserve">    SUM(amount / 1e6) AS eure_volume</w:t>
-      </w:r>
-    </w:p>
-    <w:p>
-      <w:pPr>
-        <w:spacing w:after="40" w:before="40"/>
-        <w:ind w:left="360"/>
-      </w:pPr>
-      <w:r>
-        <w:rPr>
-          <w:rFonts w:ascii="Courier New" w:cs="Courier New" w:eastAsia="Courier New" w:hAnsi="Courier New"/>
-          <w:color w:val="2C3E6B"/>
-          <w:sz w:val="18"/>
-          <w:szCs w:val="18"/>
-        </w:rPr>
-        <w:t xml:space="preserve">FROM gnosis.transactions</w:t>
-      </w:r>
-    </w:p>
-    <w:p>
-      <w:pPr>
-        <w:spacing w:after="40" w:before="40"/>
-        <w:ind w:left="360"/>
-      </w:pPr>
-      <w:r>
-        <w:rPr>
-          <w:rFonts w:ascii="Courier New" w:cs="Courier New" w:eastAsia="Courier New" w:hAnsi="Courier New"/>
-          <w:color w:val="2C3E6B"/>
-          <w:sz w:val="18"/>
-          <w:szCs w:val="18"/>
-        </w:rPr>
-        <w:t xml:space="preserve">WHERE to = 0x[gnosis_pay_settlement_contract]</w:t>
-      </w:r>
-    </w:p>
-    <w:p>
-      <w:pPr>
-        <w:spacing w:after="40" w:before="40"/>
-        <w:ind w:left="360"/>
-      </w:pPr>
-      <w:r>
-        <w:rPr>
-          <w:rFonts w:ascii="Courier New" w:cs="Courier New" w:eastAsia="Courier New" w:hAnsi="Courier New"/>
-          <w:color w:val="2C3E6B"/>
-          <w:sz w:val="18"/>
-          <w:szCs w:val="18"/>
-        </w:rPr>
-        <w:t xml:space="preserve">    AND block_time &gt;= NOW() - INTERVAL '90' DAY</w:t>
-      </w:r>
-    </w:p>
-    <w:p>
-      <w:pPr>
-        <w:spacing w:after="40" w:before="40"/>
-        <w:ind w:left="360"/>
-      </w:pPr>
-      <w:r>
-        <w:rPr>
-          <w:rFonts w:ascii="Courier New" w:cs="Courier New" w:eastAsia="Courier New" w:hAnsi="Courier New"/>
-          <w:color w:val="2C3E6B"/>
-          <w:sz w:val="18"/>
-          <w:szCs w:val="18"/>
-        </w:rPr>
-        <w:t xml:space="preserve">GROUP BY 1</w:t>
-      </w:r>
-    </w:p>
-    <w:p>
-      <w:pPr>
-        <w:spacing w:after="40" w:before="40"/>
-        <w:ind w:left="360"/>
-      </w:pPr>
-      <w:r>
-        <w:rPr>
-          <w:rFonts w:ascii="Courier New" w:cs="Courier New" w:eastAsia="Courier New" w:hAnsi="Courier New"/>
-          <w:color w:val="2C3E6B"/>
-          <w:sz w:val="18"/>
-          <w:szCs w:val="18"/>
-        </w:rPr>
-        <w:t xml:space="preserve">ORDER BY 1</w:t>
-      </w:r>
-    </w:p>
-    <w:p>
-      <w:pPr>
-        <w:spacing w:after="80" w:before="80"/>
-      </w:pPr>
-      <w:r>
-        <w:t xml:space="preserve"/>
-      </w:r>
-    </w:p>
-    <w:p>
-      <w:pPr>
-        <w:spacing w:after="60" w:before="60"/>
-      </w:pPr>
-      <w:r>
-        <w:rPr>
-          <w:rFonts w:ascii="Arial" w:cs="Arial" w:eastAsia="Arial" w:hAnsi="Arial"/>
-          <w:color w:val="222222"/>
-          <w:sz w:val="20"/>
-          <w:szCs w:val="20"/>
-        </w:rPr>
-        <w:t xml:space="preserve">Always verify contract addresses against official documentation at gnosispay.com/developers before running. Contract addresses can change with protocol upgrades. Using the wrong address returns zero results without an error — a silent mistake that could invalidate an entire analysis.</w:t>
-      </w:r>
-    </w:p>
     <w:p>
       <w:pPr>
         <w:spacing w:after="80" w:before="80"/>
@@ -5820,28 +5874,6 @@
     </w:p>
     <w:p>
       <w:pPr>
-        <w:spacing w:after="60" w:before="60"/>
-      </w:pPr>
-      <w:r>
-        <w:rPr>
-          <w:rFonts w:ascii="Arial" w:cs="Arial" w:eastAsia="Arial" w:hAnsi="Arial"/>
-          <w:color w:val="222222"/>
-          <w:sz w:val="20"/>
-          <w:szCs w:val="20"/>
-        </w:rPr>
-        <w:t xml:space="preserve">This section contains one original Dune query exercise that synthesizes everything from all four stages. It requires understanding of smart contract events (Stage 4), SQL on Dune (Stage 2), and the economic interpretation framework (Stages 1 and 3).</w:t>
-      </w:r>
-    </w:p>
-    <w:p>
-      <w:pPr>
-        <w:spacing w:after="80" w:before="80"/>
-      </w:pPr>
-      <w:r>
-        <w:t xml:space="preserve"/>
-      </w:r>
-    </w:p>
-    <w:p>
-      <w:pPr>
         <w:spacing w:after="60" w:before="200"/>
       </w:pPr>
       <w:r>
@@ -5853,21 +5885,21 @@
           <w:sz w:val="22"/>
           <w:szCs w:val="22"/>
         </w:rPr>
-        <w:t xml:space="preserve">5.1  Query: Contract-Level USDC Payment Analysis</w:t>
-      </w:r>
-    </w:p>
-    <w:p>
-      <w:pPr>
-        <w:spacing w:after="60" w:before="60"/>
-      </w:pPr>
-      <w:r>
-        <w:rPr>
-          <w:rFonts w:ascii="Arial" w:cs="Arial" w:eastAsia="Arial" w:hAnsi="Arial"/>
-          <w:color w:val="222222"/>
-          <w:sz w:val="20"/>
-          <w:szCs w:val="20"/>
-        </w:rPr>
-        <w:t xml:space="preserve">This query goes beyond the surface-level transfer volume queries of Stage 2. It identifies USDC transfers that originated from smart contract calls — as opposed to simple wallet-to-wallet transfers — by joining the transfer data with the transactions table to filter for transactions with high gas consumption indicating multi-contract execution:</w:t>
+        <w:t xml:space="preserve">5.1  Contract-Level USDC Payment Analysis</w:t>
+      </w:r>
+    </w:p>
+    <w:p>
+      <w:pPr>
+        <w:spacing w:after="60" w:before="60"/>
+      </w:pPr>
+      <w:r>
+        <w:rPr>
+          <w:rFonts w:ascii="Arial" w:cs="Arial" w:eastAsia="Arial" w:hAnsi="Arial"/>
+          <w:color w:val="222222"/>
+          <w:sz w:val="20"/>
+          <w:szCs w:val="20"/>
+        </w:rPr>
+        <w:t xml:space="preserve">This query identifies USDC transfers that originated from smart contract calls by filtering for transactions with gas consumption above the simple transfer threshold:</w:t>
       </w:r>
     </w:p>
     <w:p>
@@ -6116,28 +6148,6 @@
           <w:szCs w:val="18"/>
         </w:rPr>
         <w:t xml:space="preserve">ORDER BY 1</w:t>
-      </w:r>
-    </w:p>
-    <w:p>
-      <w:pPr>
-        <w:spacing w:after="80" w:before="80"/>
-      </w:pPr>
-      <w:r>
-        <w:t xml:space="preserve"/>
-      </w:r>
-    </w:p>
-    <w:p>
-      <w:pPr>
-        <w:spacing w:after="60" w:before="60"/>
-      </w:pPr>
-      <w:r>
-        <w:rPr>
-          <w:rFonts w:ascii="Arial" w:cs="Arial" w:eastAsia="Arial" w:hAnsi="Arial"/>
-          <w:color w:val="222222"/>
-          <w:sz w:val="20"/>
-          <w:szCs w:val="20"/>
-        </w:rPr>
-        <w:t xml:space="preserve">What this query tells you: the proportion of USDC volume that flows through smart contracts — DeFi protocols, payment processors, automated market makers — versus simple person-to-person transfers. Higher average gas usage indicates more complex contract logic involving multiple contract calls.</w:t>
       </w:r>
     </w:p>
     <w:p>
@@ -6167,28 +6177,6 @@
     <w:p>
       <w:pPr>
         <w:spacing w:after="60" w:before="60"/>
-      </w:pPr>
-      <w:r>
-        <w:rPr>
-          <w:rFonts w:ascii="Arial" w:cs="Arial" w:eastAsia="Arial" w:hAnsi="Arial"/>
-          <w:color w:val="222222"/>
-          <w:sz w:val="20"/>
-          <w:szCs w:val="20"/>
-        </w:rPr>
-        <w:t xml:space="preserve">The future seismograph project — detecting pre-event on-chain anomalies as leading indicators of geopolitical action — will build directly on this type of contract-level analysis. The specific extension:</w:t>
-      </w:r>
-    </w:p>
-    <w:p>
-      <w:pPr>
-        <w:spacing w:after="80" w:before="80"/>
-      </w:pPr>
-      <w:r>
-        <w:t xml:space="preserve"/>
-      </w:r>
-    </w:p>
-    <w:p>
-      <w:pPr>
-        <w:spacing w:after="60" w:before="60"/>
         <w:ind w:left="360"/>
       </w:pPr>
       <w:r>
@@ -6253,7 +6241,7 @@
           <w:sz w:val="20"/>
           <w:szCs w:val="20"/>
         </w:rPr>
-        <w:t xml:space="preserve"> — compare contract-initiated transfer counts and volumes against the 30-day rolling average</w:t>
+        <w:t xml:space="preserve"> — compare contract-initiated transfer counts against the 30-day rolling average</w:t>
       </w:r>
     </w:p>
     <w:p>
@@ -6345,7 +6333,7 @@
           <w:sz w:val="20"/>
           <w:szCs w:val="20"/>
         </w:rPr>
-        <w:t xml:space="preserve">This pipeline transforms the event study completed in Stage 3 into a forward-looking detection system. The contract-level view is essential because institutional actors move capital through smart contracts — not through simple wallet-to-wallet transfers. High gas complexity in a pre-event window is a signal that automated institutional logic was executing. That is the seismograph reading.</w:t>
+        <w:t xml:space="preserve">High gas complexity in a pre-event window is a signal that automated institutional logic was executing. That is the seismograph reading.</w:t>
       </w:r>
     </w:p>
     <w:p>
@@ -6375,28 +6363,6 @@
           <w:szCs w:val="32"/>
         </w:rPr>
         <w:t xml:space="preserve">6. Program Completion</w:t>
-      </w:r>
-    </w:p>
-    <w:p>
-      <w:pPr>
-        <w:spacing w:after="60" w:before="60"/>
-      </w:pPr>
-      <w:r>
-        <w:rPr>
-          <w:rFonts w:ascii="Arial" w:cs="Arial" w:eastAsia="Arial" w:hAnsi="Arial"/>
-          <w:color w:val="222222"/>
-          <w:sz w:val="20"/>
-          <w:szCs w:val="20"/>
-        </w:rPr>
-        <w:t xml:space="preserve">Completing Stage 4 marks the end of the Blockchain Payments Self-Study Program. The table below summarizes what has been built across all four stages:</w:t>
-      </w:r>
-    </w:p>
-    <w:p>
-      <w:pPr>
-        <w:spacing w:after="80" w:before="80"/>
-      </w:pPr>
-      <w:r>
-        <w:t xml:space="preserve"/>
       </w:r>
     </w:p>
     <w:tbl>
@@ -6684,7 +6650,7 @@
                 <w:sz w:val="18"/>
                 <w:szCs w:val="18"/>
               </w:rPr>
-              <w:t xml:space="preserve">Query 10: USDC payment volume collapsed 66% on October 7, 2023 — first documented connection between this conflict event and on-chain payment behavior</w:t>
+              <w:t xml:space="preserve">Query 10: USDC payment volume collapsed 66% on October 7, 2023</w:t>
             </w:r>
           </w:p>
         </w:tc>
@@ -6950,16 +6916,16 @@
           <w:sz w:val="20"/>
           <w:szCs w:val="20"/>
         </w:rPr>
-        <w:t xml:space="preserve">Can read hex addresses and values</w:t>
-      </w:r>
-      <w:r>
-        <w:rPr>
-          <w:rFonts w:ascii="Arial" w:cs="Arial" w:eastAsia="Arial" w:hAnsi="Arial"/>
-          <w:color w:val="222222"/>
-          <w:sz w:val="20"/>
-          <w:szCs w:val="20"/>
-        </w:rPr>
-        <w:t xml:space="preserve"> — understands the pair rule and uses Python for conversion</w:t>
+        <w:t xml:space="preserve">Can explain what a hashing function is</w:t>
+      </w:r>
+      <w:r>
+        <w:rPr>
+          <w:rFonts w:ascii="Arial" w:cs="Arial" w:eastAsia="Arial" w:hAnsi="Arial"/>
+          <w:color w:val="222222"/>
+          <w:sz w:val="20"/>
+          <w:szCs w:val="20"/>
+        </w:rPr>
+        <w:t xml:space="preserve"> and why blockchain uses it everywhere</w:t>
       </w:r>
     </w:p>
     <w:p>
@@ -6985,6 +6951,76 @@
           <w:sz w:val="20"/>
           <w:szCs w:val="20"/>
         </w:rPr>
+        <w:t xml:space="preserve">Can explain what keccak256 does</w:t>
+      </w:r>
+      <w:r>
+        <w:rPr>
+          <w:rFonts w:ascii="Arial" w:cs="Arial" w:eastAsia="Arial" w:hAnsi="Arial"/>
+          <w:color w:val="222222"/>
+          <w:sz w:val="20"/>
+          <w:szCs w:val="20"/>
+        </w:rPr>
+        <w:t xml:space="preserve"> and how topic0 is derived from it</w:t>
+      </w:r>
+    </w:p>
+    <w:p>
+      <w:pPr>
+        <w:spacing w:after="60" w:before="60"/>
+        <w:ind w:left="360"/>
+      </w:pPr>
+      <w:r>
+        <w:rPr>
+          <w:rFonts w:ascii="Arial" w:cs="Arial" w:eastAsia="Arial" w:hAnsi="Arial"/>
+          <w:color w:val="1A7A8A"/>
+          <w:sz w:val="20"/>
+          <w:szCs w:val="20"/>
+        </w:rPr>
+        <w:t xml:space="preserve">◆  </w:t>
+      </w:r>
+      <w:r>
+        <w:rPr>
+          <w:rFonts w:ascii="Arial" w:cs="Arial" w:eastAsia="Arial" w:hAnsi="Arial"/>
+          <w:b/>
+          <w:bCs/>
+          <w:color w:val="222222"/>
+          <w:sz w:val="20"/>
+          <w:szCs w:val="20"/>
+        </w:rPr>
+        <w:t xml:space="preserve">Can read hex addresses using the pair rule</w:t>
+      </w:r>
+      <w:r>
+        <w:rPr>
+          <w:rFonts w:ascii="Arial" w:cs="Arial" w:eastAsia="Arial" w:hAnsi="Arial"/>
+          <w:color w:val="222222"/>
+          <w:sz w:val="20"/>
+          <w:szCs w:val="20"/>
+        </w:rPr>
+        <w:t xml:space="preserve"> and convert values with Python</w:t>
+      </w:r>
+    </w:p>
+    <w:p>
+      <w:pPr>
+        <w:spacing w:after="60" w:before="60"/>
+        <w:ind w:left="360"/>
+      </w:pPr>
+      <w:r>
+        <w:rPr>
+          <w:rFonts w:ascii="Arial" w:cs="Arial" w:eastAsia="Arial" w:hAnsi="Arial"/>
+          <w:color w:val="1A7A8A"/>
+          <w:sz w:val="20"/>
+          <w:szCs w:val="20"/>
+        </w:rPr>
+        <w:t xml:space="preserve">◆  </w:t>
+      </w:r>
+      <w:r>
+        <w:rPr>
+          <w:rFonts w:ascii="Arial" w:cs="Arial" w:eastAsia="Arial" w:hAnsi="Arial"/>
+          <w:b/>
+          <w:bCs/>
+          <w:color w:val="222222"/>
+          <w:sz w:val="20"/>
+          <w:szCs w:val="20"/>
+        </w:rPr>
         <w:t xml:space="preserve">Can explain why 32-byte padding exists</w:t>
       </w:r>
       <w:r>
@@ -7020,16 +7056,16 @@
           <w:sz w:val="20"/>
           <w:szCs w:val="20"/>
         </w:rPr>
-        <w:t xml:space="preserve">Can write a Dune query against ethereum.logs</w:t>
-      </w:r>
-      <w:r>
-        <w:rPr>
-          <w:rFonts w:ascii="Arial" w:cs="Arial" w:eastAsia="Arial" w:hAnsi="Arial"/>
-          <w:color w:val="222222"/>
-          <w:sz w:val="20"/>
-          <w:szCs w:val="20"/>
-        </w:rPr>
-        <w:t xml:space="preserve"> using raw topic0 filtering</w:t>
+        <w:t xml:space="preserve">Can apply the three-step decoding process</w:t>
+      </w:r>
+      <w:r>
+        <w:rPr>
+          <w:rFonts w:ascii="Arial" w:cs="Arial" w:eastAsia="Arial" w:hAnsi="Arial"/>
+          <w:color w:val="222222"/>
+          <w:sz w:val="20"/>
+          <w:szCs w:val="20"/>
+        </w:rPr>
+        <w:t xml:space="preserve"> from Section 1.4</w:t>
       </w:r>
     </w:p>
     <w:p>
@@ -7055,16 +7091,16 @@
           <w:sz w:val="20"/>
           <w:szCs w:val="20"/>
         </w:rPr>
-        <w:t xml:space="preserve">Can explain the three-step decoding process</w:t>
-      </w:r>
-      <w:r>
-        <w:rPr>
-          <w:rFonts w:ascii="Arial" w:cs="Arial" w:eastAsia="Arial" w:hAnsi="Arial"/>
-          <w:color w:val="222222"/>
-          <w:sz w:val="20"/>
-          <w:szCs w:val="20"/>
-        </w:rPr>
-        <w:t xml:space="preserve"> from Section 1.4</w:t>
+        <w:t xml:space="preserve">Can write a raw log query on Dune</w:t>
+      </w:r>
+      <w:r>
+        <w:rPr>
+          <w:rFonts w:ascii="Arial" w:cs="Arial" w:eastAsia="Arial" w:hAnsi="Arial"/>
+          <w:color w:val="222222"/>
+          <w:sz w:val="20"/>
+          <w:szCs w:val="20"/>
+        </w:rPr>
+        <w:t xml:space="preserve"> using TO_HEX(), varbinary_to_uint256(), and topic0 filtering</w:t>
       </w:r>
     </w:p>
     <w:p>
@@ -7134,7 +7170,7 @@
           <w:sz w:val="20"/>
           <w:szCs w:val="20"/>
         </w:rPr>
-        <w:t xml:space="preserve"> as payment signals</w:t>
+        <w:t xml:space="preserve"/>
       </w:r>
     </w:p>
     <w:p>
@@ -7195,7 +7231,7 @@
           <w:sz w:val="20"/>
           <w:szCs w:val="20"/>
         </w:rPr>
-        <w:t xml:space="preserve">Capstone query run and results interpreted</w:t>
+        <w:t xml:space="preserve">Capstone query run and results verified</w:t>
       </w:r>
       <w:r>
         <w:rPr>
@@ -7310,7 +7346,7 @@
                 <w:sz w:val="18"/>
                 <w:szCs w:val="18"/>
               </w:rPr>
-              <w:t xml:space="preserve">The next project builds on everything completed here: a geopolitical early-warning system using on-chain crypto data. The hypothesis: state actors and their financial networks move capital before military action becomes public, creating detectable anomalies in on-chain data. Using the nine conflict events already documented, analyze the 72-hour pre-event windows for anomalous patterns: unusual whale transfers, USDC volume spikes, abnormal gas fee urgency, mempool fee distribution shifts, and large wallet accumulation patterns. Cross-reference with the geographic mempool propagation framework from Stage 1. The goal: a seismograph-style alert system that identifies pre-event on-chain signatures that statistically precede geopolitical escalation. Tools: Python, Dune Analytics, Blocknative API, SQLite, scipy anomaly detection.</w:t>
+              <w:t xml:space="preserve">The next project builds on everything completed here: a geopolitical early-warning system using on-chain crypto data. The hypothesis: state actors and their financial networks move capital before military action becomes public, creating detectable anomalies in on-chain data. Using the nine conflict events already documented, analyze the 72-hour pre-event windows for anomalous patterns: unusual whale transfers, USDC volume spikes, abnormal gas fee urgency, mempool fee distribution shifts, and large wallet accumulation patterns. Cross-reference with the geographic mempool propagation framework from Stage 1. Tools: Python, Dune Analytics, Blocknative API, SQLite, scipy anomaly detection.</w:t>
             </w:r>
           </w:p>
         </w:tc>
@@ -7347,28 +7383,6 @@
     </w:p>
     <w:p>
       <w:pPr>
-        <w:spacing w:after="60" w:before="60"/>
-      </w:pPr>
-      <w:r>
-        <w:rPr>
-          <w:rFonts w:ascii="Arial" w:cs="Arial" w:eastAsia="Arial" w:hAnsi="Arial"/>
-          <w:color w:val="222222"/>
-          <w:sz w:val="20"/>
-          <w:szCs w:val="20"/>
-        </w:rPr>
-        <w:t xml:space="preserve">Read the official sources for each protocol covered in this stage. Do not rely on secondary summaries.</w:t>
-      </w:r>
-    </w:p>
-    <w:p>
-      <w:pPr>
-        <w:spacing w:after="80" w:before="80"/>
-      </w:pPr>
-      <w:r>
-        <w:t xml:space="preserve"/>
-      </w:r>
-    </w:p>
-    <w:p>
-      <w:pPr>
         <w:spacing w:after="40" w:before="160"/>
       </w:pPr>
       <w:r>
@@ -7773,7 +7787,7 @@
         </w:rPr>
         <w:t xml:space="preserve">Ethereum: A next-generation smart contract and decentralized application platform. Ethereum Foundation. </w:t>
       </w:r>
-      <w:hyperlink w:history="1" r:id="rIdceuflhljitkjef3nsz7sw">
+      <w:hyperlink w:history="1" r:id="rIdognuel63fn_wloovq7leo">
         <w:r>
           <w:rPr>
             <w:rFonts w:ascii="Arial" w:cs="Arial" w:eastAsia="Arial" w:hAnsi="Arial"/>
@@ -7811,7 +7825,7 @@
         </w:rPr>
         <w:t xml:space="preserve">USDC documentation. Circle Developer Portal. </w:t>
       </w:r>
-      <w:hyperlink w:history="1" r:id="rIdfmgmvbrf9pisrgfbzuzu9">
+      <w:hyperlink w:history="1" r:id="rIdhexqmvko1_yfgpfbpyqbg">
         <w:r>
           <w:rPr>
             <w:rFonts w:ascii="Arial" w:cs="Arial" w:eastAsia="Arial" w:hAnsi="Arial"/>
@@ -7849,7 +7863,7 @@
         </w:rPr>
         <w:t xml:space="preserve">ERC-20 token standard. Ethereum Improvement Proposals. </w:t>
       </w:r>
-      <w:hyperlink w:history="1" r:id="rIdumvhjz6ogen-uyds6r5sm">
+      <w:hyperlink w:history="1" r:id="rIdew99fv29oul37bbmgpgfx">
         <w:r>
           <w:rPr>
             <w:rFonts w:ascii="Arial" w:cs="Arial" w:eastAsia="Arial" w:hAnsi="Arial"/>
@@ -7887,7 +7901,7 @@
         </w:rPr>
         <w:t xml:space="preserve">Ethereum developer documentation: Smart contracts. </w:t>
       </w:r>
-      <w:hyperlink w:history="1" r:id="rIdpr1cd2wpdw2nzcoaiqv1m">
+      <w:hyperlink w:history="1" r:id="rIdntjaj6jnlkdbf4dcujlvq">
         <w:r>
           <w:rPr>
             <w:rFonts w:ascii="Arial" w:cs="Arial" w:eastAsia="Arial" w:hAnsi="Arial"/>
@@ -7925,7 +7939,7 @@
         </w:rPr>
         <w:t xml:space="preserve">Gnosis Pay documentation. </w:t>
       </w:r>
-      <w:hyperlink w:history="1" r:id="rIdvp1hajwzuddxt_-8vfanl">
+      <w:hyperlink w:history="1" r:id="rIdlsbimdhnmejizkzr0oyh7">
         <w:r>
           <w:rPr>
             <w:rFonts w:ascii="Arial" w:cs="Arial" w:eastAsia="Arial" w:hAnsi="Arial"/>
@@ -7963,7 +7977,7 @@
         </w:rPr>
         <w:t xml:space="preserve">Gnosis Chain documentation. </w:t>
       </w:r>
-      <w:hyperlink w:history="1" r:id="rIduryaq4aelxkah2ofvak51">
+      <w:hyperlink w:history="1" r:id="rId4ipbfwep4rri7yppajy-a">
         <w:r>
           <w:rPr>
             <w:rFonts w:ascii="Arial" w:cs="Arial" w:eastAsia="Arial" w:hAnsi="Arial"/>
@@ -8001,7 +8015,7 @@
         </w:rPr>
         <w:t xml:space="preserve">EURe: Euro-backed stablecoin with e-money license. </w:t>
       </w:r>
-      <w:hyperlink w:history="1" r:id="rIdoj_iqyuxwgimmaq_qja3s">
+      <w:hyperlink w:history="1" r:id="rIdc8cf5exyjnbc960zddtek">
         <w:r>
           <w:rPr>
             <w:rFonts w:ascii="Arial" w:cs="Arial" w:eastAsia="Arial" w:hAnsi="Arial"/>
@@ -8039,7 +8053,7 @@
         </w:rPr>
         <w:t xml:space="preserve">Bitcoin: A peer-to-peer electronic cash system. </w:t>
       </w:r>
-      <w:hyperlink w:history="1" r:id="rIdsb3v9vklgfm7vnqcaa9nm">
+      <w:hyperlink w:history="1" r:id="rIdgcer5jvv06oaatt0839ul">
         <w:r>
           <w:rPr>
             <w:rFonts w:ascii="Arial" w:cs="Arial" w:eastAsia="Arial" w:hAnsi="Arial"/>
@@ -8077,7 +8091,7 @@
         </w:rPr>
         <w:t xml:space="preserve">Request Network developer documentation. </w:t>
       </w:r>
-      <w:hyperlink w:history="1" r:id="rIdf8n3ypstg_vcjlzz_oqpn">
+      <w:hyperlink w:history="1" r:id="rIdf7gkgcwviojykocgwpato">
         <w:r>
           <w:rPr>
             <w:rFonts w:ascii="Arial" w:cs="Arial" w:eastAsia="Arial" w:hAnsi="Arial"/>
@@ -8115,7 +8129,7 @@
         </w:rPr>
         <w:t xml:space="preserve">Safe smart account documentation. </w:t>
       </w:r>
-      <w:hyperlink w:history="1" r:id="rId8sxh6vzfy77xhzsbdy8ai">
+      <w:hyperlink w:history="1" r:id="rId8eva2oh11gbfgrbxco9ut">
         <w:r>
           <w:rPr>
             <w:rFonts w:ascii="Arial" w:cs="Arial" w:eastAsia="Arial" w:hAnsi="Arial"/>
